--- a/交付成果/第4轮朗读优化版/朗读优化8周版/读书会10_八正道实践_8周资料包（朗读优化版）/Word版/第1周_中道——八正道的总纲_主持人版.docx
+++ b/交付成果/第4轮朗读优化版/朗读优化8周版/读书会10_八正道实践_8周资料包（朗读优化版）/Word版/第1周_中道——八正道的总纲_主持人版.docx
@@ -4,181 +4,247 @@
   <w:body>
     <w:p>
       <w:pPr>
-        <w:spacing w:before="160" w:after="80"/>
-      </w:pPr>
-      <w:r>
-        <w:rPr>
-          <w:rFonts w:ascii="Microsoft YaHei" w:hAnsi="Microsoft YaHei" w:eastAsia="Microsoft YaHei"/>
+        <w:jc w:val="right"/>
+      </w:pPr>
+      <w:r>
+        <w:rPr>
+          <w:color w:val="888888"/>
+          <w:sz w:val="16"/>
+        </w:rPr>
+        <w:t>📅 最近更新：2026-09-26 13:15　|　第二版修订：六环节120分钟口径（静心10／共读25／分享20／讨论35／禅修15／收尾15）；共读原文标注「本周朗读段」；补心理安全三约定与禅修禁忌；静心增破冰、讨论增分层追问；第4轮朗读优化（2026-09-26）：音频转写来源的共读原文已口语化改写</w:t>
+      </w:r>
+    </w:p>
+    <w:p>
+      <w:pPr>
+        <w:jc w:val="center"/>
+      </w:pPr>
+      <w:r>
+        <w:rPr>
           <w:b/>
           <w:color w:val="1F3864"/>
-          <w:sz w:val="34"/>
-        </w:rPr>
-        <w:t>第1周：中道——八正道的总纲（主持人版）</w:t>
-      </w:r>
-    </w:p>
-    <w:p>
-      <w:pPr>
-        <w:spacing w:before="40" w:after="80"/>
-        <w:ind w:left="283"/>
-        <w:shd w:val="clear" w:color="auto" w:fill="EEF2F8"/>
+          <w:sz w:val="36"/>
+        </w:rPr>
+        <w:t>第1周：中道——八正道的总纲</w:t>
+      </w:r>
+    </w:p>
+    <w:p>
+      <w:pPr>
+        <w:ind w:left="170"/>
         <w:pBdr>
-          <w:left w:val="single" w:sz="20" w:space="6" w:color="1F3864"/>
+          <w:left w:val="single" w:sz="18" w:space="4" w:color="1F3864"/>
         </w:pBdr>
-      </w:pPr>
-      <w:r>
-        <w:rPr>
-          <w:sz w:val="20"/>
+        <w:shd w:val="clear" w:fill="F2F5FA"/>
+      </w:pPr>
+      <w:r>
+        <w:rPr>
+          <w:b w:val="0"/>
         </w:rPr>
         <w:t xml:space="preserve">⭐ </w:t>
       </w:r>
       <w:r>
         <w:rPr>
           <w:b/>
-          <w:sz w:val="20"/>
         </w:rPr>
         <w:t>本讲主持人速览</w:t>
       </w:r>
     </w:p>
     <w:p>
       <w:pPr>
-        <w:spacing w:before="40" w:after="80"/>
-        <w:ind w:left="283"/>
-        <w:shd w:val="clear" w:color="auto" w:fill="EEF2F8"/>
+        <w:ind w:left="170"/>
         <w:pBdr>
-          <w:left w:val="single" w:sz="20" w:space="6" w:color="1F3864"/>
+          <w:left w:val="single" w:sz="18" w:space="4" w:color="1F3864"/>
         </w:pBdr>
-      </w:pPr>
-      <w:r>
-        <w:rPr>
-          <w:sz w:val="20"/>
+        <w:shd w:val="clear" w:fill="F2F5FA"/>
+      </w:pPr>
+      <w:r>
+        <w:rPr>
+          <w:b w:val="0"/>
         </w:rPr>
         <w:t>你不是老师，你是流程的守护者。你的任务不是「讲懂八正道」，而是：让原文被完整读出来、让每位愿意开口的人有机会说话、让环节按时切换。本周是《八正道实践》八周的开篇，佛陀成道后的第一场开示《转法轮经》就是本讲的共读文本——你只需要稳稳地把「两种极端→中道→中道即八支圣道」这条线索走完。</w:t>
       </w:r>
     </w:p>
     <w:p>
       <w:pPr>
-        <w:spacing w:before="40" w:after="80"/>
-        <w:ind w:left="283"/>
-        <w:shd w:val="clear" w:color="auto" w:fill="EEF2F8"/>
+        <w:ind w:left="170"/>
         <w:pBdr>
-          <w:left w:val="single" w:sz="20" w:space="6" w:color="1F3864"/>
+          <w:left w:val="single" w:sz="18" w:space="4" w:color="1F3864"/>
         </w:pBdr>
+        <w:shd w:val="clear" w:fill="F2F5FA"/>
       </w:pPr>
       <w:r>
         <w:rPr>
           <w:b/>
-          <w:sz w:val="20"/>
         </w:rPr>
         <w:t>今晚只需要记住的三句话（全部来自共读原文，随时可回）</w:t>
       </w:r>
-      <w:r>
-        <w:rPr>
-          <w:sz w:val="20"/>
-        </w:rPr>
-        <w:t xml:space="preserve"> 1. 佛陀说有两种极端是出家人所不应当从事的——一种是沉迷于感官享乐，另一种是自我折磨的苦行； 2. 借着避免这两种极端，如来实践中道；此中道引生彻见、引生真知，通向寂静、胜智、正觉、涅盘； 3. 这条中道不是抽象的「适度」或折中，它就是八圣道分——正见、正思惟、正语、正业、正命、正精进、正念、正定，也是本系列八周逐支展开的主线。</w:t>
-      </w:r>
-    </w:p>
-    <w:p>
-      <w:pPr>
-        <w:spacing w:before="40" w:after="80"/>
-        <w:ind w:left="283"/>
-        <w:shd w:val="clear" w:color="auto" w:fill="EEF2F8"/>
+    </w:p>
+    <w:p>
+      <w:pPr>
+        <w:ind w:left="170"/>
         <w:pBdr>
-          <w:left w:val="single" w:sz="20" w:space="6" w:color="1F3864"/>
+          <w:left w:val="single" w:sz="18" w:space="4" w:color="1F3864"/>
         </w:pBdr>
-      </w:pPr>
-      <w:r>
-        <w:rPr>
-          <w:sz w:val="20"/>
+        <w:shd w:val="clear" w:fill="F2F5FA"/>
+      </w:pPr>
+      <w:r>
+        <w:rPr>
+          <w:b w:val="0"/>
+        </w:rPr>
+        <w:t>1. 佛陀说有两种极端是出家人所不应当从事的——一种是沉迷于感官享乐，另一种是自我折磨的苦行；</w:t>
+      </w:r>
+    </w:p>
+    <w:p>
+      <w:pPr>
+        <w:ind w:left="170"/>
+        <w:pBdr>
+          <w:left w:val="single" w:sz="18" w:space="4" w:color="1F3864"/>
+        </w:pBdr>
+        <w:shd w:val="clear" w:fill="F2F5FA"/>
+      </w:pPr>
+      <w:r>
+        <w:rPr>
+          <w:b w:val="0"/>
+        </w:rPr>
+        <w:t>2. 借着避免这两种极端，如来实践中道；此中道引生彻见、引生真知，通向寂静、胜智、正觉、涅盘；</w:t>
+      </w:r>
+    </w:p>
+    <w:p>
+      <w:pPr>
+        <w:ind w:left="170"/>
+        <w:pBdr>
+          <w:left w:val="single" w:sz="18" w:space="4" w:color="1F3864"/>
+        </w:pBdr>
+        <w:shd w:val="clear" w:fill="F2F5FA"/>
+      </w:pPr>
+      <w:r>
+        <w:rPr>
+          <w:b w:val="0"/>
+        </w:rPr>
+        <w:t>3. 这条中道不是抽象的「适度」或折中，它就是八圣道分——正见、正思惟、正语、正业、正命、正精进、正念、正定，也是本系列八周逐支展开的主线。</w:t>
+      </w:r>
+    </w:p>
+    <w:p>
+      <w:pPr>
+        <w:ind w:left="170"/>
+        <w:pBdr>
+          <w:left w:val="single" w:sz="18" w:space="4" w:color="1F3864"/>
+        </w:pBdr>
+        <w:shd w:val="clear" w:fill="F2F5FA"/>
+      </w:pPr>
+      <w:r>
+        <w:rPr>
+          <w:b w:val="0"/>
         </w:rPr>
         <w:t>成员提任何问题，都可以先回到这三句，再回到原文；你不需要当场给出「更高的解释」。</w:t>
       </w:r>
     </w:p>
     <w:p>
       <w:pPr>
-        <w:spacing w:before="40" w:after="80"/>
-        <w:ind w:left="283"/>
-        <w:shd w:val="clear" w:color="auto" w:fill="EEF2F8"/>
+        <w:ind w:left="170"/>
         <w:pBdr>
-          <w:left w:val="single" w:sz="20" w:space="6" w:color="1F3864"/>
+          <w:left w:val="single" w:sz="18" w:space="4" w:color="1F3864"/>
         </w:pBdr>
+        <w:shd w:val="clear" w:fill="F2F5FA"/>
       </w:pPr>
       <w:r>
         <w:rPr>
           <w:b/>
-          <w:sz w:val="20"/>
         </w:rPr>
         <w:t>本周容易出错的三个时刻（主持人预演用）</w:t>
       </w:r>
     </w:p>
     <w:p>
       <w:pPr>
-        <w:spacing w:before="40" w:after="80"/>
-        <w:ind w:left="283"/>
-        <w:shd w:val="clear" w:color="auto" w:fill="EEF2F8"/>
+        <w:ind w:left="170"/>
         <w:pBdr>
-          <w:left w:val="single" w:sz="20" w:space="6" w:color="1F3864"/>
+          <w:left w:val="single" w:sz="18" w:space="4" w:color="1F3864"/>
         </w:pBdr>
-      </w:pPr>
-      <w:r>
-        <w:rPr>
-          <w:sz w:val="20"/>
+        <w:shd w:val="clear" w:fill="F2F5FA"/>
+      </w:pPr>
+      <w:r>
+        <w:rPr>
+          <w:b w:val="0"/>
         </w:rPr>
         <w:t xml:space="preserve">1. </w:t>
       </w:r>
       <w:r>
         <w:rPr>
           <w:b/>
-          <w:sz w:val="20"/>
         </w:rPr>
         <w:t>破冰冷场</w:t>
       </w:r>
       <w:r>
         <w:rPr>
-          <w:sz w:val="20"/>
-        </w:rPr>
-        <w:t xml:space="preserve">：第一聚的「为什么来」可能没人抢答。应对：主持人先答自己的（说真话，一句即可——「我也是被长者朋友劝来的」这类真实感开场比漂亮话更破冰），然后点名顺序从坐姿最放松、表情最友善的成员开始，而不是从最像「老修行」的人开始；仍冷则切换「每人说一个词」模式，30秒内完成，绝不恋战。 2. </w:t>
+          <w:b w:val="0"/>
+        </w:rPr>
+        <w:t>：第一聚的「为什么来」可能没人抢答。应对：主持人先答自己的（说真话，一句即可——「我也是被长者朋友劝来的」这类真实感开场比漂亮话更破冰），然后点名顺序从坐姿最放松、表情最友善的成员开始，而不是从最像「老修行」的人开始；仍冷则切换「每人说一个词」模式，30秒内完成，绝不恋战。</w:t>
+      </w:r>
+    </w:p>
+    <w:p>
+      <w:pPr>
+        <w:ind w:left="170"/>
+        <w:pBdr>
+          <w:left w:val="single" w:sz="18" w:space="4" w:color="1F3864"/>
+        </w:pBdr>
+        <w:shd w:val="clear" w:fill="F2F5FA"/>
+      </w:pPr>
+      <w:r>
+        <w:rPr>
+          <w:b w:val="0"/>
+        </w:rPr>
+        <w:t xml:space="preserve">2. </w:t>
       </w:r>
       <w:r>
         <w:rPr>
           <w:b/>
-          <w:sz w:val="20"/>
         </w:rPr>
         <w:t>共读节奏失控</w:t>
       </w:r>
       <w:r>
         <w:rPr>
-          <w:sz w:val="20"/>
-        </w:rPr>
-        <w:t xml:space="preserve">：材料①小节多（①-1至①-12），新主持人容易在四圣谛◈扩展段逐句解释而拖慢全队。应对：告诉自己「我的声音只出现在⚠️操作行与段间过渡」，四圣谛详文（①-7/①-8/①-9）默认通读不解释——成员的疑问让他们写下来留到讨论；真正卡住时用一句「这段是本周的风景，下周与读书09还会经过」即可翻页。 3. </w:t>
+          <w:b w:val="0"/>
+        </w:rPr>
+        <w:t>：材料①小节多（①-1至①-12），新主持人容易在四圣谛◈扩展段逐句解释而拖慢全队。应对：告诉自己「我的声音只出现在⚠️操作行与段间过渡」，四圣谛详文（①-7/①-8/①-9）默认通读不解释——成员的疑问让他们写下来留到讨论；真正卡住时用一句「这段是本周的风景，下周与读书09还会经过」即可翻页。</w:t>
+      </w:r>
+    </w:p>
+    <w:p>
+      <w:pPr>
+        <w:ind w:left="170"/>
+        <w:pBdr>
+          <w:left w:val="single" w:sz="18" w:space="4" w:color="1F3864"/>
+        </w:pBdr>
+        <w:shd w:val="clear" w:fill="F2F5FA"/>
+      </w:pPr>
+      <w:r>
+        <w:rPr>
+          <w:b w:val="0"/>
+        </w:rPr>
+        <w:t xml:space="preserve">3. </w:t>
       </w:r>
       <w:r>
         <w:rPr>
           <w:b/>
-          <w:sz w:val="20"/>
         </w:rPr>
         <w:t>把收尾做成「第二场讨论」</w:t>
       </w:r>
       <w:r>
         <w:rPr>
-          <w:sz w:val="20"/>
+          <w:b w:val="0"/>
         </w:rPr>
         <w:t>：总结引导语读完后，常有成员意犹未尽抛出新问题。应对：温和定锚——「好问题，写在我这里（白板一角），第6周或第7周正好会碰到」；确保回向词在整点前完整领读完毕，散会不迟到是对所有成员的护念。</w:t>
       </w:r>
     </w:p>
     <w:p>
       <w:pPr>
-        <w:spacing w:before="40" w:after="80"/>
-        <w:ind w:left="283"/>
-        <w:shd w:val="clear" w:color="auto" w:fill="EEF2F8"/>
+        <w:ind w:left="170"/>
         <w:pBdr>
-          <w:left w:val="single" w:sz="20" w:space="6" w:color="1F3864"/>
+          <w:left w:val="single" w:sz="18" w:space="4" w:color="1F3864"/>
         </w:pBdr>
+        <w:shd w:val="clear" w:fill="F2F5FA"/>
       </w:pPr>
       <w:r>
         <w:rPr>
           <w:b/>
-          <w:sz w:val="20"/>
         </w:rPr>
         <w:t>本讲两份材料速览</w:t>
       </w:r>
@@ -187,7 +253,6 @@
       <w:tblPr>
         <w:tblStyle w:val="TableGrid"/>
         <w:tblW w:type="auto" w:w="0"/>
-        <w:jc w:val="center"/>
         <w:tblLook w:firstColumn="1" w:firstRow="1" w:lastColumn="0" w:lastRow="0" w:noHBand="0" w:noVBand="1" w:val="04A0"/>
       </w:tblPr>
       <w:tblGrid>
@@ -199,17 +264,20 @@
         <w:tc>
           <w:tcPr>
             <w:tcW w:type="dxa" w:w="3213"/>
-            <w:shd w:val="clear" w:color="auto" w:fill="1F3864"/>
+            <w:shd w:val="clear" w:fill="1F3864"/>
           </w:tcPr>
           <w:p>
-            <w:pPr>
-              <w:spacing w:after="20"/>
-            </w:pPr>
             <w:r>
               <w:rPr>
-                <w:b/>
                 <w:color w:val="FFFFFF"/>
-                <w:sz w:val="19"/>
+                <w:sz w:val="18"/>
+              </w:rPr>
+            </w:r>
+            <w:r>
+              <w:rPr>
+                <w:b w:val="0"/>
+                <w:color w:val="FFFFFF"/>
+                <w:sz w:val="18"/>
               </w:rPr>
               <w:t>材料</w:t>
             </w:r>
@@ -218,17 +286,20 @@
         <w:tc>
           <w:tcPr>
             <w:tcW w:type="dxa" w:w="3213"/>
-            <w:shd w:val="clear" w:color="auto" w:fill="1F3864"/>
+            <w:shd w:val="clear" w:fill="1F3864"/>
           </w:tcPr>
           <w:p>
-            <w:pPr>
-              <w:spacing w:after="20"/>
-            </w:pPr>
             <w:r>
               <w:rPr>
-                <w:b/>
                 <w:color w:val="FFFFFF"/>
-                <w:sz w:val="19"/>
+                <w:sz w:val="18"/>
+              </w:rPr>
+            </w:r>
+            <w:r>
+              <w:rPr>
+                <w:b w:val="0"/>
+                <w:color w:val="FFFFFF"/>
+                <w:sz w:val="18"/>
               </w:rPr>
               <w:t>定位</w:t>
             </w:r>
@@ -237,17 +308,20 @@
         <w:tc>
           <w:tcPr>
             <w:tcW w:type="dxa" w:w="3213"/>
-            <w:shd w:val="clear" w:color="auto" w:fill="1F3864"/>
+            <w:shd w:val="clear" w:fill="1F3864"/>
           </w:tcPr>
           <w:p>
-            <w:pPr>
-              <w:spacing w:after="20"/>
-            </w:pPr>
             <w:r>
               <w:rPr>
-                <w:b/>
                 <w:color w:val="FFFFFF"/>
-                <w:sz w:val="19"/>
+                <w:sz w:val="18"/>
+              </w:rPr>
+            </w:r>
+            <w:r>
+              <w:rPr>
+                <w:b w:val="0"/>
+                <w:color w:val="FFFFFF"/>
+                <w:sz w:val="18"/>
               </w:rPr>
               <w:t>在共读节的位置</w:t>
             </w:r>
@@ -260,12 +334,15 @@
             <w:tcW w:type="dxa" w:w="3213"/>
           </w:tcPr>
           <w:p>
-            <w:pPr>
-              <w:spacing w:after="20"/>
-            </w:pPr>
             <w:r>
               <w:rPr>
-                <w:sz w:val="19"/>
+                <w:sz w:val="18"/>
+              </w:rPr>
+            </w:r>
+            <w:r>
+              <w:rPr>
+                <w:b w:val="0"/>
+                <w:sz w:val="18"/>
               </w:rPr>
               <w:t>①《转正法x轮.doc》（word）</w:t>
             </w:r>
@@ -276,12 +353,15 @@
             <w:tcW w:type="dxa" w:w="3213"/>
           </w:tcPr>
           <w:p>
-            <w:pPr>
-              <w:spacing w:after="20"/>
-            </w:pPr>
             <w:r>
               <w:rPr>
-                <w:sz w:val="19"/>
+                <w:sz w:val="18"/>
+              </w:rPr>
+            </w:r>
+            <w:r>
+              <w:rPr>
+                <w:b w:val="0"/>
+                <w:sz w:val="18"/>
               </w:rPr>
               <w:t>主材料：《转法轮经》初转法轮、中道章（远离纵欲与苦行两极）、中道即八支圣道</w:t>
             </w:r>
@@ -292,12 +372,15 @@
             <w:tcW w:type="dxa" w:w="3213"/>
           </w:tcPr>
           <w:p>
-            <w:pPr>
-              <w:spacing w:after="20"/>
-            </w:pPr>
             <w:r>
               <w:rPr>
-                <w:sz w:val="19"/>
+                <w:sz w:val="18"/>
+              </w:rPr>
+            </w:r>
+            <w:r>
+              <w:rPr>
+                <w:b w:val="0"/>
+                <w:sz w:val="18"/>
               </w:rPr>
               <w:t>共读主体：①-1 至 ①-12</w:t>
             </w:r>
@@ -308,15 +391,18 @@
         <w:tc>
           <w:tcPr>
             <w:tcW w:type="dxa" w:w="3213"/>
-            <w:shd w:val="clear" w:color="auto" w:fill="F2F2F2"/>
+            <w:shd w:val="clear" w:fill="F2F5FA"/>
           </w:tcPr>
           <w:p>
-            <w:pPr>
-              <w:spacing w:after="20"/>
-            </w:pPr>
             <w:r>
               <w:rPr>
-                <w:sz w:val="19"/>
+                <w:sz w:val="18"/>
+              </w:rPr>
+            </w:r>
+            <w:r>
+              <w:rPr>
+                <w:b w:val="0"/>
+                <w:sz w:val="18"/>
               </w:rPr>
               <w:t>②《05 三十七菩提分.doc》（word）</w:t>
             </w:r>
@@ -325,15 +411,18 @@
         <w:tc>
           <w:tcPr>
             <w:tcW w:type="dxa" w:w="3213"/>
-            <w:shd w:val="clear" w:color="auto" w:fill="F2F2F2"/>
+            <w:shd w:val="clear" w:fill="F2F5FA"/>
           </w:tcPr>
           <w:p>
-            <w:pPr>
-              <w:spacing w:after="20"/>
-            </w:pPr>
             <w:r>
               <w:rPr>
-                <w:sz w:val="19"/>
+                <w:sz w:val="18"/>
+              </w:rPr>
+            </w:r>
+            <w:r>
+              <w:rPr>
+                <w:b w:val="0"/>
+                <w:sz w:val="18"/>
               </w:rPr>
               <w:t>主材料二：三十七道品七组总纲、八道支归属概览（第8周复用同一文件，本周只取总纲段）</w:t>
             </w:r>
@@ -342,15 +431,18 @@
         <w:tc>
           <w:tcPr>
             <w:tcW w:type="dxa" w:w="3213"/>
-            <w:shd w:val="clear" w:color="auto" w:fill="F2F2F2"/>
+            <w:shd w:val="clear" w:fill="F2F5FA"/>
           </w:tcPr>
           <w:p>
-            <w:pPr>
-              <w:spacing w:after="20"/>
-            </w:pPr>
             <w:r>
               <w:rPr>
-                <w:sz w:val="19"/>
+                <w:sz w:val="18"/>
+              </w:rPr>
+            </w:r>
+            <w:r>
+              <w:rPr>
+                <w:b w:val="0"/>
+                <w:sz w:val="18"/>
               </w:rPr>
               <w:t>收束共读：②-1</w:t>
             </w:r>
@@ -361,7 +453,7 @@
     <w:p>
       <w:r>
         <w:rPr>
-          <w:sz w:val="21"/>
+          <w:b w:val="0"/>
         </w:rPr>
         <w:t>（材料①是今晚的经文主体，材料②是收束时的地图——顺序固定，请勿对调。）</w:t>
       </w:r>
@@ -370,7 +462,6 @@
       <w:tblPr>
         <w:tblStyle w:val="TableGrid"/>
         <w:tblW w:type="auto" w:w="0"/>
-        <w:jc w:val="center"/>
         <w:tblLook w:firstColumn="1" w:firstRow="1" w:lastColumn="0" w:lastRow="0" w:noHBand="0" w:noVBand="1" w:val="04A0"/>
       </w:tblPr>
       <w:tblGrid>
@@ -383,17 +474,20 @@
         <w:tc>
           <w:tcPr>
             <w:tcW w:type="dxa" w:w="2409"/>
-            <w:shd w:val="clear" w:color="auto" w:fill="1F3864"/>
+            <w:shd w:val="clear" w:fill="1F3864"/>
           </w:tcPr>
           <w:p>
-            <w:pPr>
-              <w:spacing w:after="20"/>
-            </w:pPr>
             <w:r>
               <w:rPr>
-                <w:b/>
                 <w:color w:val="FFFFFF"/>
-                <w:sz w:val="19"/>
+                <w:sz w:val="18"/>
+              </w:rPr>
+            </w:r>
+            <w:r>
+              <w:rPr>
+                <w:b w:val="0"/>
+                <w:color w:val="FFFFFF"/>
+                <w:sz w:val="18"/>
               </w:rPr>
               <w:t>环节</w:t>
             </w:r>
@@ -402,17 +496,20 @@
         <w:tc>
           <w:tcPr>
             <w:tcW w:type="dxa" w:w="2409"/>
-            <w:shd w:val="clear" w:color="auto" w:fill="1F3864"/>
+            <w:shd w:val="clear" w:fill="1F3864"/>
           </w:tcPr>
           <w:p>
-            <w:pPr>
-              <w:spacing w:after="20"/>
-            </w:pPr>
             <w:r>
               <w:rPr>
-                <w:b/>
                 <w:color w:val="FFFFFF"/>
-                <w:sz w:val="19"/>
+                <w:sz w:val="18"/>
+              </w:rPr>
+            </w:r>
+            <w:r>
+              <w:rPr>
+                <w:b w:val="0"/>
+                <w:color w:val="FFFFFF"/>
+                <w:sz w:val="18"/>
               </w:rPr>
               <w:t>标准时长</w:t>
             </w:r>
@@ -421,17 +518,20 @@
         <w:tc>
           <w:tcPr>
             <w:tcW w:type="dxa" w:w="2409"/>
-            <w:shd w:val="clear" w:color="auto" w:fill="1F3864"/>
+            <w:shd w:val="clear" w:fill="1F3864"/>
           </w:tcPr>
           <w:p>
-            <w:pPr>
-              <w:spacing w:after="20"/>
-            </w:pPr>
             <w:r>
               <w:rPr>
-                <w:b/>
                 <w:color w:val="FFFFFF"/>
-                <w:sz w:val="19"/>
+                <w:sz w:val="18"/>
+              </w:rPr>
+            </w:r>
+            <w:r>
+              <w:rPr>
+                <w:b w:val="0"/>
+                <w:color w:val="FFFFFF"/>
+                <w:sz w:val="18"/>
               </w:rPr>
               <w:t>时间不够怎么办</w:t>
             </w:r>
@@ -440,17 +540,20 @@
         <w:tc>
           <w:tcPr>
             <w:tcW w:type="dxa" w:w="2409"/>
-            <w:shd w:val="clear" w:color="auto" w:fill="1F3864"/>
+            <w:shd w:val="clear" w:fill="1F3864"/>
           </w:tcPr>
           <w:p>
-            <w:pPr>
-              <w:spacing w:after="20"/>
-            </w:pPr>
             <w:r>
               <w:rPr>
-                <w:b/>
                 <w:color w:val="FFFFFF"/>
-                <w:sz w:val="19"/>
+                <w:sz w:val="18"/>
+              </w:rPr>
+            </w:r>
+            <w:r>
+              <w:rPr>
+                <w:b w:val="0"/>
+                <w:color w:val="FFFFFF"/>
+                <w:sz w:val="18"/>
               </w:rPr>
               <w:t>时间富余怎么办</w:t>
             </w:r>
@@ -463,12 +566,15 @@
             <w:tcW w:type="dxa" w:w="2409"/>
           </w:tcPr>
           <w:p>
-            <w:pPr>
-              <w:spacing w:after="20"/>
-            </w:pPr>
             <w:r>
               <w:rPr>
-                <w:sz w:val="19"/>
+                <w:sz w:val="18"/>
+              </w:rPr>
+            </w:r>
+            <w:r>
+              <w:rPr>
+                <w:b w:val="0"/>
+                <w:sz w:val="18"/>
               </w:rPr>
               <w:t>🧘 静心开场</w:t>
             </w:r>
@@ -479,12 +585,15 @@
             <w:tcW w:type="dxa" w:w="2409"/>
           </w:tcPr>
           <w:p>
-            <w:pPr>
-              <w:spacing w:after="20"/>
-            </w:pPr>
             <w:r>
               <w:rPr>
-                <w:sz w:val="19"/>
+                <w:sz w:val="18"/>
+              </w:rPr>
+            </w:r>
+            <w:r>
+              <w:rPr>
+                <w:b w:val="0"/>
+                <w:sz w:val="18"/>
               </w:rPr>
               <w:t>10 min</w:t>
             </w:r>
@@ -495,12 +604,15 @@
             <w:tcW w:type="dxa" w:w="2409"/>
           </w:tcPr>
           <w:p>
-            <w:pPr>
-              <w:spacing w:after="20"/>
-            </w:pPr>
             <w:r>
               <w:rPr>
-                <w:sz w:val="19"/>
+                <w:sz w:val="18"/>
+              </w:rPr>
+            </w:r>
+            <w:r>
+              <w:rPr>
+                <w:b w:val="0"/>
+                <w:sz w:val="18"/>
               </w:rPr>
               <w:t>引导语压缩至3句，静坐保留</w:t>
             </w:r>
@@ -511,12 +623,15 @@
             <w:tcW w:type="dxa" w:w="2409"/>
           </w:tcPr>
           <w:p>
-            <w:pPr>
-              <w:spacing w:after="20"/>
-            </w:pPr>
             <w:r>
               <w:rPr>
-                <w:sz w:val="19"/>
+                <w:sz w:val="18"/>
+              </w:rPr>
+            </w:r>
+            <w:r>
+              <w:rPr>
+                <w:b w:val="0"/>
+                <w:sz w:val="18"/>
               </w:rPr>
               <w:t>静坐后加1分钟身姿调整提醒</w:t>
             </w:r>
@@ -527,15 +642,18 @@
         <w:tc>
           <w:tcPr>
             <w:tcW w:type="dxa" w:w="2409"/>
-            <w:shd w:val="clear" w:color="auto" w:fill="F2F2F2"/>
+            <w:shd w:val="clear" w:fill="F2F5FA"/>
           </w:tcPr>
           <w:p>
-            <w:pPr>
-              <w:spacing w:after="20"/>
-            </w:pPr>
             <w:r>
               <w:rPr>
-                <w:sz w:val="19"/>
+                <w:sz w:val="18"/>
+              </w:rPr>
+            </w:r>
+            <w:r>
+              <w:rPr>
+                <w:b w:val="0"/>
+                <w:sz w:val="18"/>
               </w:rPr>
               <w:t>📖 共读原文</w:t>
             </w:r>
@@ -544,15 +662,18 @@
         <w:tc>
           <w:tcPr>
             <w:tcW w:type="dxa" w:w="2409"/>
-            <w:shd w:val="clear" w:color="auto" w:fill="F2F2F2"/>
+            <w:shd w:val="clear" w:fill="F2F5FA"/>
           </w:tcPr>
           <w:p>
-            <w:pPr>
-              <w:spacing w:after="20"/>
-            </w:pPr>
             <w:r>
               <w:rPr>
-                <w:sz w:val="19"/>
+                <w:sz w:val="18"/>
+              </w:rPr>
+            </w:r>
+            <w:r>
+              <w:rPr>
+                <w:b w:val="0"/>
+                <w:sz w:val="18"/>
               </w:rPr>
               <w:t>25 min</w:t>
             </w:r>
@@ -561,15 +682,18 @@
         <w:tc>
           <w:tcPr>
             <w:tcW w:type="dxa" w:w="2409"/>
-            <w:shd w:val="clear" w:color="auto" w:fill="F2F2F2"/>
+            <w:shd w:val="clear" w:fill="F2F5FA"/>
           </w:tcPr>
           <w:p>
-            <w:pPr>
-              <w:spacing w:after="20"/>
-            </w:pPr>
             <w:r>
               <w:rPr>
-                <w:sz w:val="19"/>
+                <w:sz w:val="18"/>
+              </w:rPr>
+            </w:r>
+            <w:r>
+              <w:rPr>
+                <w:b w:val="0"/>
+                <w:sz w:val="18"/>
               </w:rPr>
               <w:t>★核心段（两极/中道/八支）必读，◈扩展段（四圣谛详文、补录两段）整段跳读</w:t>
             </w:r>
@@ -578,15 +702,18 @@
         <w:tc>
           <w:tcPr>
             <w:tcW w:type="dxa" w:w="2409"/>
-            <w:shd w:val="clear" w:color="auto" w:fill="F2F2F2"/>
+            <w:shd w:val="clear" w:fill="F2F5FA"/>
           </w:tcPr>
           <w:p>
-            <w:pPr>
-              <w:spacing w:after="20"/>
-            </w:pPr>
             <w:r>
               <w:rPr>
-                <w:sz w:val="19"/>
+                <w:sz w:val="18"/>
+              </w:rPr>
+            </w:r>
+            <w:r>
+              <w:rPr>
+                <w:b w:val="0"/>
+                <w:sz w:val="18"/>
               </w:rPr>
               <w:t>补读◈扩展段①-11或①-12</w:t>
             </w:r>
@@ -599,12 +726,15 @@
             <w:tcW w:type="dxa" w:w="2409"/>
           </w:tcPr>
           <w:p>
-            <w:pPr>
-              <w:spacing w:after="20"/>
-            </w:pPr>
             <w:r>
               <w:rPr>
-                <w:sz w:val="19"/>
+                <w:sz w:val="18"/>
+              </w:rPr>
+            </w:r>
+            <w:r>
+              <w:rPr>
+                <w:b w:val="0"/>
+                <w:sz w:val="18"/>
               </w:rPr>
               <w:t>💬 第一轮分享</w:t>
             </w:r>
@@ -615,12 +745,15 @@
             <w:tcW w:type="dxa" w:w="2409"/>
           </w:tcPr>
           <w:p>
-            <w:pPr>
-              <w:spacing w:after="20"/>
-            </w:pPr>
             <w:r>
               <w:rPr>
-                <w:sz w:val="19"/>
+                <w:sz w:val="18"/>
+              </w:rPr>
+            </w:r>
+            <w:r>
+              <w:rPr>
+                <w:b w:val="0"/>
+                <w:sz w:val="18"/>
               </w:rPr>
               <w:t>20 min</w:t>
             </w:r>
@@ -631,12 +764,15 @@
             <w:tcW w:type="dxa" w:w="2409"/>
           </w:tcPr>
           <w:p>
-            <w:pPr>
-              <w:spacing w:after="20"/>
-            </w:pPr>
             <w:r>
               <w:rPr>
-                <w:sz w:val="19"/>
+                <w:sz w:val="18"/>
+              </w:rPr>
+            </w:r>
+            <w:r>
+              <w:rPr>
+                <w:b w:val="0"/>
+                <w:sz w:val="18"/>
               </w:rPr>
               <w:t>每人1轮、每人90秒，起手问题只出1个</w:t>
             </w:r>
@@ -647,12 +783,15 @@
             <w:tcW w:type="dxa" w:w="2409"/>
           </w:tcPr>
           <w:p>
-            <w:pPr>
-              <w:spacing w:after="20"/>
-            </w:pPr>
             <w:r>
               <w:rPr>
-                <w:sz w:val="19"/>
+                <w:sz w:val="18"/>
+              </w:rPr>
+            </w:r>
+            <w:r>
+              <w:rPr>
+                <w:b w:val="0"/>
+                <w:sz w:val="18"/>
               </w:rPr>
               <w:t>出满3个起手问题，可二轮自愿</w:t>
             </w:r>
@@ -663,15 +802,18 @@
         <w:tc>
           <w:tcPr>
             <w:tcW w:type="dxa" w:w="2409"/>
-            <w:shd w:val="clear" w:color="auto" w:fill="F2F2F2"/>
+            <w:shd w:val="clear" w:fill="F2F5FA"/>
           </w:tcPr>
           <w:p>
-            <w:pPr>
-              <w:spacing w:after="20"/>
-            </w:pPr>
             <w:r>
               <w:rPr>
-                <w:sz w:val="19"/>
+                <w:sz w:val="18"/>
+              </w:rPr>
+            </w:r>
+            <w:r>
+              <w:rPr>
+                <w:b w:val="0"/>
+                <w:sz w:val="18"/>
               </w:rPr>
               <w:t>🎯 主题讨论</w:t>
             </w:r>
@@ -680,15 +822,18 @@
         <w:tc>
           <w:tcPr>
             <w:tcW w:type="dxa" w:w="2409"/>
-            <w:shd w:val="clear" w:color="auto" w:fill="F2F2F2"/>
+            <w:shd w:val="clear" w:fill="F2F5FA"/>
           </w:tcPr>
           <w:p>
-            <w:pPr>
-              <w:spacing w:after="20"/>
-            </w:pPr>
             <w:r>
               <w:rPr>
-                <w:sz w:val="19"/>
+                <w:sz w:val="18"/>
+              </w:rPr>
+            </w:r>
+            <w:r>
+              <w:rPr>
+                <w:b w:val="0"/>
+                <w:sz w:val="18"/>
               </w:rPr>
               <w:t>35 min</w:t>
             </w:r>
@@ -697,15 +842,18 @@
         <w:tc>
           <w:tcPr>
             <w:tcW w:type="dxa" w:w="2409"/>
-            <w:shd w:val="clear" w:color="auto" w:fill="F2F2F2"/>
+            <w:shd w:val="clear" w:fill="F2F5FA"/>
           </w:tcPr>
           <w:p>
-            <w:pPr>
-              <w:spacing w:after="20"/>
-            </w:pPr>
             <w:r>
               <w:rPr>
-                <w:sz w:val="19"/>
+                <w:sz w:val="18"/>
+              </w:rPr>
+            </w:r>
+            <w:r>
+              <w:rPr>
+                <w:b w:val="0"/>
+                <w:sz w:val="18"/>
               </w:rPr>
               <w:t>3问保2问（第1、2问优先），第3问留作业式收尾</w:t>
             </w:r>
@@ -714,15 +862,18 @@
         <w:tc>
           <w:tcPr>
             <w:tcW w:type="dxa" w:w="2409"/>
-            <w:shd w:val="clear" w:color="auto" w:fill="F2F2F2"/>
+            <w:shd w:val="clear" w:fill="F2F5FA"/>
           </w:tcPr>
           <w:p>
-            <w:pPr>
-              <w:spacing w:after="20"/>
-            </w:pPr>
             <w:r>
               <w:rPr>
-                <w:sz w:val="19"/>
+                <w:sz w:val="18"/>
+              </w:rPr>
+            </w:r>
+            <w:r>
+              <w:rPr>
+                <w:b w:val="0"/>
+                <w:sz w:val="18"/>
               </w:rPr>
               <w:t>3问全出＋备用追问启用</w:t>
             </w:r>
@@ -735,12 +886,15 @@
             <w:tcW w:type="dxa" w:w="2409"/>
           </w:tcPr>
           <w:p>
-            <w:pPr>
-              <w:spacing w:after="20"/>
-            </w:pPr>
             <w:r>
               <w:rPr>
-                <w:sz w:val="19"/>
+                <w:sz w:val="18"/>
+              </w:rPr>
+            </w:r>
+            <w:r>
+              <w:rPr>
+                <w:b w:val="0"/>
+                <w:sz w:val="18"/>
               </w:rPr>
               <w:t>🧘 禅修练习</w:t>
             </w:r>
@@ -751,12 +905,15 @@
             <w:tcW w:type="dxa" w:w="2409"/>
           </w:tcPr>
           <w:p>
-            <w:pPr>
-              <w:spacing w:after="20"/>
-            </w:pPr>
             <w:r>
               <w:rPr>
-                <w:sz w:val="19"/>
+                <w:sz w:val="18"/>
+              </w:rPr>
+            </w:r>
+            <w:r>
+              <w:rPr>
+                <w:b w:val="0"/>
+                <w:sz w:val="18"/>
               </w:rPr>
               <w:t>15 min</w:t>
             </w:r>
@@ -767,12 +924,15 @@
             <w:tcW w:type="dxa" w:w="2409"/>
           </w:tcPr>
           <w:p>
-            <w:pPr>
-              <w:spacing w:after="20"/>
-            </w:pPr>
             <w:r>
               <w:rPr>
-                <w:sz w:val="19"/>
+                <w:sz w:val="18"/>
+              </w:rPr>
+            </w:r>
+            <w:r>
+              <w:rPr>
+                <w:b w:val="0"/>
+                <w:sz w:val="18"/>
               </w:rPr>
               <w:t>引导词照读不删，静坐时长压至8分钟</w:t>
             </w:r>
@@ -783,12 +943,15 @@
             <w:tcW w:type="dxa" w:w="2409"/>
           </w:tcPr>
           <w:p>
-            <w:pPr>
-              <w:spacing w:after="20"/>
-            </w:pPr>
             <w:r>
               <w:rPr>
-                <w:sz w:val="19"/>
+                <w:sz w:val="18"/>
+              </w:rPr>
+            </w:r>
+            <w:r>
+              <w:rPr>
+                <w:b w:val="0"/>
+                <w:sz w:val="18"/>
               </w:rPr>
               <w:t>结束后加2分钟「松紧对照」回顾</w:t>
             </w:r>
@@ -799,15 +962,18 @@
         <w:tc>
           <w:tcPr>
             <w:tcW w:type="dxa" w:w="2409"/>
-            <w:shd w:val="clear" w:color="auto" w:fill="F2F2F2"/>
+            <w:shd w:val="clear" w:fill="F2F5FA"/>
           </w:tcPr>
           <w:p>
-            <w:pPr>
-              <w:spacing w:after="20"/>
-            </w:pPr>
             <w:r>
               <w:rPr>
-                <w:sz w:val="19"/>
+                <w:sz w:val="18"/>
+              </w:rPr>
+            </w:r>
+            <w:r>
+              <w:rPr>
+                <w:b w:val="0"/>
+                <w:sz w:val="18"/>
               </w:rPr>
               <w:t>🔚 收尾与回向</w:t>
             </w:r>
@@ -816,15 +982,18 @@
         <w:tc>
           <w:tcPr>
             <w:tcW w:type="dxa" w:w="2409"/>
-            <w:shd w:val="clear" w:color="auto" w:fill="F2F2F2"/>
+            <w:shd w:val="clear" w:fill="F2F5FA"/>
           </w:tcPr>
           <w:p>
-            <w:pPr>
-              <w:spacing w:after="20"/>
-            </w:pPr>
             <w:r>
               <w:rPr>
-                <w:sz w:val="19"/>
+                <w:sz w:val="18"/>
+              </w:rPr>
+            </w:r>
+            <w:r>
+              <w:rPr>
+                <w:b w:val="0"/>
+                <w:sz w:val="18"/>
               </w:rPr>
               <w:t>15 min</w:t>
             </w:r>
@@ -833,15 +1002,18 @@
         <w:tc>
           <w:tcPr>
             <w:tcW w:type="dxa" w:w="2409"/>
-            <w:shd w:val="clear" w:color="auto" w:fill="F2F2F2"/>
+            <w:shd w:val="clear" w:fill="F2F5FA"/>
           </w:tcPr>
           <w:p>
-            <w:pPr>
-              <w:spacing w:after="20"/>
-            </w:pPr>
             <w:r>
               <w:rPr>
-                <w:sz w:val="19"/>
+                <w:sz w:val="18"/>
+              </w:rPr>
+            </w:r>
+            <w:r>
+              <w:rPr>
+                <w:b w:val="0"/>
+                <w:sz w:val="18"/>
               </w:rPr>
               <w:t>总结压至3句、预告1句、回向照读</w:t>
             </w:r>
@@ -850,15 +1022,18 @@
         <w:tc>
           <w:tcPr>
             <w:tcW w:type="dxa" w:w="2409"/>
-            <w:shd w:val="clear" w:color="auto" w:fill="F2F2F2"/>
+            <w:shd w:val="clear" w:fill="F2F5FA"/>
           </w:tcPr>
           <w:p>
-            <w:pPr>
-              <w:spacing w:after="20"/>
-            </w:pPr>
             <w:r>
               <w:rPr>
-                <w:sz w:val="19"/>
+                <w:sz w:val="18"/>
+              </w:rPr>
+            </w:r>
+            <w:r>
+              <w:rPr>
+                <w:b w:val="0"/>
+                <w:sz w:val="18"/>
               </w:rPr>
               <w:t>总结后请1-2人一句话谈今晚收获</w:t>
             </w:r>
@@ -868,218 +1043,318 @@
     </w:tbl>
     <w:p>
       <w:pPr>
-        <w:spacing w:before="40" w:after="80"/>
-        <w:ind w:left="283"/>
-        <w:shd w:val="clear" w:color="auto" w:fill="EEF2F8"/>
+        <w:ind w:left="170"/>
         <w:pBdr>
-          <w:left w:val="single" w:sz="20" w:space="6" w:color="1F3864"/>
+          <w:left w:val="single" w:sz="18" w:space="4" w:color="1F3864"/>
         </w:pBdr>
+        <w:shd w:val="clear" w:fill="F2F5FA"/>
       </w:pPr>
       <w:r>
         <w:rPr>
           <w:b/>
-          <w:sz w:val="20"/>
         </w:rPr>
         <w:t>主持人10条守则（精简版）</w:t>
       </w:r>
-      <w:r>
-        <w:rPr>
-          <w:sz w:val="20"/>
-        </w:rPr>
-        <w:t xml:space="preserve"> 1. 你不是老师：不授课、不纠错、不总结「标准答案」； 2. 照读原文：共读段逐字读，「（整理注记）」跳过不读； 3. 分享自愿：不点名、不追问隐私、允许「跳过」； 4. 不评判：不评价成员的生活方式、观点与修行水平； 5. 不诊断：不使用心理学诊断词，不给成员贴标签； 6. 守时：每环节按表切换，宁可早切不可拖堂； 7. 保密：成员在会中的分享不出本场； 8. 均衡：照顾沉默者与健谈者，健谈者超时以「感谢＋交给下一位」收束； 9. 情绪：有人落泪或明显不适时，提供呼吸放松或暂离选项，会后再私下问候； 10. 资料：一切材料以 ima 知识库 media_id 为准，不使用任何临时链接。</w:t>
-      </w:r>
-    </w:p>
-    <w:p>
-      <w:pPr>
-        <w:spacing w:before="40" w:after="80"/>
-        <w:ind w:left="283"/>
-        <w:shd w:val="clear" w:color="auto" w:fill="EEF2F8"/>
+    </w:p>
+    <w:p>
+      <w:pPr>
+        <w:ind w:left="170"/>
         <w:pBdr>
-          <w:left w:val="single" w:sz="20" w:space="6" w:color="1F3864"/>
+          <w:left w:val="single" w:sz="18" w:space="4" w:color="1F3864"/>
         </w:pBdr>
+        <w:shd w:val="clear" w:fill="F2F5FA"/>
+      </w:pPr>
+      <w:r>
+        <w:rPr>
+          <w:b w:val="0"/>
+        </w:rPr>
+        <w:t>1. 你不是老师：不授课、不纠错、不总结「标准答案」；</w:t>
+      </w:r>
+    </w:p>
+    <w:p>
+      <w:pPr>
+        <w:ind w:left="170"/>
+        <w:pBdr>
+          <w:left w:val="single" w:sz="18" w:space="4" w:color="1F3864"/>
+        </w:pBdr>
+        <w:shd w:val="clear" w:fill="F2F5FA"/>
+      </w:pPr>
+      <w:r>
+        <w:rPr>
+          <w:b w:val="0"/>
+        </w:rPr>
+        <w:t>2. 照读原文：共读段逐字读，「（整理注记）」跳过不读；</w:t>
+      </w:r>
+    </w:p>
+    <w:p>
+      <w:pPr>
+        <w:ind w:left="170"/>
+        <w:pBdr>
+          <w:left w:val="single" w:sz="18" w:space="4" w:color="1F3864"/>
+        </w:pBdr>
+        <w:shd w:val="clear" w:fill="F2F5FA"/>
+      </w:pPr>
+      <w:r>
+        <w:rPr>
+          <w:b w:val="0"/>
+        </w:rPr>
+        <w:t>3. 分享自愿：不点名、不追问隐私、允许「跳过」；</w:t>
+      </w:r>
+    </w:p>
+    <w:p>
+      <w:pPr>
+        <w:ind w:left="170"/>
+        <w:pBdr>
+          <w:left w:val="single" w:sz="18" w:space="4" w:color="1F3864"/>
+        </w:pBdr>
+        <w:shd w:val="clear" w:fill="F2F5FA"/>
+      </w:pPr>
+      <w:r>
+        <w:rPr>
+          <w:b w:val="0"/>
+        </w:rPr>
+        <w:t>4. 不评判：不评价成员的生活方式、观点与修行水平；</w:t>
+      </w:r>
+    </w:p>
+    <w:p>
+      <w:pPr>
+        <w:ind w:left="170"/>
+        <w:pBdr>
+          <w:left w:val="single" w:sz="18" w:space="4" w:color="1F3864"/>
+        </w:pBdr>
+        <w:shd w:val="clear" w:fill="F2F5FA"/>
+      </w:pPr>
+      <w:r>
+        <w:rPr>
+          <w:b w:val="0"/>
+        </w:rPr>
+        <w:t>5. 不诊断：不使用心理学诊断词，不给成员贴标签；</w:t>
+      </w:r>
+    </w:p>
+    <w:p>
+      <w:pPr>
+        <w:ind w:left="170"/>
+        <w:pBdr>
+          <w:left w:val="single" w:sz="18" w:space="4" w:color="1F3864"/>
+        </w:pBdr>
+        <w:shd w:val="clear" w:fill="F2F5FA"/>
+      </w:pPr>
+      <w:r>
+        <w:rPr>
+          <w:b w:val="0"/>
+        </w:rPr>
+        <w:t>6. 守时：每环节按表切换，宁可早切不可拖堂；</w:t>
+      </w:r>
+    </w:p>
+    <w:p>
+      <w:pPr>
+        <w:ind w:left="170"/>
+        <w:pBdr>
+          <w:left w:val="single" w:sz="18" w:space="4" w:color="1F3864"/>
+        </w:pBdr>
+        <w:shd w:val="clear" w:fill="F2F5FA"/>
+      </w:pPr>
+      <w:r>
+        <w:rPr>
+          <w:b w:val="0"/>
+        </w:rPr>
+        <w:t>7. 保密：成员在会中的分享不出本场；</w:t>
+      </w:r>
+    </w:p>
+    <w:p>
+      <w:pPr>
+        <w:ind w:left="170"/>
+        <w:pBdr>
+          <w:left w:val="single" w:sz="18" w:space="4" w:color="1F3864"/>
+        </w:pBdr>
+        <w:shd w:val="clear" w:fill="F2F5FA"/>
+      </w:pPr>
+      <w:r>
+        <w:rPr>
+          <w:b w:val="0"/>
+        </w:rPr>
+        <w:t>8. 均衡：照顾沉默者与健谈者，健谈者超时以「感谢＋交给下一位」收束；</w:t>
+      </w:r>
+    </w:p>
+    <w:p>
+      <w:pPr>
+        <w:ind w:left="170"/>
+        <w:pBdr>
+          <w:left w:val="single" w:sz="18" w:space="4" w:color="1F3864"/>
+        </w:pBdr>
+        <w:shd w:val="clear" w:fill="F2F5FA"/>
+      </w:pPr>
+      <w:r>
+        <w:rPr>
+          <w:b w:val="0"/>
+        </w:rPr>
+        <w:t>9. 情绪：有人落泪或明显不适时，提供呼吸放松或暂离选项，会后再私下问候；</w:t>
+      </w:r>
+    </w:p>
+    <w:p>
+      <w:pPr>
+        <w:ind w:left="170"/>
+        <w:pBdr>
+          <w:left w:val="single" w:sz="18" w:space="4" w:color="1F3864"/>
+        </w:pBdr>
+        <w:shd w:val="clear" w:fill="F2F5FA"/>
+      </w:pPr>
+      <w:r>
+        <w:rPr>
+          <w:b w:val="0"/>
+        </w:rPr>
+        <w:t>10. 资料：一切材料以 ima 知识库 media_id 为准，不使用任何临时链接。</w:t>
+      </w:r>
+    </w:p>
+    <w:p>
+      <w:pPr>
+        <w:ind w:left="170"/>
+        <w:pBdr>
+          <w:left w:val="single" w:sz="18" w:space="4" w:color="1F3864"/>
+        </w:pBdr>
+        <w:shd w:val="clear" w:fill="F2F5FA"/>
       </w:pPr>
       <w:r>
         <w:rPr>
           <w:b/>
-          <w:sz w:val="20"/>
         </w:rPr>
         <w:t>读书会10：八正道实践 · 第1周</w:t>
       </w:r>
     </w:p>
     <w:p>
       <w:pPr>
-        <w:spacing w:before="40" w:after="80"/>
-        <w:ind w:left="283"/>
-        <w:shd w:val="clear" w:color="auto" w:fill="EEF2F8"/>
+        <w:ind w:left="170"/>
         <w:pBdr>
-          <w:left w:val="single" w:sz="20" w:space="6" w:color="1F3864"/>
+          <w:left w:val="single" w:sz="18" w:space="4" w:color="1F3864"/>
         </w:pBdr>
-      </w:pPr>
-      <w:r>
-        <w:rPr>
-          <w:sz w:val="20"/>
+        <w:shd w:val="clear" w:fill="F2F5FA"/>
+      </w:pPr>
+      <w:r>
+        <w:rPr>
+          <w:b w:val="0"/>
         </w:rPr>
         <w:t>主持人导语：欢迎各位来到《八正道实践》的第一周。八周之后，我们将走完佛陀所说的这条道路的八段路；而今晚，我们先站在路的起点，看清它的全貌——这条道路有个总纲式的名字，叫「中道」。佛陀成道后所说的第一场开示《转法轮经》，讲的正是它：避开两种极端，走向八支圣道。</w:t>
       </w:r>
     </w:p>
     <w:p>
       <w:pPr>
-        <w:spacing w:before="40" w:after="80"/>
-        <w:ind w:left="283"/>
-        <w:shd w:val="clear" w:color="auto" w:fill="EEF2F8"/>
+        <w:ind w:left="170"/>
         <w:pBdr>
-          <w:left w:val="single" w:sz="20" w:space="6" w:color="1F3864"/>
+          <w:left w:val="single" w:sz="18" w:space="4" w:color="1F3864"/>
         </w:pBdr>
-      </w:pPr>
-      <w:r>
-        <w:rPr>
-          <w:sz w:val="20"/>
+        <w:shd w:val="clear" w:fill="F2F5FA"/>
+      </w:pPr>
+      <w:r>
+        <w:rPr>
+          <w:b w:val="0"/>
         </w:rPr>
         <w:t>本周主题：中道不是在两个极端之间折中，而是那条「避开两极、引生彻见真知」的八支圣道之路。</w:t>
       </w:r>
     </w:p>
     <w:p>
       <w:pPr>
-        <w:spacing w:before="40" w:after="80"/>
-        <w:ind w:left="283"/>
-        <w:shd w:val="clear" w:color="auto" w:fill="EEF2F8"/>
+        <w:ind w:left="170"/>
         <w:pBdr>
-          <w:left w:val="single" w:sz="20" w:space="6" w:color="1F3864"/>
+          <w:left w:val="single" w:sz="18" w:space="4" w:color="1F3864"/>
         </w:pBdr>
-      </w:pPr>
-      <w:r>
-        <w:rPr>
-          <w:sz w:val="20"/>
+        <w:shd w:val="clear" w:fill="F2F5FA"/>
+      </w:pPr>
+      <w:r>
+        <w:rPr>
+          <w:b w:val="0"/>
         </w:rPr>
         <w:t>本周主题：中道——远离纵欲与苦行两极，八正道即是中道，是通向寂静、胜智、正觉、涅盘的道路。</w:t>
       </w:r>
     </w:p>
     <w:p>
-      <w:pPr>
-        <w:spacing w:before="160" w:after="80"/>
-      </w:pPr>
-      <w:r>
-        <w:rPr>
-          <w:rFonts w:ascii="Microsoft YaHei" w:hAnsi="Microsoft YaHei" w:eastAsia="Microsoft YaHei"/>
+      <w:r>
+        <w:rPr>
           <w:b/>
           <w:color w:val="1F3864"/>
-          <w:sz w:val="28"/>
+          <w:sz w:val="26"/>
         </w:rPr>
         <w:t>📋 本周信息卡</w:t>
       </w:r>
     </w:p>
     <w:p>
       <w:pPr>
-        <w:ind w:left="340"/>
-      </w:pPr>
-      <w:r>
-        <w:rPr>
-          <w:color w:val="1F3864"/>
-          <w:sz w:val="21"/>
-        </w:rPr>
-        <w:t xml:space="preserve">• </w:t>
-      </w:r>
+        <w:pStyle w:val="ListBullet"/>
+      </w:pPr>
       <w:r>
         <w:rPr>
           <w:b/>
-          <w:sz w:val="21"/>
         </w:rPr>
         <w:t>时长</w:t>
       </w:r>
       <w:r>
         <w:rPr>
-          <w:sz w:val="21"/>
+          <w:b w:val="0"/>
         </w:rPr>
         <w:t>：120分钟（静心10 / 共读25 / 分享20 / 讨论35 / 禅修15 / 收尾15）</w:t>
       </w:r>
     </w:p>
     <w:p>
       <w:pPr>
-        <w:ind w:left="340"/>
-      </w:pPr>
-      <w:r>
-        <w:rPr>
-          <w:color w:val="1F3864"/>
-          <w:sz w:val="21"/>
-        </w:rPr>
-        <w:t xml:space="preserve">• </w:t>
-      </w:r>
+        <w:pStyle w:val="ListBullet"/>
+      </w:pPr>
       <w:r>
         <w:rPr>
           <w:b/>
-          <w:sz w:val="21"/>
         </w:rPr>
         <w:t>核心问题</w:t>
       </w:r>
       <w:r>
         <w:rPr>
-          <w:sz w:val="21"/>
+          <w:b w:val="0"/>
         </w:rPr>
         <w:t>：为什么佛陀把「沉迷感官享乐」与「自我折磨苦行」都称为「没有利益」？中道为什么不是折中，而是一条道路（八支圣道）？</w:t>
       </w:r>
     </w:p>
     <w:p>
       <w:pPr>
-        <w:ind w:left="340"/>
-      </w:pPr>
-      <w:r>
-        <w:rPr>
-          <w:color w:val="1F3864"/>
-          <w:sz w:val="21"/>
-        </w:rPr>
-        <w:t xml:space="preserve">• </w:t>
-      </w:r>
+        <w:pStyle w:val="ListBullet"/>
+      </w:pPr>
       <w:r>
         <w:rPr>
           <w:b/>
-          <w:sz w:val="21"/>
         </w:rPr>
         <w:t>共读原文提要</w:t>
       </w:r>
       <w:r>
         <w:rPr>
-          <w:sz w:val="21"/>
+          <w:b w:val="0"/>
         </w:rPr>
         <w:t>：《转法轮经》初转法轮（鹿野苑缘起）、两种极端章、中道章与八支逐释、《轭孔经》引文、四圣谛经文（◈扩展）、《05 三十七菩提分》七组总纲（八道支定位）</w:t>
       </w:r>
     </w:p>
     <w:p>
       <w:pPr>
-        <w:ind w:left="340"/>
-      </w:pPr>
-      <w:r>
-        <w:rPr>
-          <w:color w:val="1F3864"/>
-          <w:sz w:val="21"/>
-        </w:rPr>
-        <w:t xml:space="preserve">• </w:t>
-      </w:r>
+        <w:pStyle w:val="ListBullet"/>
+      </w:pPr>
       <w:r>
         <w:rPr>
           <w:b/>
-          <w:sz w:val="21"/>
         </w:rPr>
         <w:t>本周作业</w:t>
       </w:r>
       <w:r>
         <w:rPr>
-          <w:sz w:val="21"/>
+          <w:b w:val="0"/>
         </w:rPr>
         <w:t>：①每日诵读八支圣道名目一遍（正见、正思惟、正语、正业、正命、正精进、正念、正定）；②自愿记录一次生活中「太松/太紧」的时刻与当时的身心感受，下周自愿分享。</w:t>
       </w:r>
     </w:p>
     <w:p>
       <w:pPr>
-        <w:spacing w:before="40" w:after="80"/>
-        <w:ind w:left="283"/>
-        <w:shd w:val="clear" w:color="auto" w:fill="EEF2F8"/>
+        <w:ind w:left="170"/>
         <w:pBdr>
-          <w:left w:val="single" w:sz="20" w:space="6" w:color="1F3864"/>
+          <w:left w:val="single" w:sz="18" w:space="4" w:color="1F3864"/>
         </w:pBdr>
-      </w:pPr>
-      <w:r>
-        <w:rPr>
-          <w:sz w:val="20"/>
+        <w:shd w:val="clear" w:fill="F2F5FA"/>
+      </w:pPr>
+      <w:r>
+        <w:rPr>
+          <w:b w:val="0"/>
         </w:rPr>
         <w:t>核心问题的用法：这两个问题贯穿今晚——第一问对应共读①-3（两极的病理），第二问对应①-4 与①-6（中道的定义与八支）；信息卡贴在门边或投影一角即可，主持人不需要逐条宣读，但讨论收束时应回到第二问，让「中道＝道路」落进成员的笔记里。</w:t>
       </w:r>
@@ -1088,7 +1363,6 @@
       <w:r>
         <w:rPr>
           <w:b/>
-          <w:sz w:val="21"/>
         </w:rPr>
         <w:t>本讲会出现的术语（解释均摘自今晚共读原文，供主持人备询）</w:t>
       </w:r>
@@ -1097,7 +1371,6 @@
       <w:tblPr>
         <w:tblStyle w:val="TableGrid"/>
         <w:tblW w:type="auto" w:w="0"/>
-        <w:jc w:val="center"/>
         <w:tblLook w:firstColumn="1" w:firstRow="1" w:lastColumn="0" w:lastRow="0" w:noHBand="0" w:noVBand="1" w:val="04A0"/>
       </w:tblPr>
       <w:tblGrid>
@@ -1108,17 +1381,20 @@
         <w:tc>
           <w:tcPr>
             <w:tcW w:type="dxa" w:w="4819"/>
-            <w:shd w:val="clear" w:color="auto" w:fill="1F3864"/>
+            <w:shd w:val="clear" w:fill="1F3864"/>
           </w:tcPr>
           <w:p>
-            <w:pPr>
-              <w:spacing w:after="20"/>
-            </w:pPr>
             <w:r>
               <w:rPr>
-                <w:b/>
                 <w:color w:val="FFFFFF"/>
-                <w:sz w:val="19"/>
+                <w:sz w:val="18"/>
+              </w:rPr>
+            </w:r>
+            <w:r>
+              <w:rPr>
+                <w:b w:val="0"/>
+                <w:color w:val="FFFFFF"/>
+                <w:sz w:val="18"/>
               </w:rPr>
               <w:t>术语</w:t>
             </w:r>
@@ -1127,17 +1403,20 @@
         <w:tc>
           <w:tcPr>
             <w:tcW w:type="dxa" w:w="4819"/>
-            <w:shd w:val="clear" w:color="auto" w:fill="1F3864"/>
+            <w:shd w:val="clear" w:fill="1F3864"/>
           </w:tcPr>
           <w:p>
-            <w:pPr>
-              <w:spacing w:after="20"/>
-            </w:pPr>
             <w:r>
               <w:rPr>
-                <w:b/>
                 <w:color w:val="FFFFFF"/>
-                <w:sz w:val="19"/>
+                <w:sz w:val="18"/>
+              </w:rPr>
+            </w:r>
+            <w:r>
+              <w:rPr>
+                <w:b w:val="0"/>
+                <w:color w:val="FFFFFF"/>
+                <w:sz w:val="18"/>
               </w:rPr>
               <w:t>原文中的解释（摘自共读文本）</w:t>
             </w:r>
@@ -1150,12 +1429,15 @@
             <w:tcW w:type="dxa" w:w="4819"/>
           </w:tcPr>
           <w:p>
-            <w:pPr>
-              <w:spacing w:after="20"/>
-            </w:pPr>
             <w:r>
               <w:rPr>
-                <w:sz w:val="19"/>
+                <w:sz w:val="18"/>
+              </w:rPr>
+            </w:r>
+            <w:r>
+              <w:rPr>
+                <w:b w:val="0"/>
+                <w:sz w:val="18"/>
               </w:rPr>
               <w:t>中道</w:t>
             </w:r>
@@ -1166,12 +1448,15 @@
             <w:tcW w:type="dxa" w:w="4819"/>
           </w:tcPr>
           <w:p>
-            <w:pPr>
-              <w:spacing w:after="20"/>
-            </w:pPr>
             <w:r>
               <w:rPr>
-                <w:sz w:val="19"/>
+                <w:sz w:val="18"/>
+              </w:rPr>
+            </w:r>
+            <w:r>
+              <w:rPr>
+                <w:b w:val="0"/>
+                <w:sz w:val="18"/>
               </w:rPr>
               <w:t>「借着避免这两种极端，如来实践中道。此中道引生彻见、引生真知，通向寂静、胜智、正觉、涅盘。」</w:t>
             </w:r>
@@ -1182,15 +1467,18 @@
         <w:tc>
           <w:tcPr>
             <w:tcW w:type="dxa" w:w="4819"/>
-            <w:shd w:val="clear" w:color="auto" w:fill="F2F2F2"/>
+            <w:shd w:val="clear" w:fill="F2F5FA"/>
           </w:tcPr>
           <w:p>
-            <w:pPr>
-              <w:spacing w:after="20"/>
-            </w:pPr>
             <w:r>
               <w:rPr>
-                <w:sz w:val="19"/>
+                <w:sz w:val="18"/>
+              </w:rPr>
+            </w:r>
+            <w:r>
+              <w:rPr>
+                <w:b w:val="0"/>
+                <w:sz w:val="18"/>
               </w:rPr>
               <w:t>八圣道分</w:t>
             </w:r>
@@ -1199,15 +1487,18 @@
         <w:tc>
           <w:tcPr>
             <w:tcW w:type="dxa" w:w="4819"/>
-            <w:shd w:val="clear" w:color="auto" w:fill="F2F2F2"/>
+            <w:shd w:val="clear" w:fill="F2F5FA"/>
           </w:tcPr>
           <w:p>
-            <w:pPr>
-              <w:spacing w:after="20"/>
-            </w:pPr>
             <w:r>
               <w:rPr>
-                <w:sz w:val="19"/>
+                <w:sz w:val="18"/>
+              </w:rPr>
+            </w:r>
+            <w:r>
+              <w:rPr>
+                <w:b w:val="0"/>
+                <w:sz w:val="18"/>
               </w:rPr>
               <w:t>「即正见、正思惟、正语、正业、正命、正精进、正念、正定」——经文明说「这就是……的中道」</w:t>
             </w:r>
@@ -1220,12 +1511,15 @@
             <w:tcW w:type="dxa" w:w="4819"/>
           </w:tcPr>
           <w:p>
-            <w:pPr>
-              <w:spacing w:after="20"/>
-            </w:pPr>
             <w:r>
               <w:rPr>
-                <w:sz w:val="19"/>
+                <w:sz w:val="18"/>
+              </w:rPr>
+            </w:r>
+            <w:r>
+              <w:rPr>
+                <w:b w:val="0"/>
+                <w:sz w:val="18"/>
               </w:rPr>
               <w:t>彻见 / 真知</w:t>
             </w:r>
@@ -1236,12 +1530,15 @@
             <w:tcW w:type="dxa" w:w="4819"/>
           </w:tcPr>
           <w:p>
-            <w:pPr>
-              <w:spacing w:after="20"/>
-            </w:pPr>
             <w:r>
               <w:rPr>
-                <w:sz w:val="19"/>
+                <w:sz w:val="18"/>
+              </w:rPr>
+            </w:r>
+            <w:r>
+              <w:rPr>
+                <w:b w:val="0"/>
+                <w:sz w:val="18"/>
               </w:rPr>
               <w:t>「彻见」指透视四圣谛的慧眼；「真知」指了悟四圣谛的智慧</w:t>
             </w:r>
@@ -1252,15 +1549,18 @@
         <w:tc>
           <w:tcPr>
             <w:tcW w:type="dxa" w:w="4819"/>
-            <w:shd w:val="clear" w:color="auto" w:fill="F2F2F2"/>
+            <w:shd w:val="clear" w:fill="F2F5FA"/>
           </w:tcPr>
           <w:p>
-            <w:pPr>
-              <w:spacing w:after="20"/>
-            </w:pPr>
             <w:r>
               <w:rPr>
-                <w:sz w:val="19"/>
+                <w:sz w:val="18"/>
+              </w:rPr>
+            </w:r>
+            <w:r>
+              <w:rPr>
+                <w:b w:val="0"/>
+                <w:sz w:val="18"/>
               </w:rPr>
               <w:t>寂静</w:t>
             </w:r>
@@ -1269,15 +1569,18 @@
         <w:tc>
           <w:tcPr>
             <w:tcW w:type="dxa" w:w="4819"/>
-            <w:shd w:val="clear" w:color="auto" w:fill="F2F2F2"/>
+            <w:shd w:val="clear" w:fill="F2F5FA"/>
           </w:tcPr>
           <w:p>
-            <w:pPr>
-              <w:spacing w:after="20"/>
-            </w:pPr>
             <w:r>
               <w:rPr>
-                <w:sz w:val="19"/>
+                <w:sz w:val="18"/>
+              </w:rPr>
+            </w:r>
+            <w:r>
+              <w:rPr>
+                <w:b w:val="0"/>
+                <w:sz w:val="18"/>
               </w:rPr>
               <w:t>「一切烦恼灭尽无余」</w:t>
             </w:r>
@@ -1290,12 +1593,15 @@
             <w:tcW w:type="dxa" w:w="4819"/>
           </w:tcPr>
           <w:p>
-            <w:pPr>
-              <w:spacing w:after="20"/>
-            </w:pPr>
             <w:r>
               <w:rPr>
-                <w:sz w:val="19"/>
+                <w:sz w:val="18"/>
+              </w:rPr>
+            </w:r>
+            <w:r>
+              <w:rPr>
+                <w:b w:val="0"/>
+                <w:sz w:val="18"/>
               </w:rPr>
               <w:t>涅盘</w:t>
             </w:r>
@@ -1306,12 +1612,15 @@
             <w:tcW w:type="dxa" w:w="4819"/>
           </w:tcPr>
           <w:p>
-            <w:pPr>
-              <w:spacing w:after="20"/>
-            </w:pPr>
             <w:r>
               <w:rPr>
-                <w:sz w:val="19"/>
+                <w:sz w:val="18"/>
+              </w:rPr>
+            </w:r>
+            <w:r>
+              <w:rPr>
+                <w:b w:val="0"/>
+                <w:sz w:val="18"/>
               </w:rPr>
               <w:t>「生死轮回的结束，是永远的解脱，是究竟之乐」（义理详见读书09，本周一句带过）</w:t>
             </w:r>
@@ -1322,15 +1631,18 @@
         <w:tc>
           <w:tcPr>
             <w:tcW w:type="dxa" w:w="4819"/>
-            <w:shd w:val="clear" w:color="auto" w:fill="F2F2F2"/>
+            <w:shd w:val="clear" w:fill="F2F5FA"/>
           </w:tcPr>
           <w:p>
-            <w:pPr>
-              <w:spacing w:after="20"/>
-            </w:pPr>
             <w:r>
               <w:rPr>
-                <w:sz w:val="19"/>
+                <w:sz w:val="18"/>
+              </w:rPr>
+            </w:r>
+            <w:r>
+              <w:rPr>
+                <w:b w:val="0"/>
+                <w:sz w:val="18"/>
               </w:rPr>
               <w:t>三十七菩提分</w:t>
             </w:r>
@@ -1339,15 +1651,18 @@
         <w:tc>
           <w:tcPr>
             <w:tcW w:type="dxa" w:w="4819"/>
-            <w:shd w:val="clear" w:color="auto" w:fill="F2F2F2"/>
+            <w:shd w:val="clear" w:fill="F2F5FA"/>
           </w:tcPr>
           <w:p>
-            <w:pPr>
-              <w:spacing w:after="20"/>
-            </w:pPr>
             <w:r>
               <w:rPr>
-                <w:sz w:val="19"/>
+                <w:sz w:val="18"/>
+              </w:rPr>
+            </w:r>
+            <w:r>
+              <w:rPr>
+                <w:b w:val="0"/>
+                <w:sz w:val="18"/>
               </w:rPr>
               <w:t>四念处、四正勤、四种成就之基因、五根、五力、七觉支、八道支共七组；是「道智的近因、资粮及亲依止」</w:t>
             </w:r>
@@ -1360,12 +1675,15 @@
             <w:tcW w:type="dxa" w:w="4819"/>
           </w:tcPr>
           <w:p>
-            <w:pPr>
-              <w:spacing w:after="20"/>
-            </w:pPr>
             <w:r>
               <w:rPr>
-                <w:sz w:val="19"/>
+                <w:sz w:val="18"/>
+              </w:rPr>
+            </w:r>
+            <w:r>
+              <w:rPr>
+                <w:b w:val="0"/>
+                <w:sz w:val="18"/>
               </w:rPr>
               <w:t>出家人（pabbajita）</w:t>
             </w:r>
@@ -1376,12 +1694,15 @@
             <w:tcW w:type="dxa" w:w="4819"/>
           </w:tcPr>
           <w:p>
-            <w:pPr>
-              <w:spacing w:after="20"/>
-            </w:pPr>
             <w:r>
               <w:rPr>
-                <w:sz w:val="19"/>
+                <w:sz w:val="18"/>
+              </w:rPr>
+            </w:r>
+            <w:r>
+              <w:rPr>
+                <w:b w:val="0"/>
+                <w:sz w:val="18"/>
               </w:rPr>
               <w:t>「努力驱除烦恼的人……精勤地修行戒、定、慧，以期灭除一切烦恼，证悟永远的寂静」</w:t>
             </w:r>
@@ -1392,15 +1713,18 @@
         <w:tc>
           <w:tcPr>
             <w:tcW w:type="dxa" w:w="4819"/>
-            <w:shd w:val="clear" w:color="auto" w:fill="F2F2F2"/>
+            <w:shd w:val="clear" w:fill="F2F5FA"/>
           </w:tcPr>
           <w:p>
-            <w:pPr>
-              <w:spacing w:after="20"/>
-            </w:pPr>
             <w:r>
               <w:rPr>
-                <w:sz w:val="19"/>
+                <w:sz w:val="18"/>
+              </w:rPr>
+            </w:r>
+            <w:r>
+              <w:rPr>
+                <w:b w:val="0"/>
+                <w:sz w:val="18"/>
               </w:rPr>
               <w:t>止禅 / 观禅</w:t>
             </w:r>
@@ -1409,15 +1733,18 @@
         <w:tc>
           <w:tcPr>
             <w:tcW w:type="dxa" w:w="4819"/>
-            <w:shd w:val="clear" w:color="auto" w:fill="F2F2F2"/>
+            <w:shd w:val="clear" w:fill="F2F5FA"/>
           </w:tcPr>
           <w:p>
-            <w:pPr>
-              <w:spacing w:after="20"/>
-            </w:pPr>
             <w:r>
               <w:rPr>
-                <w:sz w:val="19"/>
+                <w:sz w:val="18"/>
+              </w:rPr>
+            </w:r>
+            <w:r>
+              <w:rPr>
+                <w:b w:val="0"/>
+                <w:sz w:val="18"/>
               </w:rPr>
               <w:t>①-10 语境：修观禅时五项圣道分同时存在；持戒在修止禅与观禅之前（止禅系统方法详见读书01，本周不展开）</w:t>
             </w:r>
@@ -1430,12 +1757,15 @@
             <w:tcW w:type="dxa" w:w="4819"/>
           </w:tcPr>
           <w:p>
-            <w:pPr>
-              <w:spacing w:after="20"/>
-            </w:pPr>
             <w:r>
               <w:rPr>
-                <w:sz w:val="19"/>
+                <w:sz w:val="18"/>
+              </w:rPr>
+            </w:r>
+            <w:r>
+              <w:rPr>
+                <w:b w:val="0"/>
+                <w:sz w:val="18"/>
               </w:rPr>
               <w:t>波罗蜜</w:t>
             </w:r>
@@ -1446,12 +1776,15 @@
             <w:tcW w:type="dxa" w:w="4819"/>
           </w:tcPr>
           <w:p>
-            <w:pPr>
-              <w:spacing w:after="20"/>
-            </w:pPr>
             <w:r>
               <w:rPr>
-                <w:sz w:val="19"/>
+                <w:sz w:val="18"/>
+              </w:rPr>
+            </w:r>
+            <w:r>
+              <w:rPr>
+                <w:b w:val="0"/>
+                <w:sz w:val="18"/>
               </w:rPr>
               <w:t>①-2 语境：五比库「在十万大劫之前……修积波罗蜜」——指累积的菩提资粮；本周不展开十波罗蜜细目</w:t>
             </w:r>
@@ -1461,30 +1794,25 @@
     </w:tbl>
     <w:p>
       <w:pPr>
-        <w:spacing w:before="40" w:after="80"/>
-        <w:ind w:left="283"/>
-        <w:shd w:val="clear" w:color="auto" w:fill="EEF2F8"/>
+        <w:ind w:left="170"/>
         <w:pBdr>
-          <w:left w:val="single" w:sz="20" w:space="6" w:color="1F3864"/>
+          <w:left w:val="single" w:sz="18" w:space="4" w:color="1F3864"/>
         </w:pBdr>
-      </w:pPr>
-      <w:r>
-        <w:rPr>
-          <w:sz w:val="20"/>
+        <w:shd w:val="clear" w:fill="F2F5FA"/>
+      </w:pPr>
+      <w:r>
+        <w:rPr>
+          <w:b w:val="0"/>
         </w:rPr>
         <w:t>原文术语一律以共读文本为准；主持人不引入词典以外的自创解释。</w:t>
       </w:r>
     </w:p>
     <w:p>
-      <w:pPr>
-        <w:spacing w:before="160" w:after="80"/>
-      </w:pPr>
-      <w:r>
-        <w:rPr>
-          <w:rFonts w:ascii="Microsoft YaHei" w:hAnsi="Microsoft YaHei" w:eastAsia="Microsoft YaHei"/>
+      <w:r>
+        <w:rPr>
           <w:b/>
           <w:color w:val="1F3864"/>
-          <w:sz w:val="28"/>
+          <w:sz w:val="26"/>
         </w:rPr>
         <w:t>⏱ 时间弹性指南（本讲通用）</w:t>
       </w:r>
@@ -1493,7 +1821,6 @@
       <w:tblPr>
         <w:tblStyle w:val="TableGrid"/>
         <w:tblW w:type="auto" w:w="0"/>
-        <w:jc w:val="center"/>
         <w:tblLook w:firstColumn="1" w:firstRow="1" w:lastColumn="0" w:lastRow="0" w:noHBand="0" w:noVBand="1" w:val="04A0"/>
       </w:tblPr>
       <w:tblGrid>
@@ -1506,17 +1833,20 @@
         <w:tc>
           <w:tcPr>
             <w:tcW w:type="dxa" w:w="2409"/>
-            <w:shd w:val="clear" w:color="auto" w:fill="1F3864"/>
+            <w:shd w:val="clear" w:fill="1F3864"/>
           </w:tcPr>
           <w:p>
-            <w:pPr>
-              <w:spacing w:after="20"/>
-            </w:pPr>
             <w:r>
               <w:rPr>
-                <w:b/>
                 <w:color w:val="FFFFFF"/>
-                <w:sz w:val="19"/>
+                <w:sz w:val="18"/>
+              </w:rPr>
+            </w:r>
+            <w:r>
+              <w:rPr>
+                <w:b w:val="0"/>
+                <w:color w:val="FFFFFF"/>
+                <w:sz w:val="18"/>
               </w:rPr>
               <w:t>环节</w:t>
             </w:r>
@@ -1525,17 +1855,20 @@
         <w:tc>
           <w:tcPr>
             <w:tcW w:type="dxa" w:w="2409"/>
-            <w:shd w:val="clear" w:color="auto" w:fill="1F3864"/>
+            <w:shd w:val="clear" w:fill="1F3864"/>
           </w:tcPr>
           <w:p>
-            <w:pPr>
-              <w:spacing w:after="20"/>
-            </w:pPr>
             <w:r>
               <w:rPr>
-                <w:b/>
                 <w:color w:val="FFFFFF"/>
-                <w:sz w:val="19"/>
+                <w:sz w:val="18"/>
+              </w:rPr>
+            </w:r>
+            <w:r>
+              <w:rPr>
+                <w:b w:val="0"/>
+                <w:color w:val="FFFFFF"/>
+                <w:sz w:val="18"/>
               </w:rPr>
               <w:t>可压缩下限</w:t>
             </w:r>
@@ -1544,17 +1877,20 @@
         <w:tc>
           <w:tcPr>
             <w:tcW w:type="dxa" w:w="2409"/>
-            <w:shd w:val="clear" w:color="auto" w:fill="1F3864"/>
+            <w:shd w:val="clear" w:fill="1F3864"/>
           </w:tcPr>
           <w:p>
-            <w:pPr>
-              <w:spacing w:after="20"/>
-            </w:pPr>
             <w:r>
               <w:rPr>
-                <w:b/>
                 <w:color w:val="FFFFFF"/>
-                <w:sz w:val="19"/>
+                <w:sz w:val="18"/>
+              </w:rPr>
+            </w:r>
+            <w:r>
+              <w:rPr>
+                <w:b w:val="0"/>
+                <w:color w:val="FFFFFF"/>
+                <w:sz w:val="18"/>
               </w:rPr>
               <w:t>可扩展上限</w:t>
             </w:r>
@@ -1563,17 +1899,20 @@
         <w:tc>
           <w:tcPr>
             <w:tcW w:type="dxa" w:w="2409"/>
-            <w:shd w:val="clear" w:color="auto" w:fill="1F3864"/>
+            <w:shd w:val="clear" w:fill="1F3864"/>
           </w:tcPr>
           <w:p>
-            <w:pPr>
-              <w:spacing w:after="20"/>
-            </w:pPr>
             <w:r>
               <w:rPr>
-                <w:b/>
                 <w:color w:val="FFFFFF"/>
-                <w:sz w:val="19"/>
+                <w:sz w:val="18"/>
+              </w:rPr>
+            </w:r>
+            <w:r>
+              <w:rPr>
+                <w:b w:val="0"/>
+                <w:color w:val="FFFFFF"/>
+                <w:sz w:val="18"/>
               </w:rPr>
               <w:t>调整要点</w:t>
             </w:r>
@@ -1586,12 +1925,15 @@
             <w:tcW w:type="dxa" w:w="2409"/>
           </w:tcPr>
           <w:p>
-            <w:pPr>
-              <w:spacing w:after="20"/>
-            </w:pPr>
             <w:r>
               <w:rPr>
-                <w:sz w:val="19"/>
+                <w:sz w:val="18"/>
+              </w:rPr>
+            </w:r>
+            <w:r>
+              <w:rPr>
+                <w:b w:val="0"/>
+                <w:sz w:val="18"/>
               </w:rPr>
               <w:t>静心开场</w:t>
             </w:r>
@@ -1602,12 +1944,15 @@
             <w:tcW w:type="dxa" w:w="2409"/>
           </w:tcPr>
           <w:p>
-            <w:pPr>
-              <w:spacing w:after="20"/>
-            </w:pPr>
             <w:r>
               <w:rPr>
-                <w:sz w:val="19"/>
+                <w:sz w:val="18"/>
+              </w:rPr>
+            </w:r>
+            <w:r>
+              <w:rPr>
+                <w:b w:val="0"/>
+                <w:sz w:val="18"/>
               </w:rPr>
               <w:t>6 min</w:t>
             </w:r>
@@ -1618,12 +1963,15 @@
             <w:tcW w:type="dxa" w:w="2409"/>
           </w:tcPr>
           <w:p>
-            <w:pPr>
-              <w:spacing w:after="20"/>
-            </w:pPr>
             <w:r>
               <w:rPr>
-                <w:sz w:val="19"/>
+                <w:sz w:val="18"/>
+              </w:rPr>
+            </w:r>
+            <w:r>
+              <w:rPr>
+                <w:b w:val="0"/>
+                <w:sz w:val="18"/>
               </w:rPr>
               <w:t>12 min</w:t>
             </w:r>
@@ -1634,12 +1982,15 @@
             <w:tcW w:type="dxa" w:w="2409"/>
           </w:tcPr>
           <w:p>
-            <w:pPr>
-              <w:spacing w:after="20"/>
-            </w:pPr>
             <w:r>
               <w:rPr>
-                <w:sz w:val="19"/>
+                <w:sz w:val="18"/>
+              </w:rPr>
+            </w:r>
+            <w:r>
+              <w:rPr>
+                <w:b w:val="0"/>
+                <w:sz w:val="18"/>
               </w:rPr>
               <w:t>压缩时保静坐时长，删环境提示语</w:t>
             </w:r>
@@ -1650,15 +2001,18 @@
         <w:tc>
           <w:tcPr>
             <w:tcW w:type="dxa" w:w="2409"/>
-            <w:shd w:val="clear" w:color="auto" w:fill="F2F2F2"/>
+            <w:shd w:val="clear" w:fill="F2F5FA"/>
           </w:tcPr>
           <w:p>
-            <w:pPr>
-              <w:spacing w:after="20"/>
-            </w:pPr>
             <w:r>
               <w:rPr>
-                <w:sz w:val="19"/>
+                <w:sz w:val="18"/>
+              </w:rPr>
+            </w:r>
+            <w:r>
+              <w:rPr>
+                <w:b w:val="0"/>
+                <w:sz w:val="18"/>
               </w:rPr>
               <w:t>共读原文</w:t>
             </w:r>
@@ -1667,15 +2021,18 @@
         <w:tc>
           <w:tcPr>
             <w:tcW w:type="dxa" w:w="2409"/>
-            <w:shd w:val="clear" w:color="auto" w:fill="F2F2F2"/>
+            <w:shd w:val="clear" w:fill="F2F5FA"/>
           </w:tcPr>
           <w:p>
-            <w:pPr>
-              <w:spacing w:after="20"/>
-            </w:pPr>
             <w:r>
               <w:rPr>
-                <w:sz w:val="19"/>
+                <w:sz w:val="18"/>
+              </w:rPr>
+            </w:r>
+            <w:r>
+              <w:rPr>
+                <w:b w:val="0"/>
+                <w:sz w:val="18"/>
               </w:rPr>
               <w:t>25 min</w:t>
             </w:r>
@@ -1684,15 +2041,18 @@
         <w:tc>
           <w:tcPr>
             <w:tcW w:type="dxa" w:w="2409"/>
-            <w:shd w:val="clear" w:color="auto" w:fill="F2F2F2"/>
+            <w:shd w:val="clear" w:fill="F2F5FA"/>
           </w:tcPr>
           <w:p>
-            <w:pPr>
-              <w:spacing w:after="20"/>
-            </w:pPr>
             <w:r>
               <w:rPr>
-                <w:sz w:val="19"/>
+                <w:sz w:val="18"/>
+              </w:rPr>
+            </w:r>
+            <w:r>
+              <w:rPr>
+                <w:b w:val="0"/>
+                <w:sz w:val="18"/>
               </w:rPr>
               <w:t>35 min</w:t>
             </w:r>
@@ -1701,15 +2061,18 @@
         <w:tc>
           <w:tcPr>
             <w:tcW w:type="dxa" w:w="2409"/>
-            <w:shd w:val="clear" w:color="auto" w:fill="F2F2F2"/>
+            <w:shd w:val="clear" w:fill="F2F5FA"/>
           </w:tcPr>
           <w:p>
-            <w:pPr>
-              <w:spacing w:after="20"/>
-            </w:pPr>
             <w:r>
               <w:rPr>
-                <w:sz w:val="19"/>
+                <w:sz w:val="18"/>
+              </w:rPr>
+            </w:r>
+            <w:r>
+              <w:rPr>
+                <w:b w:val="0"/>
+                <w:sz w:val="18"/>
               </w:rPr>
               <w:t>优先保★核心三段（①-3/①-4/①-6/①-10）；◈扩展段可整段跳</w:t>
             </w:r>
@@ -1722,12 +2085,15 @@
             <w:tcW w:type="dxa" w:w="2409"/>
           </w:tcPr>
           <w:p>
-            <w:pPr>
-              <w:spacing w:after="20"/>
-            </w:pPr>
             <w:r>
               <w:rPr>
-                <w:sz w:val="19"/>
+                <w:sz w:val="18"/>
+              </w:rPr>
+            </w:r>
+            <w:r>
+              <w:rPr>
+                <w:b w:val="0"/>
+                <w:sz w:val="18"/>
               </w:rPr>
               <w:t>第一轮分享</w:t>
             </w:r>
@@ -1738,12 +2104,15 @@
             <w:tcW w:type="dxa" w:w="2409"/>
           </w:tcPr>
           <w:p>
-            <w:pPr>
-              <w:spacing w:after="20"/>
-            </w:pPr>
             <w:r>
               <w:rPr>
-                <w:sz w:val="19"/>
+                <w:sz w:val="18"/>
+              </w:rPr>
+            </w:r>
+            <w:r>
+              <w:rPr>
+                <w:b w:val="0"/>
+                <w:sz w:val="18"/>
               </w:rPr>
               <w:t>20 min</w:t>
             </w:r>
@@ -1754,12 +2123,15 @@
             <w:tcW w:type="dxa" w:w="2409"/>
           </w:tcPr>
           <w:p>
-            <w:pPr>
-              <w:spacing w:after="20"/>
-            </w:pPr>
             <w:r>
               <w:rPr>
-                <w:sz w:val="19"/>
+                <w:sz w:val="18"/>
+              </w:rPr>
+            </w:r>
+            <w:r>
+              <w:rPr>
+                <w:b w:val="0"/>
+                <w:sz w:val="18"/>
               </w:rPr>
               <w:t>30 min</w:t>
             </w:r>
@@ -1770,12 +2142,15 @@
             <w:tcW w:type="dxa" w:w="2409"/>
           </w:tcPr>
           <w:p>
-            <w:pPr>
-              <w:spacing w:after="20"/>
-            </w:pPr>
             <w:r>
               <w:rPr>
-                <w:sz w:val="19"/>
+                <w:sz w:val="18"/>
+              </w:rPr>
+            </w:r>
+            <w:r>
+              <w:rPr>
+                <w:b w:val="0"/>
+                <w:sz w:val="18"/>
               </w:rPr>
               <w:t>人多时收紧至每人90秒；人不分可两轮</w:t>
             </w:r>
@@ -1786,15 +2161,18 @@
         <w:tc>
           <w:tcPr>
             <w:tcW w:type="dxa" w:w="2409"/>
-            <w:shd w:val="clear" w:color="auto" w:fill="F2F2F2"/>
+            <w:shd w:val="clear" w:fill="F2F5FA"/>
           </w:tcPr>
           <w:p>
-            <w:pPr>
-              <w:spacing w:after="20"/>
-            </w:pPr>
             <w:r>
               <w:rPr>
-                <w:sz w:val="19"/>
+                <w:sz w:val="18"/>
+              </w:rPr>
+            </w:r>
+            <w:r>
+              <w:rPr>
+                <w:b w:val="0"/>
+                <w:sz w:val="18"/>
               </w:rPr>
               <w:t>主题讨论</w:t>
             </w:r>
@@ -1803,15 +2181,18 @@
         <w:tc>
           <w:tcPr>
             <w:tcW w:type="dxa" w:w="2409"/>
-            <w:shd w:val="clear" w:color="auto" w:fill="F2F2F2"/>
+            <w:shd w:val="clear" w:fill="F2F5FA"/>
           </w:tcPr>
           <w:p>
-            <w:pPr>
-              <w:spacing w:after="20"/>
-            </w:pPr>
             <w:r>
               <w:rPr>
-                <w:sz w:val="19"/>
+                <w:sz w:val="18"/>
+              </w:rPr>
+            </w:r>
+            <w:r>
+              <w:rPr>
+                <w:b w:val="0"/>
+                <w:sz w:val="18"/>
               </w:rPr>
               <w:t>28 min</w:t>
             </w:r>
@@ -1820,15 +2201,18 @@
         <w:tc>
           <w:tcPr>
             <w:tcW w:type="dxa" w:w="2409"/>
-            <w:shd w:val="clear" w:color="auto" w:fill="F2F2F2"/>
+            <w:shd w:val="clear" w:fill="F2F5FA"/>
           </w:tcPr>
           <w:p>
-            <w:pPr>
-              <w:spacing w:after="20"/>
-            </w:pPr>
             <w:r>
               <w:rPr>
-                <w:sz w:val="19"/>
+                <w:sz w:val="18"/>
+              </w:rPr>
+            </w:r>
+            <w:r>
+              <w:rPr>
+                <w:b w:val="0"/>
+                <w:sz w:val="18"/>
               </w:rPr>
               <w:t>40 min</w:t>
             </w:r>
@@ -1837,15 +2221,18 @@
         <w:tc>
           <w:tcPr>
             <w:tcW w:type="dxa" w:w="2409"/>
-            <w:shd w:val="clear" w:color="auto" w:fill="F2F2F2"/>
+            <w:shd w:val="clear" w:fill="F2F5FA"/>
           </w:tcPr>
           <w:p>
-            <w:pPr>
-              <w:spacing w:after="20"/>
-            </w:pPr>
             <w:r>
               <w:rPr>
-                <w:sz w:val="19"/>
+                <w:sz w:val="18"/>
+              </w:rPr>
+            </w:r>
+            <w:r>
+              <w:rPr>
+                <w:b w:val="0"/>
+                <w:sz w:val="18"/>
               </w:rPr>
               <w:t>保第1、2问；第3问可视进度并入收尾</w:t>
             </w:r>
@@ -1858,12 +2245,15 @@
             <w:tcW w:type="dxa" w:w="2409"/>
           </w:tcPr>
           <w:p>
-            <w:pPr>
-              <w:spacing w:after="20"/>
-            </w:pPr>
             <w:r>
               <w:rPr>
-                <w:sz w:val="19"/>
+                <w:sz w:val="18"/>
+              </w:rPr>
+            </w:r>
+            <w:r>
+              <w:rPr>
+                <w:b w:val="0"/>
+                <w:sz w:val="18"/>
               </w:rPr>
               <w:t>禅修练习</w:t>
             </w:r>
@@ -1874,12 +2264,15 @@
             <w:tcW w:type="dxa" w:w="2409"/>
           </w:tcPr>
           <w:p>
-            <w:pPr>
-              <w:spacing w:after="20"/>
-            </w:pPr>
             <w:r>
               <w:rPr>
-                <w:sz w:val="19"/>
+                <w:sz w:val="18"/>
+              </w:rPr>
+            </w:r>
+            <w:r>
+              <w:rPr>
+                <w:b w:val="0"/>
+                <w:sz w:val="18"/>
               </w:rPr>
               <w:t>12 min</w:t>
             </w:r>
@@ -1890,12 +2283,15 @@
             <w:tcW w:type="dxa" w:w="2409"/>
           </w:tcPr>
           <w:p>
-            <w:pPr>
-              <w:spacing w:after="20"/>
-            </w:pPr>
             <w:r>
               <w:rPr>
-                <w:sz w:val="19"/>
+                <w:sz w:val="18"/>
+              </w:rPr>
+            </w:r>
+            <w:r>
+              <w:rPr>
+                <w:b w:val="0"/>
+                <w:sz w:val="18"/>
               </w:rPr>
               <w:t>18 min</w:t>
             </w:r>
@@ -1906,12 +2302,15 @@
             <w:tcW w:type="dxa" w:w="2409"/>
           </w:tcPr>
           <w:p>
-            <w:pPr>
-              <w:spacing w:after="20"/>
-            </w:pPr>
             <w:r>
               <w:rPr>
-                <w:sz w:val="19"/>
+                <w:sz w:val="18"/>
+              </w:rPr>
+            </w:r>
+            <w:r>
+              <w:rPr>
+                <w:b w:val="0"/>
+                <w:sz w:val="18"/>
               </w:rPr>
               <w:t>引导词不删，只调静坐时长</w:t>
             </w:r>
@@ -1922,15 +2321,18 @@
         <w:tc>
           <w:tcPr>
             <w:tcW w:type="dxa" w:w="2409"/>
-            <w:shd w:val="clear" w:color="auto" w:fill="F2F2F2"/>
+            <w:shd w:val="clear" w:fill="F2F5FA"/>
           </w:tcPr>
           <w:p>
-            <w:pPr>
-              <w:spacing w:after="20"/>
-            </w:pPr>
             <w:r>
               <w:rPr>
-                <w:sz w:val="19"/>
+                <w:sz w:val="18"/>
+              </w:rPr>
+            </w:r>
+            <w:r>
+              <w:rPr>
+                <w:b w:val="0"/>
+                <w:sz w:val="18"/>
               </w:rPr>
               <w:t>收尾与回向</w:t>
             </w:r>
@@ -1939,15 +2341,18 @@
         <w:tc>
           <w:tcPr>
             <w:tcW w:type="dxa" w:w="2409"/>
-            <w:shd w:val="clear" w:color="auto" w:fill="F2F2F2"/>
+            <w:shd w:val="clear" w:fill="F2F5FA"/>
           </w:tcPr>
           <w:p>
-            <w:pPr>
-              <w:spacing w:after="20"/>
-            </w:pPr>
             <w:r>
               <w:rPr>
-                <w:sz w:val="19"/>
+                <w:sz w:val="18"/>
+              </w:rPr>
+            </w:r>
+            <w:r>
+              <w:rPr>
+                <w:b w:val="0"/>
+                <w:sz w:val="18"/>
               </w:rPr>
               <w:t>15 min</w:t>
             </w:r>
@@ -1956,15 +2361,18 @@
         <w:tc>
           <w:tcPr>
             <w:tcW w:type="dxa" w:w="2409"/>
-            <w:shd w:val="clear" w:color="auto" w:fill="F2F2F2"/>
+            <w:shd w:val="clear" w:fill="F2F5FA"/>
           </w:tcPr>
           <w:p>
-            <w:pPr>
-              <w:spacing w:after="20"/>
-            </w:pPr>
             <w:r>
               <w:rPr>
-                <w:sz w:val="19"/>
+                <w:sz w:val="18"/>
+              </w:rPr>
+            </w:r>
+            <w:r>
+              <w:rPr>
+                <w:b w:val="0"/>
+                <w:sz w:val="18"/>
               </w:rPr>
               <w:t>25 min</w:t>
             </w:r>
@@ -1973,15 +2381,18 @@
         <w:tc>
           <w:tcPr>
             <w:tcW w:type="dxa" w:w="2409"/>
-            <w:shd w:val="clear" w:color="auto" w:fill="F2F2F2"/>
+            <w:shd w:val="clear" w:fill="F2F5FA"/>
           </w:tcPr>
           <w:p>
-            <w:pPr>
-              <w:spacing w:after="20"/>
-            </w:pPr>
             <w:r>
               <w:rPr>
-                <w:sz w:val="19"/>
+                <w:sz w:val="18"/>
+              </w:rPr>
+            </w:r>
+            <w:r>
+              <w:rPr>
+                <w:b w:val="0"/>
+                <w:sz w:val="18"/>
               </w:rPr>
               <w:t>回向词必读；总结可压至3句</w:t>
             </w:r>
@@ -1991,96 +2402,160 @@
     </w:tbl>
     <w:p>
       <w:pPr>
-        <w:spacing w:before="40" w:after="80"/>
-        <w:ind w:left="283"/>
-        <w:shd w:val="clear" w:color="auto" w:fill="EEF2F8"/>
+        <w:ind w:left="170"/>
         <w:pBdr>
-          <w:left w:val="single" w:sz="20" w:space="6" w:color="1F3864"/>
+          <w:left w:val="single" w:sz="18" w:space="4" w:color="1F3864"/>
         </w:pBdr>
-      </w:pPr>
-      <w:r>
-        <w:rPr>
-          <w:sz w:val="20"/>
+        <w:shd w:val="clear" w:fill="F2F5FA"/>
+      </w:pPr>
+      <w:r>
+        <w:rPr>
+          <w:b w:val="0"/>
         </w:rPr>
         <w:t>弹性原则：共读与讨论是本周脊柱，压缩顺序为「扩展内容包→第一轮分享二轮→主题讨论第3问→共读◈扩展段」；任何情况下不压缩回向词。</w:t>
       </w:r>
     </w:p>
     <w:p>
       <w:pPr>
-        <w:spacing w:before="40" w:after="80"/>
-        <w:ind w:left="283"/>
-        <w:shd w:val="clear" w:color="auto" w:fill="EEF2F8"/>
+        <w:ind w:left="170"/>
         <w:pBdr>
-          <w:left w:val="single" w:sz="20" w:space="6" w:color="1F3864"/>
+          <w:left w:val="single" w:sz="18" w:space="4" w:color="1F3864"/>
         </w:pBdr>
+        <w:shd w:val="clear" w:fill="F2F5FA"/>
       </w:pPr>
       <w:r>
         <w:rPr>
           <w:b/>
-          <w:sz w:val="20"/>
         </w:rPr>
         <w:t>决策树（主持人现场速查）</w:t>
       </w:r>
     </w:p>
     <w:p>
       <w:pPr>
-        <w:spacing w:before="40" w:after="80"/>
-        <w:ind w:left="283"/>
-        <w:shd w:val="clear" w:color="auto" w:fill="EEF2F8"/>
+        <w:ind w:left="170"/>
         <w:pBdr>
-          <w:left w:val="single" w:sz="20" w:space="6" w:color="1F3864"/>
+          <w:left w:val="single" w:sz="18" w:space="4" w:color="1F3864"/>
         </w:pBdr>
-      </w:pPr>
-      <w:r>
-        <w:rPr>
-          <w:sz w:val="20"/>
-        </w:rPr>
-        <w:t>- 共读结束已明显超时（超过40分钟）：分享压至每人60秒；讨论保问题一、二；①-11/①-12 与 ①-7/①-8/①-9 留待下次补读； - 第一轮分享热烈超时：砍掉主题讨论第3问，把「八道支在七组中的位置」并入收尾预告一句话带过； - 主题讨论冷场：先启用「一句话解释中道不是折中」备用追问；仍冷则提前进入禅修——本周练习本身内容充分，不会空场； - 全程提前完成（少见）：按扩展A→B→C 顺序启用，最多启用两个，始终给收尾留足20分钟； - 底线：无论怎么调，★核心段（①-3/①-4/①-6/①-10/②-1）必须完整读，回向词必须读。</w:t>
-      </w:r>
-    </w:p>
-    <w:p>
-      <w:pPr>
-        <w:spacing w:before="40" w:after="80"/>
-        <w:ind w:left="283"/>
-        <w:shd w:val="clear" w:color="auto" w:fill="EEF2F8"/>
+        <w:shd w:val="clear" w:fill="F2F5FA"/>
+      </w:pPr>
+      <w:r>
+        <w:rPr>
+          <w:b w:val="0"/>
+        </w:rPr>
+        <w:t>- 共读结束已明显超时（超过40分钟）：分享压至每人60秒；讨论保问题一、二；①-11/①-12 与 ①-7/①-8/①-9 留待下次补读；</w:t>
+      </w:r>
+    </w:p>
+    <w:p>
+      <w:pPr>
+        <w:ind w:left="170"/>
         <w:pBdr>
-          <w:left w:val="single" w:sz="20" w:space="6" w:color="1F3864"/>
+          <w:left w:val="single" w:sz="18" w:space="4" w:color="1F3864"/>
         </w:pBdr>
+        <w:shd w:val="clear" w:fill="F2F5FA"/>
+      </w:pPr>
+      <w:r>
+        <w:rPr>
+          <w:b w:val="0"/>
+        </w:rPr>
+        <w:t>- 第一轮分享热烈超时：砍掉主题讨论第3问，把「八道支在七组中的位置」并入收尾预告一句话带过；</w:t>
+      </w:r>
+    </w:p>
+    <w:p>
+      <w:pPr>
+        <w:ind w:left="170"/>
+        <w:pBdr>
+          <w:left w:val="single" w:sz="18" w:space="4" w:color="1F3864"/>
+        </w:pBdr>
+        <w:shd w:val="clear" w:fill="F2F5FA"/>
+      </w:pPr>
+      <w:r>
+        <w:rPr>
+          <w:b w:val="0"/>
+        </w:rPr>
+        <w:t>- 主题讨论冷场：先启用「一句话解释中道不是折中」备用追问；仍冷则提前进入禅修——本周练习本身内容充分，不会空场；</w:t>
+      </w:r>
+    </w:p>
+    <w:p>
+      <w:pPr>
+        <w:ind w:left="170"/>
+        <w:pBdr>
+          <w:left w:val="single" w:sz="18" w:space="4" w:color="1F3864"/>
+        </w:pBdr>
+        <w:shd w:val="clear" w:fill="F2F5FA"/>
+      </w:pPr>
+      <w:r>
+        <w:rPr>
+          <w:b w:val="0"/>
+        </w:rPr>
+        <w:t>- 全程提前完成（少见）：按扩展A→B→C 顺序启用，最多启用两个，始终给收尾留足20分钟；</w:t>
+      </w:r>
+    </w:p>
+    <w:p>
+      <w:pPr>
+        <w:ind w:left="170"/>
+        <w:pBdr>
+          <w:left w:val="single" w:sz="18" w:space="4" w:color="1F3864"/>
+        </w:pBdr>
+        <w:shd w:val="clear" w:fill="F2F5FA"/>
+      </w:pPr>
+      <w:r>
+        <w:rPr>
+          <w:b w:val="0"/>
+        </w:rPr>
+        <w:t>- 底线：无论怎么调，★核心段（①-3/①-4/①-6/①-10/②-1）必须完整读，回向词必须读。</w:t>
+      </w:r>
+    </w:p>
+    <w:p>
+      <w:pPr>
+        <w:ind w:left="170"/>
+        <w:pBdr>
+          <w:left w:val="single" w:sz="18" w:space="4" w:color="1F3864"/>
+        </w:pBdr>
+        <w:shd w:val="clear" w:fill="F2F5FA"/>
       </w:pPr>
       <w:r>
         <w:rPr>
           <w:b/>
-          <w:sz w:val="20"/>
         </w:rPr>
         <w:t>首次聚会两个特发情况（补充决策树）</w:t>
       </w:r>
     </w:p>
     <w:p>
       <w:pPr>
-        <w:spacing w:before="40" w:after="80"/>
-        <w:ind w:left="283"/>
-        <w:shd w:val="clear" w:color="auto" w:fill="EEF2F8"/>
+        <w:ind w:left="170"/>
         <w:pBdr>
-          <w:left w:val="single" w:sz="20" w:space="6" w:color="1F3864"/>
+          <w:left w:val="single" w:sz="18" w:space="4" w:color="1F3864"/>
         </w:pBdr>
-      </w:pPr>
-      <w:r>
-        <w:rPr>
-          <w:sz w:val="20"/>
-        </w:rPr>
-        <w:t>- 有人带朋友临时加入：欢迎落座，递上共读文本；破冰轮让新朋友一起说「一个词」；其余流程不变——首次聚会的开放性本身就是本系列的气质，不必因人数临时改流程； - 成员问「为什么读这个译本/这个讲义」：如实回应——共读文本均出自 ima 知识库「古源尊者开示及上座部佛教资料」（材料①为帕奥禅师关于《转法轮经》的开示与问答整理，材料②为道品总纲讲记），本系列以「照读原文＋讨论」为方法，不设翻译比较环节；若对方坚持追问，礼貌说明「我们可以会后单独聊」，不让共读环节变成文献学讨论。</w:t>
-      </w:r>
-    </w:p>
-    <w:p>
-      <w:pPr>
-        <w:spacing w:before="160" w:after="80"/>
-      </w:pPr>
-      <w:r>
-        <w:rPr>
-          <w:rFonts w:ascii="Microsoft YaHei" w:hAnsi="Microsoft YaHei" w:eastAsia="Microsoft YaHei"/>
+        <w:shd w:val="clear" w:fill="F2F5FA"/>
+      </w:pPr>
+      <w:r>
+        <w:rPr>
+          <w:b w:val="0"/>
+        </w:rPr>
+        <w:t>- 有人带朋友临时加入：欢迎落座，递上共读文本；破冰轮让新朋友一起说「一个词」；其余流程不变——首次聚会的开放性本身就是本系列的气质，不必因人数临时改流程；</w:t>
+      </w:r>
+    </w:p>
+    <w:p>
+      <w:pPr>
+        <w:ind w:left="170"/>
+        <w:pBdr>
+          <w:left w:val="single" w:sz="18" w:space="4" w:color="1F3864"/>
+        </w:pBdr>
+        <w:shd w:val="clear" w:fill="F2F5FA"/>
+      </w:pPr>
+      <w:r>
+        <w:rPr>
+          <w:b w:val="0"/>
+        </w:rPr>
+        <w:t>- 成员问「为什么读这个译本/这个讲义」：如实回应——共读文本均出自 ima 知识库「古源尊者开示及上座部佛教资料」（材料①为帕奥禅师关于《转法轮经》的开示与问答整理，材料②为道品总纲讲记），本系列以「照读原文＋讨论」为方法，不设翻译比较环节；若对方坚持追问，礼貌说明「我们可以会后单独聊」，不让共读环节变成文献学讨论。</w:t>
+      </w:r>
+    </w:p>
+    <w:p>
+      <w:r>
+        <w:rPr>
           <w:b/>
           <w:color w:val="1F3864"/>
-          <w:sz w:val="28"/>
+          <w:sz w:val="26"/>
         </w:rPr>
         <w:t>🧘 静心开场（10 min）</w:t>
       </w:r>
@@ -2089,115 +2564,72 @@
       <w:r>
         <w:rPr>
           <w:b/>
-          <w:sz w:val="21"/>
         </w:rPr>
         <w:t>主持人提前到场清单（开场前完成）</w:t>
       </w:r>
     </w:p>
     <w:p>
       <w:pPr>
-        <w:ind w:left="340"/>
-      </w:pPr>
-      <w:r>
-        <w:rPr>
-          <w:color w:val="1F3864"/>
-          <w:sz w:val="21"/>
-        </w:rPr>
-        <w:t xml:space="preserve">• </w:t>
-      </w:r>
-      <w:r>
-        <w:rPr>
-          <w:sz w:val="21"/>
+        <w:pStyle w:val="ListBullet"/>
+      </w:pPr>
+      <w:r>
+        <w:rPr>
+          <w:b w:val="0"/>
         </w:rPr>
         <w:t>座位与间距：椅垫数量点到即知，彼此能看见又不至于对视压迫；</w:t>
       </w:r>
     </w:p>
     <w:p>
       <w:pPr>
-        <w:ind w:left="340"/>
-      </w:pPr>
-      <w:r>
-        <w:rPr>
-          <w:color w:val="1F3864"/>
-          <w:sz w:val="21"/>
-        </w:rPr>
-        <w:t xml:space="preserve">• </w:t>
-      </w:r>
-      <w:r>
-        <w:rPr>
-          <w:sz w:val="21"/>
+        <w:pStyle w:val="ListBullet"/>
+      </w:pPr>
+      <w:r>
+        <w:rPr>
+          <w:b w:val="0"/>
         </w:rPr>
         <w:t>灯光与音响：宁暗勿亮、宁静勿闹；确认自己手机静音；</w:t>
       </w:r>
     </w:p>
     <w:p>
       <w:pPr>
-        <w:ind w:left="340"/>
-      </w:pPr>
-      <w:r>
-        <w:rPr>
-          <w:color w:val="1F3864"/>
-          <w:sz w:val="21"/>
-        </w:rPr>
-        <w:t xml:space="preserve">• </w:t>
-      </w:r>
-      <w:r>
-        <w:rPr>
-          <w:sz w:val="21"/>
+        <w:pStyle w:val="ListBullet"/>
+      </w:pPr>
+      <w:r>
+        <w:rPr>
+          <w:b w:val="0"/>
         </w:rPr>
         <w:t>白板/大纸与笔：放在第一轮分享与主题讨论都用得到的位置；</w:t>
       </w:r>
     </w:p>
     <w:p>
       <w:pPr>
-        <w:ind w:left="340"/>
-      </w:pPr>
-      <w:r>
-        <w:rPr>
-          <w:color w:val="1F3864"/>
-          <w:sz w:val="21"/>
-        </w:rPr>
-        <w:t xml:space="preserve">• </w:t>
-      </w:r>
-      <w:r>
-        <w:rPr>
-          <w:sz w:val="21"/>
+        <w:pStyle w:val="ListBullet"/>
+      </w:pPr>
+      <w:r>
+        <w:rPr>
+          <w:b w:val="0"/>
         </w:rPr>
         <w:t>共读文本：确认每位成员有一份打印稿或电子稿（源自 ima 知识库，不含任何外部临时链接）；</w:t>
       </w:r>
     </w:p>
     <w:p>
       <w:pPr>
-        <w:ind w:left="340"/>
-      </w:pPr>
-      <w:r>
-        <w:rPr>
-          <w:color w:val="1F3864"/>
-          <w:sz w:val="21"/>
-        </w:rPr>
-        <w:t xml:space="preserve">• </w:t>
-      </w:r>
-      <w:r>
-        <w:rPr>
-          <w:sz w:val="21"/>
+        <w:pStyle w:val="ListBullet"/>
+      </w:pPr>
+      <w:r>
+        <w:rPr>
+          <w:b w:val="0"/>
         </w:rPr>
         <w:t>本主持人版：打印或存于设备，折页到今晚要用的段落；</w:t>
       </w:r>
     </w:p>
     <w:p>
       <w:pPr>
-        <w:ind w:left="340"/>
-      </w:pPr>
-      <w:r>
-        <w:rPr>
-          <w:color w:val="1F3864"/>
-          <w:sz w:val="21"/>
-        </w:rPr>
-        <w:t xml:space="preserve">• </w:t>
-      </w:r>
-      <w:r>
-        <w:rPr>
-          <w:sz w:val="21"/>
+        <w:pStyle w:val="ListBullet"/>
+      </w:pPr>
+      <w:r>
+        <w:rPr>
+          <w:b w:val="0"/>
         </w:rPr>
         <w:t>若有新成员：提前致意并告知「今晚只需听与自愿分享，没有考核」。</w:t>
       </w:r>
@@ -2206,36 +2638,33 @@
       <w:r>
         <w:rPr>
           <w:b/>
-          <w:sz w:val="21"/>
         </w:rPr>
         <w:t>首次聚会 · 破冰微流程（开场静心前2分钟，主持人照读）</w:t>
       </w:r>
     </w:p>
     <w:p>
       <w:pPr>
-        <w:spacing w:before="40" w:after="80"/>
-        <w:ind w:left="283"/>
-        <w:shd w:val="clear" w:color="auto" w:fill="EEF2F8"/>
+        <w:ind w:left="170"/>
         <w:pBdr>
-          <w:left w:val="single" w:sz="20" w:space="6" w:color="1F3864"/>
+          <w:left w:val="single" w:sz="18" w:space="4" w:color="1F3864"/>
         </w:pBdr>
-      </w:pPr>
-      <w:r>
-        <w:rPr>
-          <w:sz w:val="20"/>
+        <w:shd w:val="clear" w:fill="F2F5FA"/>
+      </w:pPr>
+      <w:r>
+        <w:rPr>
+          <w:b w:val="0"/>
         </w:rPr>
         <w:t>今晚是我们《八正道实践》八周的第一聚。开始静心之前，先花两分钟让大家彼此有个印象：请从我开始，每人用一句话说自己</w:t>
       </w:r>
       <w:r>
         <w:rPr>
           <w:b/>
-          <w:sz w:val="20"/>
         </w:rPr>
         <w:t>为什么来</w:t>
       </w:r>
       <w:r>
         <w:rPr>
-          <w:sz w:val="20"/>
+          <w:b w:val="0"/>
         </w:rPr>
         <w:t>——不用解释背景，一句话就好，说「朋友推荐来的」也完全成立。我不做点评，大家也不需要回应，说完就换下一位。这一轮的目的只有一个：让每个人都被这个房间看见一次。</w:t>
       </w:r>
@@ -2243,441 +2672,528 @@
     <w:p>
       <w:r>
         <w:rPr>
-          <w:sz w:val="21"/>
+          <w:b w:val="0"/>
         </w:rPr>
         <w:t>（若成员超过10人，改为「每人说一个词」：一个形容今晚状态的词即可，10秒内完成全员。破冰不占用流程时长，控制在2分钟内，超时则截断并致歉一句「下周静心后再继续认识」。）</w:t>
       </w:r>
     </w:p>
     <w:p>
       <w:pPr>
-        <w:ind w:left="340"/>
-      </w:pPr>
-      <w:r>
-        <w:rPr>
-          <w:color w:val="1F3864"/>
-          <w:sz w:val="21"/>
-        </w:rPr>
-        <w:t xml:space="preserve">• </w:t>
-      </w:r>
-      <w:r>
-        <w:rPr>
-          <w:sz w:val="21"/>
+        <w:pStyle w:val="ListBullet"/>
+      </w:pPr>
+      <w:r>
+        <w:rPr>
+          <w:b w:val="0"/>
         </w:rPr>
         <w:t>破冰纪律：不追问任何人的回答；有人说「我不想说」，回应「好，下次再听你说」，立即自然跳过；破冰中出现的任何个人信息（职业、健康状况、家庭）都不进入后续讨论与白板记录。</w:t>
       </w:r>
     </w:p>
     <w:p>
       <w:pPr>
-        <w:ind w:left="340"/>
-      </w:pPr>
-      <w:r>
-        <w:rPr>
-          <w:color w:val="1F3864"/>
-          <w:sz w:val="21"/>
-        </w:rPr>
-        <w:t xml:space="preserve">• </w:t>
-      </w:r>
-      <w:r>
-        <w:rPr>
-          <w:sz w:val="21"/>
+        <w:pStyle w:val="ListBullet"/>
+      </w:pPr>
+      <w:r>
+        <w:rPr>
+          <w:b w:val="0"/>
         </w:rPr>
         <w:t>主持人自我介绍的参考框架：先说明自己是「流程的守护者」而非老师；再说明本系列八周的结构（每周读原文＋讨论＋练习）；最后说明资料来源（ima 知识库「古源尊者开示及上座部佛教资料」），并欢迎成员随时用 ima 重读本周文本。</w:t>
       </w:r>
     </w:p>
     <w:p>
       <w:pPr>
-        <w:spacing w:before="40" w:after="80"/>
-        <w:ind w:left="283"/>
-        <w:shd w:val="clear" w:color="auto" w:fill="EEF2F8"/>
+        <w:ind w:left="170"/>
         <w:pBdr>
-          <w:left w:val="single" w:sz="20" w:space="6" w:color="1F3864"/>
+          <w:left w:val="single" w:sz="18" w:space="4" w:color="1F3864"/>
         </w:pBdr>
-      </w:pPr>
-      <w:r>
-        <w:rPr>
-          <w:sz w:val="20"/>
+        <w:shd w:val="clear" w:fill="F2F5FA"/>
+      </w:pPr>
+      <w:r>
+        <w:rPr>
+          <w:b w:val="0"/>
         </w:rPr>
         <w:t>主持人：以下引导语照读。</w:t>
       </w:r>
     </w:p>
     <w:p>
       <w:pPr>
-        <w:spacing w:before="40" w:after="80"/>
-        <w:ind w:left="283"/>
-        <w:shd w:val="clear" w:color="auto" w:fill="EEF2F8"/>
+        <w:ind w:left="170"/>
         <w:pBdr>
-          <w:left w:val="single" w:sz="20" w:space="6" w:color="1F3864"/>
+          <w:left w:val="single" w:sz="18" w:space="4" w:color="1F3864"/>
         </w:pBdr>
-      </w:pPr>
-      <w:r>
-        <w:rPr>
-          <w:sz w:val="20"/>
+        <w:shd w:val="clear" w:fill="F2F5FA"/>
+      </w:pPr>
+      <w:r>
+        <w:rPr>
+          <w:b w:val="0"/>
         </w:rPr>
         <w:t>请大家找一个让自己安稳的坐姿，让背部自然直立，双手放松地放在腿上。如果你愿意，可以轻轻闭上眼睛，或者让目光柔和地落在前方地面。</w:t>
       </w:r>
     </w:p>
     <w:p>
       <w:pPr>
-        <w:spacing w:before="40" w:after="80"/>
-        <w:ind w:left="283"/>
-        <w:shd w:val="clear" w:color="auto" w:fill="EEF2F8"/>
+        <w:ind w:left="170"/>
         <w:pBdr>
-          <w:left w:val="single" w:sz="20" w:space="6" w:color="1F3864"/>
+          <w:left w:val="single" w:sz="18" w:space="4" w:color="1F3864"/>
         </w:pBdr>
-      </w:pPr>
-      <w:r>
-        <w:rPr>
-          <w:sz w:val="20"/>
+        <w:shd w:val="clear" w:fill="F2F5FA"/>
+      </w:pPr>
+      <w:r>
+        <w:rPr>
+          <w:b w:val="0"/>
         </w:rPr>
         <w:t>先做三次深长的呼吸。吸气的时候，感觉气息从鼻端进来；呼气的时候，让肩膀沉下来，让身体重一点、再重一点，交给坐垫。</w:t>
       </w:r>
     </w:p>
     <w:p>
       <w:pPr>
-        <w:spacing w:before="40" w:after="80"/>
-        <w:ind w:left="283"/>
-        <w:shd w:val="clear" w:color="auto" w:fill="EEF2F8"/>
+        <w:ind w:left="170"/>
         <w:pBdr>
-          <w:left w:val="single" w:sz="20" w:space="6" w:color="1F3864"/>
+          <w:left w:val="single" w:sz="18" w:space="4" w:color="1F3864"/>
         </w:pBdr>
-      </w:pPr>
-      <w:r>
-        <w:rPr>
-          <w:sz w:val="20"/>
+        <w:shd w:val="clear" w:fill="F2F5FA"/>
+      </w:pPr>
+      <w:r>
+        <w:rPr>
+          <w:b w:val="0"/>
         </w:rPr>
         <w:t>接下来的几分钟，不需要做什么，也不需要做到什么。只是知道自己在呼吸——气息长，知道长；气息短，知道短。念头来了，不用赶走它，也知道它来了，然后轻轻地回到呼吸上。</w:t>
       </w:r>
     </w:p>
     <w:p>
       <w:pPr>
-        <w:spacing w:before="40" w:after="80"/>
-        <w:ind w:left="283"/>
-        <w:shd w:val="clear" w:color="auto" w:fill="EEF2F8"/>
+        <w:ind w:left="170"/>
         <w:pBdr>
-          <w:left w:val="single" w:sz="20" w:space="6" w:color="1F3864"/>
+          <w:left w:val="single" w:sz="18" w:space="4" w:color="1F3864"/>
         </w:pBdr>
-      </w:pPr>
-      <w:r>
-        <w:rPr>
-          <w:sz w:val="20"/>
+        <w:shd w:val="clear" w:fill="F2F5FA"/>
+      </w:pPr>
+      <w:r>
+        <w:rPr>
+          <w:b w:val="0"/>
         </w:rPr>
         <w:t>今晚我们即将读到的，是佛陀成道之后对五比库所说的第一场开示。两千五百多年前，在波罗奈的鹿野苑，这十分钟的安静，就是那次开示开始前最好的准备。让心先从「赶路」里停下来，我们再一起上路。</w:t>
       </w:r>
     </w:p>
     <w:p>
       <w:pPr>
-        <w:spacing w:before="40" w:after="80"/>
-        <w:ind w:left="283"/>
-        <w:shd w:val="clear" w:color="auto" w:fill="EEF2F8"/>
+        <w:ind w:left="170"/>
         <w:pBdr>
-          <w:left w:val="single" w:sz="20" w:space="6" w:color="1F3864"/>
+          <w:left w:val="single" w:sz="18" w:space="4" w:color="1F3864"/>
         </w:pBdr>
-      </w:pPr>
-      <w:r>
-        <w:rPr>
-          <w:sz w:val="20"/>
+        <w:shd w:val="clear" w:fill="F2F5FA"/>
+      </w:pPr>
+      <w:r>
+        <w:rPr>
+          <w:b w:val="0"/>
         </w:rPr>
         <w:t>（静默静坐约6分钟。结束前1分钟，轻声提醒：）</w:t>
       </w:r>
     </w:p>
     <w:p>
       <w:pPr>
-        <w:spacing w:before="40" w:after="80"/>
-        <w:ind w:left="283"/>
-        <w:shd w:val="clear" w:color="auto" w:fill="EEF2F8"/>
+        <w:ind w:left="170"/>
         <w:pBdr>
-          <w:left w:val="single" w:sz="20" w:space="6" w:color="1F3864"/>
+          <w:left w:val="single" w:sz="18" w:space="4" w:color="1F3864"/>
         </w:pBdr>
-      </w:pPr>
-      <w:r>
-        <w:rPr>
-          <w:sz w:val="20"/>
+        <w:shd w:val="clear" w:fill="F2F5FA"/>
+      </w:pPr>
+      <w:r>
+        <w:rPr>
+          <w:b w:val="0"/>
         </w:rPr>
         <w:t>请慢慢地把注意力带回这个房间。动一动手指、脚趾，轻轻转动颈部。当你准备好时，睁开眼睛。</w:t>
       </w:r>
     </w:p>
     <w:p>
       <w:pPr>
-        <w:spacing w:before="40" w:after="80"/>
-        <w:ind w:left="283"/>
-        <w:shd w:val="clear" w:color="auto" w:fill="EEF2F8"/>
+        <w:ind w:left="170"/>
         <w:pBdr>
-          <w:left w:val="single" w:sz="20" w:space="6" w:color="1F3864"/>
+          <w:left w:val="single" w:sz="18" w:space="4" w:color="1F3864"/>
         </w:pBdr>
+        <w:shd w:val="clear" w:fill="F2F5FA"/>
       </w:pPr>
       <w:r>
         <w:rPr>
           <w:b/>
-          <w:sz w:val="20"/>
         </w:rPr>
         <w:t>变体引导（视现场情况选用，不必全用）</w:t>
       </w:r>
     </w:p>
     <w:p>
       <w:pPr>
-        <w:spacing w:before="40" w:after="80"/>
-        <w:ind w:left="283"/>
-        <w:shd w:val="clear" w:color="auto" w:fill="EEF2F8"/>
+        <w:ind w:left="170"/>
         <w:pBdr>
-          <w:left w:val="single" w:sz="20" w:space="6" w:color="1F3864"/>
+          <w:left w:val="single" w:sz="18" w:space="4" w:color="1F3864"/>
         </w:pBdr>
-      </w:pPr>
-      <w:r>
-        <w:rPr>
-          <w:sz w:val="20"/>
-        </w:rPr>
-        <w:t>- 若成员多为本讲初次见面的新朋友，可在开头加一句：「静心不需要任何基础，坐着就好；如果中途走神了、睡着了，都不算失败。」 - 若场地嘈杂或有人迟到，不批评、不中断，可在开始时加一句：「门会轻开轻关，声音来了就让它来，我们把注意力放回呼吸即可。」 - 若成员有明显疲惫，可将静坐缩短，并在结束时多留30秒伸展肩颈——体感舒适比时长重要。 - 若成员大多是老朋友（已参加过往期读书会），破冰轮可改为「说一句这八周最想弄明白的问题」——比「为什么来」更进一层，也不冷场。 - 若现场以中年或年长成员为主，破冰一句话后可直接进入静心——许多长辈不习惯自我介绍，安静反而让他们安心；他们的「参与」会在共读与回向的整齐跟读中自然显现，主持人不必强求每个人在第一晚「打开自己」。</w:t>
-      </w:r>
-    </w:p>
-    <w:p>
-      <w:pPr>
-        <w:spacing w:before="40" w:after="80"/>
-        <w:ind w:left="283"/>
-        <w:shd w:val="clear" w:color="auto" w:fill="EEF2F8"/>
+        <w:shd w:val="clear" w:fill="F2F5FA"/>
+      </w:pPr>
+      <w:r>
+        <w:rPr>
+          <w:b w:val="0"/>
+        </w:rPr>
+        <w:t>- 若成员多为本讲初次见面的新朋友，可在开头加一句：「静心不需要任何基础，坐着就好；如果中途走神了、睡着了，都不算失败。」</w:t>
+      </w:r>
+    </w:p>
+    <w:p>
+      <w:pPr>
+        <w:ind w:left="170"/>
         <w:pBdr>
-          <w:left w:val="single" w:sz="20" w:space="6" w:color="1F3864"/>
+          <w:left w:val="single" w:sz="18" w:space="4" w:color="1F3864"/>
         </w:pBdr>
+        <w:shd w:val="clear" w:fill="F2F5FA"/>
+      </w:pPr>
+      <w:r>
+        <w:rPr>
+          <w:b w:val="0"/>
+        </w:rPr>
+        <w:t>- 若场地嘈杂或有人迟到，不批评、不中断，可在开始时加一句：「门会轻开轻关，声音来了就让它来，我们把注意力放回呼吸即可。」</w:t>
+      </w:r>
+    </w:p>
+    <w:p>
+      <w:pPr>
+        <w:ind w:left="170"/>
+        <w:pBdr>
+          <w:left w:val="single" w:sz="18" w:space="4" w:color="1F3864"/>
+        </w:pBdr>
+        <w:shd w:val="clear" w:fill="F2F5FA"/>
+      </w:pPr>
+      <w:r>
+        <w:rPr>
+          <w:b w:val="0"/>
+        </w:rPr>
+        <w:t>- 若成员有明显疲惫，可将静坐缩短，并在结束时多留30秒伸展肩颈——体感舒适比时长重要。</w:t>
+      </w:r>
+    </w:p>
+    <w:p>
+      <w:pPr>
+        <w:ind w:left="170"/>
+        <w:pBdr>
+          <w:left w:val="single" w:sz="18" w:space="4" w:color="1F3864"/>
+        </w:pBdr>
+        <w:shd w:val="clear" w:fill="F2F5FA"/>
+      </w:pPr>
+      <w:r>
+        <w:rPr>
+          <w:b w:val="0"/>
+        </w:rPr>
+        <w:t>- 若成员大多是老朋友（已参加过往期读书会），破冰轮可改为「说一句这八周最想弄明白的问题」——比「为什么来」更进一层，也不冷场。</w:t>
+      </w:r>
+    </w:p>
+    <w:p>
+      <w:pPr>
+        <w:ind w:left="170"/>
+        <w:pBdr>
+          <w:left w:val="single" w:sz="18" w:space="4" w:color="1F3864"/>
+        </w:pBdr>
+        <w:shd w:val="clear" w:fill="F2F5FA"/>
+      </w:pPr>
+      <w:r>
+        <w:rPr>
+          <w:b w:val="0"/>
+        </w:rPr>
+        <w:t>- 若现场以中年或年长成员为主，破冰一句话后可直接进入静心——许多长辈不习惯自我介绍，安静反而让他们安心；他们的「参与」会在共读与回向的整齐跟读中自然显现，主持人不必强求每个人在第一晚「打开自己」。</w:t>
+      </w:r>
+    </w:p>
+    <w:p>
+      <w:pPr>
+        <w:ind w:left="170"/>
+        <w:pBdr>
+          <w:left w:val="single" w:sz="18" w:space="4" w:color="1F3864"/>
+        </w:pBdr>
+        <w:shd w:val="clear" w:fill="F2F5FA"/>
       </w:pPr>
       <w:r>
         <w:rPr>
           <w:b/>
-          <w:sz w:val="20"/>
         </w:rPr>
         <w:t>转入共读的过渡词（照读）</w:t>
       </w:r>
     </w:p>
     <w:p>
       <w:pPr>
-        <w:spacing w:before="40" w:after="80"/>
-        <w:ind w:left="283"/>
-        <w:shd w:val="clear" w:color="auto" w:fill="EEF2F8"/>
+        <w:ind w:left="170"/>
         <w:pBdr>
-          <w:left w:val="single" w:sz="20" w:space="6" w:color="1F3864"/>
+          <w:left w:val="single" w:sz="18" w:space="4" w:color="1F3864"/>
         </w:pBdr>
-      </w:pPr>
-      <w:r>
-        <w:rPr>
-          <w:sz w:val="20"/>
+        <w:shd w:val="clear" w:fill="F2F5FA"/>
+      </w:pPr>
+      <w:r>
+        <w:rPr>
+          <w:b w:val="0"/>
         </w:rPr>
         <w:t>「谢谢大家的安静。接下来是我们今晚最重要的三十分钟——我们将一起逐字读佛陀成道后的第一场开示。我们不赶进度，也不追求一次读懂；你只需要像听一位老师第一次开口讲话那样，听他把话说完。」</w:t>
       </w:r>
     </w:p>
     <w:p>
       <w:pPr>
-        <w:spacing w:before="40" w:after="80"/>
-        <w:ind w:left="283"/>
-        <w:shd w:val="clear" w:color="auto" w:fill="EEF2F8"/>
+        <w:ind w:left="170"/>
         <w:pBdr>
-          <w:left w:val="single" w:sz="20" w:space="6" w:color="1F3864"/>
+          <w:left w:val="single" w:sz="18" w:space="4" w:color="1F3864"/>
         </w:pBdr>
-      </w:pPr>
-      <w:r>
-        <w:rPr>
-          <w:sz w:val="20"/>
+        <w:shd w:val="clear" w:fill="F2F5FA"/>
+      </w:pPr>
+      <w:r>
+        <w:rPr>
+          <w:b w:val="0"/>
         </w:rPr>
         <w:t>（读完后不必马上翻页，留两秒安静——这两秒是给「第一场开示」的礼敬，也是给房间里所有心的一个小小停顿。）</w:t>
       </w:r>
     </w:p>
     <w:p>
       <w:pPr>
-        <w:spacing w:before="40" w:after="80"/>
-        <w:ind w:left="283"/>
-        <w:shd w:val="clear" w:color="auto" w:fill="EEF2F8"/>
+        <w:ind w:left="170"/>
         <w:pBdr>
-          <w:left w:val="single" w:sz="20" w:space="6" w:color="1F3864"/>
+          <w:left w:val="single" w:sz="18" w:space="4" w:color="1F3864"/>
         </w:pBdr>
-      </w:pPr>
-      <w:r>
-        <w:rPr>
-          <w:sz w:val="20"/>
+        <w:shd w:val="clear" w:fill="F2F5FA"/>
+      </w:pPr>
+      <w:r>
+        <w:rPr>
+          <w:b w:val="0"/>
         </w:rPr>
         <w:t xml:space="preserve">🛡️ </w:t>
       </w:r>
       <w:r>
         <w:rPr>
           <w:b/>
-          <w:sz w:val="20"/>
         </w:rPr>
         <w:t>心理安全三约定</w:t>
       </w:r>
       <w:r>
         <w:rPr>
-          <w:sz w:val="20"/>
+          <w:b w:val="0"/>
         </w:rPr>
         <w:t xml:space="preserve">（每次开场在心里过一遍）：① </w:t>
       </w:r>
       <w:r>
         <w:rPr>
           <w:b/>
-          <w:sz w:val="20"/>
         </w:rPr>
         <w:t>保密</w:t>
       </w:r>
       <w:r>
         <w:rPr>
-          <w:sz w:val="20"/>
+          <w:b w:val="0"/>
         </w:rPr>
         <w:t xml:space="preserve">——这里说的话不出这间屋子；② </w:t>
       </w:r>
       <w:r>
         <w:rPr>
           <w:b/>
-          <w:sz w:val="20"/>
         </w:rPr>
         <w:t>不评判</w:t>
       </w:r>
       <w:r>
         <w:rPr>
-          <w:sz w:val="20"/>
+          <w:b w:val="0"/>
         </w:rPr>
         <w:t xml:space="preserve">——不评价任何人的分享，也不急着评价自己；③ </w:t>
       </w:r>
       <w:r>
         <w:rPr>
           <w:b/>
-          <w:sz w:val="20"/>
         </w:rPr>
         <w:t>可随时暂停</w:t>
       </w:r>
       <w:r>
         <w:rPr>
-          <w:sz w:val="20"/>
+          <w:b w:val="0"/>
         </w:rPr>
         <w:t>——任何时候觉得不舒服，都可以停下来休息、喝水或离开，不需要解释。</w:t>
       </w:r>
     </w:p>
     <w:p>
-      <w:pPr>
-        <w:spacing w:before="160" w:after="80"/>
-      </w:pPr>
-      <w:r>
-        <w:rPr>
-          <w:rFonts w:ascii="Microsoft YaHei" w:hAnsi="Microsoft YaHei" w:eastAsia="Microsoft YaHei"/>
+      <w:r>
+        <w:rPr>
           <w:b/>
           <w:color w:val="1F3864"/>
-          <w:sz w:val="28"/>
+          <w:sz w:val="26"/>
         </w:rPr>
         <w:t>📖 共读原文（25 min）</w:t>
       </w:r>
     </w:p>
     <w:p>
       <w:pPr>
-        <w:spacing w:before="40" w:after="80"/>
-        <w:ind w:left="283"/>
-        <w:shd w:val="clear" w:color="auto" w:fill="EEF2F8"/>
+        <w:ind w:left="170"/>
         <w:pBdr>
-          <w:left w:val="single" w:sz="20" w:space="6" w:color="1F3864"/>
+          <w:left w:val="single" w:sz="18" w:space="4" w:color="1F3864"/>
         </w:pBdr>
-      </w:pPr>
-      <w:r>
-        <w:rPr>
-          <w:sz w:val="20"/>
+        <w:shd w:val="clear" w:fill="F2F5FA"/>
+      </w:pPr>
+      <w:r>
+        <w:rPr>
+          <w:b w:val="0"/>
         </w:rPr>
         <w:t>⚠️ 主持人操作：本周共读材料①较长，请按小节推进：★核心段（①-3、①-4、①-6、①-10）必读；◈扩展段（①-7、①-8、①-9、①-11、①-12）默认读，时间不足时整段跳读并说明「此段下周及读书09会回到」；各小节标题及（整理注记）不读出。轮流朗读：每段请一位成员读，主持人读注解性长段。材料②为概览段，读毕即入分享。</w:t>
       </w:r>
     </w:p>
     <w:p>
       <w:pPr>
-        <w:spacing w:before="40" w:after="80"/>
-        <w:ind w:left="283"/>
-        <w:shd w:val="clear" w:color="auto" w:fill="EEF2F8"/>
+        <w:ind w:left="170"/>
         <w:pBdr>
-          <w:left w:val="single" w:sz="20" w:space="6" w:color="1F3864"/>
+          <w:left w:val="single" w:sz="18" w:space="4" w:color="1F3864"/>
         </w:pBdr>
+        <w:shd w:val="clear" w:fill="F2F5FA"/>
       </w:pPr>
       <w:r>
         <w:rPr>
           <w:b/>
-          <w:sz w:val="20"/>
         </w:rPr>
         <w:t>【本周朗读段 · 开始】</w:t>
       </w:r>
       <w:r>
         <w:rPr>
-          <w:sz w:val="20"/>
+          <w:b w:val="0"/>
         </w:rPr>
         <w:t>（本段约 3521 字，供中等稍慢朗读，约 20 分钟；其余为默读／选读／延伸内容）</w:t>
       </w:r>
     </w:p>
     <w:p>
       <w:pPr>
-        <w:spacing w:before="40" w:after="80"/>
-        <w:ind w:left="283"/>
-        <w:shd w:val="clear" w:color="auto" w:fill="EEF2F8"/>
+        <w:ind w:left="170"/>
         <w:pBdr>
-          <w:left w:val="single" w:sz="20" w:space="6" w:color="1F3864"/>
+          <w:left w:val="single" w:sz="18" w:space="4" w:color="1F3864"/>
         </w:pBdr>
+        <w:shd w:val="clear" w:fill="F2F5FA"/>
       </w:pPr>
       <w:r>
         <w:rPr>
           <w:b/>
-          <w:sz w:val="20"/>
         </w:rPr>
         <w:t>读前定调词（共读开始前照读，约1分钟）</w:t>
       </w:r>
     </w:p>
     <w:p>
       <w:pPr>
-        <w:spacing w:before="40" w:after="80"/>
-        <w:ind w:left="283"/>
-        <w:shd w:val="clear" w:color="auto" w:fill="EEF2F8"/>
+        <w:ind w:left="170"/>
         <w:pBdr>
-          <w:left w:val="single" w:sz="20" w:space="6" w:color="1F3864"/>
+          <w:left w:val="single" w:sz="18" w:space="4" w:color="1F3864"/>
         </w:pBdr>
-      </w:pPr>
-      <w:r>
-        <w:rPr>
-          <w:sz w:val="20"/>
+        <w:shd w:val="clear" w:fill="F2F5FA"/>
+      </w:pPr>
+      <w:r>
+        <w:rPr>
+          <w:b w:val="0"/>
         </w:rPr>
         <w:t>「开始之前，说三件小事。第一，我们逐字读，读到（整理注记）这样的括号时跳过不读——那是给主持人看的说明。第二，轮流朗读：每段请一位成员读，愿意读多少读多少，不想读就说『过』，主持人随时接上。第三，读不懂的地方请举手说『卡住了』——『卡住了』在本读书会是有效的发言，不需要解释哪里不懂。我们读的是佛陀成道后的第一场开示，值得慢慢读。」</w:t>
       </w:r>
     </w:p>
     <w:p>
       <w:pPr>
-        <w:spacing w:before="40" w:after="80"/>
-        <w:ind w:left="283"/>
-        <w:shd w:val="clear" w:color="auto" w:fill="EEF2F8"/>
+        <w:ind w:left="170"/>
         <w:pBdr>
-          <w:left w:val="single" w:sz="20" w:space="6" w:color="1F3864"/>
+          <w:left w:val="single" w:sz="18" w:space="4" w:color="1F3864"/>
         </w:pBdr>
+        <w:shd w:val="clear" w:fill="F2F5FA"/>
       </w:pPr>
       <w:r>
         <w:rPr>
           <w:b/>
-          <w:sz w:val="20"/>
         </w:rPr>
         <w:t>分段衔接词（段间使用，不另起讨论）</w:t>
       </w:r>
     </w:p>
     <w:p>
       <w:pPr>
-        <w:spacing w:before="40" w:after="80"/>
-        <w:ind w:left="283"/>
-        <w:shd w:val="clear" w:color="auto" w:fill="EEF2F8"/>
+        <w:ind w:left="170"/>
         <w:pBdr>
-          <w:left w:val="single" w:sz="20" w:space="6" w:color="1F3864"/>
+          <w:left w:val="single" w:sz="18" w:space="4" w:color="1F3864"/>
         </w:pBdr>
-      </w:pPr>
-      <w:r>
-        <w:rPr>
-          <w:sz w:val="20"/>
-        </w:rPr>
-        <w:t>- ①-3 读毕、进入①-4 前：「两极都走过了，路在哪里——」 - ①-4 读毕：「记住这句定义，它是本周所有讨论的秤。」 - ①-6 读毕（八支逐释）：「八支的名字刚刚全部出场——它们会在未来七周逐一变成熟人。」 - ①-10 读毕：「世间与出世间两种道分，暂时记个印象即可。」 - ①-5 读毕（《轭孔经》）：「一只海龟百年浮出海面一次——我们能坐在这里读这部经，就是从那个孔里穿过来的。」 - 材料②读毕：「地图已经展开，下周我们放大第一站：正见。」</w:t>
-      </w:r>
-    </w:p>
-    <w:p>
-      <w:pPr>
-        <w:spacing w:before="40" w:after="80"/>
-        <w:ind w:left="283"/>
-        <w:shd w:val="clear" w:color="auto" w:fill="EEF2F8"/>
+        <w:shd w:val="clear" w:fill="F2F5FA"/>
+      </w:pPr>
+      <w:r>
+        <w:rPr>
+          <w:b w:val="0"/>
+        </w:rPr>
+        <w:t>- ①-3 读毕、进入①-4 前：「两极都走过了，路在哪里——」</w:t>
+      </w:r>
+    </w:p>
+    <w:p>
+      <w:pPr>
+        <w:ind w:left="170"/>
         <w:pBdr>
-          <w:left w:val="single" w:sz="20" w:space="6" w:color="1F3864"/>
+          <w:left w:val="single" w:sz="18" w:space="4" w:color="1F3864"/>
         </w:pBdr>
+        <w:shd w:val="clear" w:fill="F2F5FA"/>
+      </w:pPr>
+      <w:r>
+        <w:rPr>
+          <w:b w:val="0"/>
+        </w:rPr>
+        <w:t>- ①-4 读毕：「记住这句定义，它是本周所有讨论的秤。」</w:t>
+      </w:r>
+    </w:p>
+    <w:p>
+      <w:pPr>
+        <w:ind w:left="170"/>
+        <w:pBdr>
+          <w:left w:val="single" w:sz="18" w:space="4" w:color="1F3864"/>
+        </w:pBdr>
+        <w:shd w:val="clear" w:fill="F2F5FA"/>
+      </w:pPr>
+      <w:r>
+        <w:rPr>
+          <w:b w:val="0"/>
+        </w:rPr>
+        <w:t>- ①-6 读毕（八支逐释）：「八支的名字刚刚全部出场——它们会在未来七周逐一变成熟人。」</w:t>
+      </w:r>
+    </w:p>
+    <w:p>
+      <w:pPr>
+        <w:ind w:left="170"/>
+        <w:pBdr>
+          <w:left w:val="single" w:sz="18" w:space="4" w:color="1F3864"/>
+        </w:pBdr>
+        <w:shd w:val="clear" w:fill="F2F5FA"/>
+      </w:pPr>
+      <w:r>
+        <w:rPr>
+          <w:b w:val="0"/>
+        </w:rPr>
+        <w:t>- ①-10 读毕：「世间与出世间两种道分，暂时记个印象即可。」</w:t>
+      </w:r>
+    </w:p>
+    <w:p>
+      <w:pPr>
+        <w:ind w:left="170"/>
+        <w:pBdr>
+          <w:left w:val="single" w:sz="18" w:space="4" w:color="1F3864"/>
+        </w:pBdr>
+        <w:shd w:val="clear" w:fill="F2F5FA"/>
+      </w:pPr>
+      <w:r>
+        <w:rPr>
+          <w:b w:val="0"/>
+        </w:rPr>
+        <w:t>- ①-5 读毕（《轭孔经》）：「一只海龟百年浮出海面一次——我们能坐在这里读这部经，就是从那个孔里穿过来的。」</w:t>
+      </w:r>
+    </w:p>
+    <w:p>
+      <w:pPr>
+        <w:ind w:left="170"/>
+        <w:pBdr>
+          <w:left w:val="single" w:sz="18" w:space="4" w:color="1F3864"/>
+        </w:pBdr>
+        <w:shd w:val="clear" w:fill="F2F5FA"/>
+      </w:pPr>
+      <w:r>
+        <w:rPr>
+          <w:b w:val="0"/>
+        </w:rPr>
+        <w:t>- 材料②读毕：「地图已经展开，下周我们放大第一站：正见。」</w:t>
+      </w:r>
+    </w:p>
+    <w:p>
+      <w:pPr>
+        <w:ind w:left="170"/>
+        <w:pBdr>
+          <w:left w:val="single" w:sz="18" w:space="4" w:color="1F3864"/>
+        </w:pBdr>
+        <w:shd w:val="clear" w:fill="F2F5FA"/>
       </w:pPr>
       <w:r>
         <w:rPr>
           <w:b/>
-          <w:sz w:val="20"/>
         </w:rPr>
         <w:t>共读结构总览（主持人手边参考，不读出）</w:t>
       </w:r>
@@ -2686,7 +3202,6 @@
       <w:tblPr>
         <w:tblStyle w:val="TableGrid"/>
         <w:tblW w:type="auto" w:w="0"/>
-        <w:jc w:val="center"/>
         <w:tblLook w:firstColumn="1" w:firstRow="1" w:lastColumn="0" w:lastRow="0" w:noHBand="0" w:noVBand="1" w:val="04A0"/>
       </w:tblPr>
       <w:tblGrid>
@@ -2699,17 +3214,20 @@
         <w:tc>
           <w:tcPr>
             <w:tcW w:type="dxa" w:w="2409"/>
-            <w:shd w:val="clear" w:color="auto" w:fill="1F3864"/>
+            <w:shd w:val="clear" w:fill="1F3864"/>
           </w:tcPr>
           <w:p>
-            <w:pPr>
-              <w:spacing w:after="20"/>
-            </w:pPr>
             <w:r>
               <w:rPr>
-                <w:b/>
                 <w:color w:val="FFFFFF"/>
-                <w:sz w:val="19"/>
+                <w:sz w:val="18"/>
+              </w:rPr>
+            </w:r>
+            <w:r>
+              <w:rPr>
+                <w:b w:val="0"/>
+                <w:color w:val="FFFFFF"/>
+                <w:sz w:val="18"/>
               </w:rPr>
               <w:t>小节</w:t>
             </w:r>
@@ -2718,17 +3236,20 @@
         <w:tc>
           <w:tcPr>
             <w:tcW w:type="dxa" w:w="2409"/>
-            <w:shd w:val="clear" w:color="auto" w:fill="1F3864"/>
+            <w:shd w:val="clear" w:fill="1F3864"/>
           </w:tcPr>
           <w:p>
-            <w:pPr>
-              <w:spacing w:after="20"/>
-            </w:pPr>
             <w:r>
               <w:rPr>
-                <w:b/>
                 <w:color w:val="FFFFFF"/>
-                <w:sz w:val="19"/>
+                <w:sz w:val="18"/>
+              </w:rPr>
+            </w:r>
+            <w:r>
+              <w:rPr>
+                <w:b w:val="0"/>
+                <w:color w:val="FFFFFF"/>
+                <w:sz w:val="18"/>
               </w:rPr>
               <w:t>标记</w:t>
             </w:r>
@@ -2737,17 +3258,20 @@
         <w:tc>
           <w:tcPr>
             <w:tcW w:type="dxa" w:w="2409"/>
-            <w:shd w:val="clear" w:color="auto" w:fill="1F3864"/>
+            <w:shd w:val="clear" w:fill="1F3864"/>
           </w:tcPr>
           <w:p>
-            <w:pPr>
-              <w:spacing w:after="20"/>
-            </w:pPr>
             <w:r>
               <w:rPr>
-                <w:b/>
                 <w:color w:val="FFFFFF"/>
-                <w:sz w:val="19"/>
+                <w:sz w:val="18"/>
+              </w:rPr>
+            </w:r>
+            <w:r>
+              <w:rPr>
+                <w:b w:val="0"/>
+                <w:color w:val="FFFFFF"/>
+                <w:sz w:val="18"/>
               </w:rPr>
               <w:t>内容</w:t>
             </w:r>
@@ -2756,17 +3280,20 @@
         <w:tc>
           <w:tcPr>
             <w:tcW w:type="dxa" w:w="2409"/>
-            <w:shd w:val="clear" w:color="auto" w:fill="1F3864"/>
+            <w:shd w:val="clear" w:fill="1F3864"/>
           </w:tcPr>
           <w:p>
-            <w:pPr>
-              <w:spacing w:after="20"/>
-            </w:pPr>
             <w:r>
               <w:rPr>
-                <w:b/>
                 <w:color w:val="FFFFFF"/>
-                <w:sz w:val="19"/>
+                <w:sz w:val="18"/>
+              </w:rPr>
+            </w:r>
+            <w:r>
+              <w:rPr>
+                <w:b w:val="0"/>
+                <w:color w:val="FFFFFF"/>
+                <w:sz w:val="18"/>
               </w:rPr>
               <w:t>建议用时（30 min内）</w:t>
             </w:r>
@@ -2779,12 +3306,15 @@
             <w:tcW w:type="dxa" w:w="2409"/>
           </w:tcPr>
           <w:p>
-            <w:pPr>
-              <w:spacing w:after="20"/>
-            </w:pPr>
             <w:r>
               <w:rPr>
-                <w:sz w:val="19"/>
+                <w:sz w:val="18"/>
+              </w:rPr>
+            </w:r>
+            <w:r>
+              <w:rPr>
+                <w:b w:val="0"/>
+                <w:sz w:val="18"/>
               </w:rPr>
               <w:t>①-1</w:t>
             </w:r>
@@ -2795,12 +3325,15 @@
             <w:tcW w:type="dxa" w:w="2409"/>
           </w:tcPr>
           <w:p>
-            <w:pPr>
-              <w:spacing w:after="20"/>
-            </w:pPr>
             <w:r>
               <w:rPr>
-                <w:sz w:val="19"/>
+                <w:sz w:val="18"/>
+              </w:rPr>
+            </w:r>
+            <w:r>
+              <w:rPr>
+                <w:b w:val="0"/>
+                <w:sz w:val="18"/>
               </w:rPr>
               <w:t>—</w:t>
             </w:r>
@@ -2811,12 +3344,15 @@
             <w:tcW w:type="dxa" w:w="2409"/>
           </w:tcPr>
           <w:p>
-            <w:pPr>
-              <w:spacing w:after="20"/>
-            </w:pPr>
             <w:r>
               <w:rPr>
-                <w:sz w:val="19"/>
+                <w:sz w:val="18"/>
+              </w:rPr>
+            </w:r>
+            <w:r>
+              <w:rPr>
+                <w:b w:val="0"/>
+                <w:sz w:val="18"/>
               </w:rPr>
               <w:t>初转法轮·序分：鹿野苑与仙人坠处</w:t>
             </w:r>
@@ -2827,12 +3363,15 @@
             <w:tcW w:type="dxa" w:w="2409"/>
           </w:tcPr>
           <w:p>
-            <w:pPr>
-              <w:spacing w:after="20"/>
-            </w:pPr>
             <w:r>
               <w:rPr>
-                <w:sz w:val="19"/>
+                <w:sz w:val="18"/>
+              </w:rPr>
+            </w:r>
+            <w:r>
+              <w:rPr>
+                <w:b w:val="0"/>
+                <w:sz w:val="18"/>
               </w:rPr>
               <w:t>2 min</w:t>
             </w:r>
@@ -2843,15 +3382,18 @@
         <w:tc>
           <w:tcPr>
             <w:tcW w:type="dxa" w:w="2409"/>
-            <w:shd w:val="clear" w:color="auto" w:fill="F2F2F2"/>
+            <w:shd w:val="clear" w:fill="F2F5FA"/>
           </w:tcPr>
           <w:p>
-            <w:pPr>
-              <w:spacing w:after="20"/>
-            </w:pPr>
             <w:r>
               <w:rPr>
-                <w:sz w:val="19"/>
+                <w:sz w:val="18"/>
+              </w:rPr>
+            </w:r>
+            <w:r>
+              <w:rPr>
+                <w:b w:val="0"/>
+                <w:sz w:val="18"/>
               </w:rPr>
               <w:t>①-2</w:t>
             </w:r>
@@ -2860,15 +3402,18 @@
         <w:tc>
           <w:tcPr>
             <w:tcW w:type="dxa" w:w="2409"/>
-            <w:shd w:val="clear" w:color="auto" w:fill="F2F2F2"/>
+            <w:shd w:val="clear" w:fill="F2F5FA"/>
           </w:tcPr>
           <w:p>
-            <w:pPr>
-              <w:spacing w:after="20"/>
-            </w:pPr>
             <w:r>
               <w:rPr>
-                <w:sz w:val="19"/>
+                <w:sz w:val="18"/>
+              </w:rPr>
+            </w:r>
+            <w:r>
+              <w:rPr>
+                <w:b w:val="0"/>
+                <w:sz w:val="18"/>
               </w:rPr>
               <w:t>—</w:t>
             </w:r>
@@ -2877,15 +3422,18 @@
         <w:tc>
           <w:tcPr>
             <w:tcW w:type="dxa" w:w="2409"/>
-            <w:shd w:val="clear" w:color="auto" w:fill="F2F2F2"/>
+            <w:shd w:val="clear" w:fill="F2F5FA"/>
           </w:tcPr>
           <w:p>
-            <w:pPr>
-              <w:spacing w:after="20"/>
-            </w:pPr>
             <w:r>
               <w:rPr>
-                <w:sz w:val="19"/>
+                <w:sz w:val="18"/>
+              </w:rPr>
+            </w:r>
+            <w:r>
+              <w:rPr>
+                <w:b w:val="0"/>
+                <w:sz w:val="18"/>
               </w:rPr>
               <w:t>五比库的波罗蜜与四无碍解智</w:t>
             </w:r>
@@ -2894,15 +3442,18 @@
         <w:tc>
           <w:tcPr>
             <w:tcW w:type="dxa" w:w="2409"/>
-            <w:shd w:val="clear" w:color="auto" w:fill="F2F2F2"/>
+            <w:shd w:val="clear" w:fill="F2F5FA"/>
           </w:tcPr>
           <w:p>
-            <w:pPr>
-              <w:spacing w:after="20"/>
-            </w:pPr>
             <w:r>
               <w:rPr>
-                <w:sz w:val="19"/>
+                <w:sz w:val="18"/>
+              </w:rPr>
+            </w:r>
+            <w:r>
+              <w:rPr>
+                <w:b w:val="0"/>
+                <w:sz w:val="18"/>
               </w:rPr>
               <w:t>2 min</w:t>
             </w:r>
@@ -2915,12 +3466,15 @@
             <w:tcW w:type="dxa" w:w="2409"/>
           </w:tcPr>
           <w:p>
-            <w:pPr>
-              <w:spacing w:after="20"/>
-            </w:pPr>
             <w:r>
               <w:rPr>
-                <w:sz w:val="19"/>
+                <w:sz w:val="18"/>
+              </w:rPr>
+            </w:r>
+            <w:r>
+              <w:rPr>
+                <w:b w:val="0"/>
+                <w:sz w:val="18"/>
               </w:rPr>
               <w:t>①-3</w:t>
             </w:r>
@@ -2931,12 +3485,15 @@
             <w:tcW w:type="dxa" w:w="2409"/>
           </w:tcPr>
           <w:p>
-            <w:pPr>
-              <w:spacing w:after="20"/>
-            </w:pPr>
             <w:r>
               <w:rPr>
-                <w:sz w:val="19"/>
+                <w:sz w:val="18"/>
+              </w:rPr>
+            </w:r>
+            <w:r>
+              <w:rPr>
+                <w:b w:val="0"/>
+                <w:sz w:val="18"/>
               </w:rPr>
               <w:t>★核心</w:t>
             </w:r>
@@ -2947,12 +3504,15 @@
             <w:tcW w:type="dxa" w:w="2409"/>
           </w:tcPr>
           <w:p>
-            <w:pPr>
-              <w:spacing w:after="20"/>
-            </w:pPr>
             <w:r>
               <w:rPr>
-                <w:sz w:val="19"/>
+                <w:sz w:val="18"/>
+              </w:rPr>
+            </w:r>
+            <w:r>
+              <w:rPr>
+                <w:b w:val="0"/>
+                <w:sz w:val="18"/>
               </w:rPr>
               <w:t>两种极端：沉迷感官享乐与自我折磨苦行</w:t>
             </w:r>
@@ -2963,12 +3523,15 @@
             <w:tcW w:type="dxa" w:w="2409"/>
           </w:tcPr>
           <w:p>
-            <w:pPr>
-              <w:spacing w:after="20"/>
-            </w:pPr>
             <w:r>
               <w:rPr>
-                <w:sz w:val="19"/>
+                <w:sz w:val="18"/>
+              </w:rPr>
+            </w:r>
+            <w:r>
+              <w:rPr>
+                <w:b w:val="0"/>
+                <w:sz w:val="18"/>
               </w:rPr>
               <w:t>4 min</w:t>
             </w:r>
@@ -2979,15 +3542,18 @@
         <w:tc>
           <w:tcPr>
             <w:tcW w:type="dxa" w:w="2409"/>
-            <w:shd w:val="clear" w:color="auto" w:fill="F2F2F2"/>
+            <w:shd w:val="clear" w:fill="F2F5FA"/>
           </w:tcPr>
           <w:p>
-            <w:pPr>
-              <w:spacing w:after="20"/>
-            </w:pPr>
             <w:r>
               <w:rPr>
-                <w:sz w:val="19"/>
+                <w:sz w:val="18"/>
+              </w:rPr>
+            </w:r>
+            <w:r>
+              <w:rPr>
+                <w:b w:val="0"/>
+                <w:sz w:val="18"/>
               </w:rPr>
               <w:t>①-4</w:t>
             </w:r>
@@ -2996,15 +3562,18 @@
         <w:tc>
           <w:tcPr>
             <w:tcW w:type="dxa" w:w="2409"/>
-            <w:shd w:val="clear" w:color="auto" w:fill="F2F2F2"/>
+            <w:shd w:val="clear" w:fill="F2F5FA"/>
           </w:tcPr>
           <w:p>
-            <w:pPr>
-              <w:spacing w:after="20"/>
-            </w:pPr>
             <w:r>
               <w:rPr>
-                <w:sz w:val="19"/>
+                <w:sz w:val="18"/>
+              </w:rPr>
+            </w:r>
+            <w:r>
+              <w:rPr>
+                <w:b w:val="0"/>
+                <w:sz w:val="18"/>
               </w:rPr>
               <w:t>★核心</w:t>
             </w:r>
@@ -3013,15 +3582,18 @@
         <w:tc>
           <w:tcPr>
             <w:tcW w:type="dxa" w:w="2409"/>
-            <w:shd w:val="clear" w:color="auto" w:fill="F2F2F2"/>
+            <w:shd w:val="clear" w:fill="F2F5FA"/>
           </w:tcPr>
           <w:p>
-            <w:pPr>
-              <w:spacing w:after="20"/>
-            </w:pPr>
             <w:r>
               <w:rPr>
-                <w:sz w:val="19"/>
+                <w:sz w:val="18"/>
+              </w:rPr>
+            </w:r>
+            <w:r>
+              <w:rPr>
+                <w:b w:val="0"/>
+                <w:sz w:val="18"/>
               </w:rPr>
               <w:t>中道：避免两极、引生彻见真知</w:t>
             </w:r>
@@ -3030,15 +3602,18 @@
         <w:tc>
           <w:tcPr>
             <w:tcW w:type="dxa" w:w="2409"/>
-            <w:shd w:val="clear" w:color="auto" w:fill="F2F2F2"/>
+            <w:shd w:val="clear" w:fill="F2F5FA"/>
           </w:tcPr>
           <w:p>
-            <w:pPr>
-              <w:spacing w:after="20"/>
-            </w:pPr>
             <w:r>
               <w:rPr>
-                <w:sz w:val="19"/>
+                <w:sz w:val="18"/>
+              </w:rPr>
+            </w:r>
+            <w:r>
+              <w:rPr>
+                <w:b w:val="0"/>
+                <w:sz w:val="18"/>
               </w:rPr>
               <w:t>2 min</w:t>
             </w:r>
@@ -3051,12 +3626,15 @@
             <w:tcW w:type="dxa" w:w="2409"/>
           </w:tcPr>
           <w:p>
-            <w:pPr>
-              <w:spacing w:after="20"/>
-            </w:pPr>
             <w:r>
               <w:rPr>
-                <w:sz w:val="19"/>
+                <w:sz w:val="18"/>
+              </w:rPr>
+            </w:r>
+            <w:r>
+              <w:rPr>
+                <w:b w:val="0"/>
+                <w:sz w:val="18"/>
               </w:rPr>
               <w:t>①-5</w:t>
             </w:r>
@@ -3067,12 +3645,15 @@
             <w:tcW w:type="dxa" w:w="2409"/>
           </w:tcPr>
           <w:p>
-            <w:pPr>
-              <w:spacing w:after="20"/>
-            </w:pPr>
             <w:r>
               <w:rPr>
-                <w:sz w:val="19"/>
+                <w:sz w:val="18"/>
+              </w:rPr>
+            </w:r>
+            <w:r>
+              <w:rPr>
+                <w:b w:val="0"/>
+                <w:sz w:val="18"/>
               </w:rPr>
               <w:t>—</w:t>
             </w:r>
@@ -3083,12 +3664,15 @@
             <w:tcW w:type="dxa" w:w="2409"/>
           </w:tcPr>
           <w:p>
-            <w:pPr>
-              <w:spacing w:after="20"/>
-            </w:pPr>
             <w:r>
               <w:rPr>
-                <w:sz w:val="19"/>
+                <w:sz w:val="18"/>
+              </w:rPr>
+            </w:r>
+            <w:r>
+              <w:rPr>
+                <w:b w:val="0"/>
+                <w:sz w:val="18"/>
               </w:rPr>
               <w:t>《轭孔经》：四圣谛的重要性</w:t>
             </w:r>
@@ -3099,12 +3683,15 @@
             <w:tcW w:type="dxa" w:w="2409"/>
           </w:tcPr>
           <w:p>
-            <w:pPr>
-              <w:spacing w:after="20"/>
-            </w:pPr>
             <w:r>
               <w:rPr>
-                <w:sz w:val="19"/>
+                <w:sz w:val="18"/>
+              </w:rPr>
+            </w:r>
+            <w:r>
+              <w:rPr>
+                <w:b w:val="0"/>
+                <w:sz w:val="18"/>
               </w:rPr>
               <w:t>3 min</w:t>
             </w:r>
@@ -3115,15 +3702,18 @@
         <w:tc>
           <w:tcPr>
             <w:tcW w:type="dxa" w:w="2409"/>
-            <w:shd w:val="clear" w:color="auto" w:fill="F2F2F2"/>
+            <w:shd w:val="clear" w:fill="F2F5FA"/>
           </w:tcPr>
           <w:p>
-            <w:pPr>
-              <w:spacing w:after="20"/>
-            </w:pPr>
             <w:r>
               <w:rPr>
-                <w:sz w:val="19"/>
+                <w:sz w:val="18"/>
+              </w:rPr>
+            </w:r>
+            <w:r>
+              <w:rPr>
+                <w:b w:val="0"/>
+                <w:sz w:val="18"/>
               </w:rPr>
               <w:t>①-6</w:t>
             </w:r>
@@ -3132,15 +3722,18 @@
         <w:tc>
           <w:tcPr>
             <w:tcW w:type="dxa" w:w="2409"/>
-            <w:shd w:val="clear" w:color="auto" w:fill="F2F2F2"/>
+            <w:shd w:val="clear" w:fill="F2F5FA"/>
           </w:tcPr>
           <w:p>
-            <w:pPr>
-              <w:spacing w:after="20"/>
-            </w:pPr>
             <w:r>
               <w:rPr>
-                <w:sz w:val="19"/>
+                <w:sz w:val="18"/>
+              </w:rPr>
+            </w:r>
+            <w:r>
+              <w:rPr>
+                <w:b w:val="0"/>
+                <w:sz w:val="18"/>
               </w:rPr>
               <w:t>★核心</w:t>
             </w:r>
@@ -3149,15 +3742,18 @@
         <w:tc>
           <w:tcPr>
             <w:tcW w:type="dxa" w:w="2409"/>
-            <w:shd w:val="clear" w:color="auto" w:fill="F2F2F2"/>
+            <w:shd w:val="clear" w:fill="F2F5FA"/>
           </w:tcPr>
           <w:p>
-            <w:pPr>
-              <w:spacing w:after="20"/>
-            </w:pPr>
             <w:r>
               <w:rPr>
-                <w:sz w:val="19"/>
+                <w:sz w:val="18"/>
+              </w:rPr>
+            </w:r>
+            <w:r>
+              <w:rPr>
+                <w:b w:val="0"/>
+                <w:sz w:val="18"/>
               </w:rPr>
               <w:t>中道即八圣道分：八支逐释</w:t>
             </w:r>
@@ -3166,15 +3762,18 @@
         <w:tc>
           <w:tcPr>
             <w:tcW w:type="dxa" w:w="2409"/>
-            <w:shd w:val="clear" w:color="auto" w:fill="F2F2F2"/>
+            <w:shd w:val="clear" w:fill="F2F5FA"/>
           </w:tcPr>
           <w:p>
-            <w:pPr>
-              <w:spacing w:after="20"/>
-            </w:pPr>
             <w:r>
               <w:rPr>
-                <w:sz w:val="19"/>
+                <w:sz w:val="18"/>
+              </w:rPr>
+            </w:r>
+            <w:r>
+              <w:rPr>
+                <w:b w:val="0"/>
+                <w:sz w:val="18"/>
               </w:rPr>
               <w:t>4 min</w:t>
             </w:r>
@@ -3187,12 +3786,15 @@
             <w:tcW w:type="dxa" w:w="2409"/>
           </w:tcPr>
           <w:p>
-            <w:pPr>
-              <w:spacing w:after="20"/>
-            </w:pPr>
             <w:r>
               <w:rPr>
-                <w:sz w:val="19"/>
+                <w:sz w:val="18"/>
+              </w:rPr>
+            </w:r>
+            <w:r>
+              <w:rPr>
+                <w:b w:val="0"/>
+                <w:sz w:val="18"/>
               </w:rPr>
               <w:t>①-7</w:t>
             </w:r>
@@ -3203,12 +3805,15 @@
             <w:tcW w:type="dxa" w:w="2409"/>
           </w:tcPr>
           <w:p>
-            <w:pPr>
-              <w:spacing w:after="20"/>
-            </w:pPr>
             <w:r>
               <w:rPr>
-                <w:sz w:val="19"/>
+                <w:sz w:val="18"/>
+              </w:rPr>
+            </w:r>
+            <w:r>
+              <w:rPr>
+                <w:b w:val="0"/>
+                <w:sz w:val="18"/>
               </w:rPr>
               <w:t>◈扩展</w:t>
             </w:r>
@@ -3219,12 +3824,15 @@
             <w:tcW w:type="dxa" w:w="2409"/>
           </w:tcPr>
           <w:p>
-            <w:pPr>
-              <w:spacing w:after="20"/>
-            </w:pPr>
             <w:r>
               <w:rPr>
-                <w:sz w:val="19"/>
+                <w:sz w:val="18"/>
+              </w:rPr>
+            </w:r>
+            <w:r>
+              <w:rPr>
+                <w:b w:val="0"/>
+                <w:sz w:val="18"/>
               </w:rPr>
               <w:t>苦圣谛</w:t>
             </w:r>
@@ -3235,12 +3843,15 @@
             <w:tcW w:type="dxa" w:w="2409"/>
           </w:tcPr>
           <w:p>
-            <w:pPr>
-              <w:spacing w:after="20"/>
-            </w:pPr>
             <w:r>
               <w:rPr>
-                <w:sz w:val="19"/>
+                <w:sz w:val="18"/>
+              </w:rPr>
+            </w:r>
+            <w:r>
+              <w:rPr>
+                <w:b w:val="0"/>
+                <w:sz w:val="18"/>
               </w:rPr>
               <w:t>3 min（紧时可整段跳读）</w:t>
             </w:r>
@@ -3251,15 +3862,18 @@
         <w:tc>
           <w:tcPr>
             <w:tcW w:type="dxa" w:w="2409"/>
-            <w:shd w:val="clear" w:color="auto" w:fill="F2F2F2"/>
+            <w:shd w:val="clear" w:fill="F2F5FA"/>
           </w:tcPr>
           <w:p>
-            <w:pPr>
-              <w:spacing w:after="20"/>
-            </w:pPr>
             <w:r>
               <w:rPr>
-                <w:sz w:val="19"/>
+                <w:sz w:val="18"/>
+              </w:rPr>
+            </w:r>
+            <w:r>
+              <w:rPr>
+                <w:b w:val="0"/>
+                <w:sz w:val="18"/>
               </w:rPr>
               <w:t>①-8</w:t>
             </w:r>
@@ -3268,15 +3882,18 @@
         <w:tc>
           <w:tcPr>
             <w:tcW w:type="dxa" w:w="2409"/>
-            <w:shd w:val="clear" w:color="auto" w:fill="F2F2F2"/>
+            <w:shd w:val="clear" w:fill="F2F5FA"/>
           </w:tcPr>
           <w:p>
-            <w:pPr>
-              <w:spacing w:after="20"/>
-            </w:pPr>
             <w:r>
               <w:rPr>
-                <w:sz w:val="19"/>
+                <w:sz w:val="18"/>
+              </w:rPr>
+            </w:r>
+            <w:r>
+              <w:rPr>
+                <w:b w:val="0"/>
+                <w:sz w:val="18"/>
               </w:rPr>
               <w:t>◈扩展</w:t>
             </w:r>
@@ -3285,15 +3902,18 @@
         <w:tc>
           <w:tcPr>
             <w:tcW w:type="dxa" w:w="2409"/>
-            <w:shd w:val="clear" w:color="auto" w:fill="F2F2F2"/>
+            <w:shd w:val="clear" w:fill="F2F5FA"/>
           </w:tcPr>
           <w:p>
-            <w:pPr>
-              <w:spacing w:after="20"/>
-            </w:pPr>
             <w:r>
               <w:rPr>
-                <w:sz w:val="19"/>
+                <w:sz w:val="18"/>
+              </w:rPr>
+            </w:r>
+            <w:r>
+              <w:rPr>
+                <w:b w:val="0"/>
+                <w:sz w:val="18"/>
               </w:rPr>
               <w:t>苦集圣谛</w:t>
             </w:r>
@@ -3302,15 +3922,18 @@
         <w:tc>
           <w:tcPr>
             <w:tcW w:type="dxa" w:w="2409"/>
-            <w:shd w:val="clear" w:color="auto" w:fill="F2F2F2"/>
+            <w:shd w:val="clear" w:fill="F2F5FA"/>
           </w:tcPr>
           <w:p>
-            <w:pPr>
-              <w:spacing w:after="20"/>
-            </w:pPr>
             <w:r>
               <w:rPr>
-                <w:sz w:val="19"/>
+                <w:sz w:val="18"/>
+              </w:rPr>
+            </w:r>
+            <w:r>
+              <w:rPr>
+                <w:b w:val="0"/>
+                <w:sz w:val="18"/>
               </w:rPr>
               <w:t>2 min（紧时可整段跳读）</w:t>
             </w:r>
@@ -3323,12 +3946,15 @@
             <w:tcW w:type="dxa" w:w="2409"/>
           </w:tcPr>
           <w:p>
-            <w:pPr>
-              <w:spacing w:after="20"/>
-            </w:pPr>
             <w:r>
               <w:rPr>
-                <w:sz w:val="19"/>
+                <w:sz w:val="18"/>
+              </w:rPr>
+            </w:r>
+            <w:r>
+              <w:rPr>
+                <w:b w:val="0"/>
+                <w:sz w:val="18"/>
               </w:rPr>
               <w:t>①-9</w:t>
             </w:r>
@@ -3339,12 +3965,15 @@
             <w:tcW w:type="dxa" w:w="2409"/>
           </w:tcPr>
           <w:p>
-            <w:pPr>
-              <w:spacing w:after="20"/>
-            </w:pPr>
             <w:r>
               <w:rPr>
-                <w:sz w:val="19"/>
+                <w:sz w:val="18"/>
+              </w:rPr>
+            </w:r>
+            <w:r>
+              <w:rPr>
+                <w:b w:val="0"/>
+                <w:sz w:val="18"/>
               </w:rPr>
               <w:t>◈扩展</w:t>
             </w:r>
@@ -3355,12 +3984,15 @@
             <w:tcW w:type="dxa" w:w="2409"/>
           </w:tcPr>
           <w:p>
-            <w:pPr>
-              <w:spacing w:after="20"/>
-            </w:pPr>
             <w:r>
               <w:rPr>
-                <w:sz w:val="19"/>
+                <w:sz w:val="18"/>
+              </w:rPr>
+            </w:r>
+            <w:r>
+              <w:rPr>
+                <w:b w:val="0"/>
+                <w:sz w:val="18"/>
               </w:rPr>
               <w:t>苦灭圣谛（涉及涅盘义理，注明详见读书09）</w:t>
             </w:r>
@@ -3371,12 +4003,15 @@
             <w:tcW w:type="dxa" w:w="2409"/>
           </w:tcPr>
           <w:p>
-            <w:pPr>
-              <w:spacing w:after="20"/>
-            </w:pPr>
             <w:r>
               <w:rPr>
-                <w:sz w:val="19"/>
+                <w:sz w:val="18"/>
+              </w:rPr>
+            </w:r>
+            <w:r>
+              <w:rPr>
+                <w:b w:val="0"/>
+                <w:sz w:val="18"/>
               </w:rPr>
               <w:t>2 min（紧时可整段跳读）</w:t>
             </w:r>
@@ -3387,15 +4022,18 @@
         <w:tc>
           <w:tcPr>
             <w:tcW w:type="dxa" w:w="2409"/>
-            <w:shd w:val="clear" w:color="auto" w:fill="F2F2F2"/>
+            <w:shd w:val="clear" w:fill="F2F5FA"/>
           </w:tcPr>
           <w:p>
-            <w:pPr>
-              <w:spacing w:after="20"/>
-            </w:pPr>
             <w:r>
               <w:rPr>
-                <w:sz w:val="19"/>
+                <w:sz w:val="18"/>
+              </w:rPr>
+            </w:r>
+            <w:r>
+              <w:rPr>
+                <w:b w:val="0"/>
+                <w:sz w:val="18"/>
               </w:rPr>
               <w:t>①-10</w:t>
             </w:r>
@@ -3404,15 +4042,18 @@
         <w:tc>
           <w:tcPr>
             <w:tcW w:type="dxa" w:w="2409"/>
-            <w:shd w:val="clear" w:color="auto" w:fill="F2F2F2"/>
+            <w:shd w:val="clear" w:fill="F2F5FA"/>
           </w:tcPr>
           <w:p>
-            <w:pPr>
-              <w:spacing w:after="20"/>
-            </w:pPr>
             <w:r>
               <w:rPr>
-                <w:sz w:val="19"/>
+                <w:sz w:val="18"/>
+              </w:rPr>
+            </w:r>
+            <w:r>
+              <w:rPr>
+                <w:b w:val="0"/>
+                <w:sz w:val="18"/>
               </w:rPr>
               <w:t>★核心</w:t>
             </w:r>
@@ -3421,15 +4062,18 @@
         <w:tc>
           <w:tcPr>
             <w:tcW w:type="dxa" w:w="2409"/>
-            <w:shd w:val="clear" w:color="auto" w:fill="F2F2F2"/>
+            <w:shd w:val="clear" w:fill="F2F5FA"/>
           </w:tcPr>
           <w:p>
-            <w:pPr>
-              <w:spacing w:after="20"/>
-            </w:pPr>
             <w:r>
               <w:rPr>
-                <w:sz w:val="19"/>
+                <w:sz w:val="18"/>
+              </w:rPr>
+            </w:r>
+            <w:r>
+              <w:rPr>
+                <w:b w:val="0"/>
+                <w:sz w:val="18"/>
               </w:rPr>
               <w:t>导致苦灭的道圣谛：世间的与出世间的八圣道分</w:t>
             </w:r>
@@ -3438,15 +4082,18 @@
         <w:tc>
           <w:tcPr>
             <w:tcW w:type="dxa" w:w="2409"/>
-            <w:shd w:val="clear" w:color="auto" w:fill="F2F2F2"/>
+            <w:shd w:val="clear" w:fill="F2F5FA"/>
           </w:tcPr>
           <w:p>
-            <w:pPr>
-              <w:spacing w:after="20"/>
-            </w:pPr>
             <w:r>
               <w:rPr>
-                <w:sz w:val="19"/>
+                <w:sz w:val="18"/>
+              </w:rPr>
+            </w:r>
+            <w:r>
+              <w:rPr>
+                <w:b w:val="0"/>
+                <w:sz w:val="18"/>
               </w:rPr>
               <w:t>3 min</w:t>
             </w:r>
@@ -3459,12 +4106,15 @@
             <w:tcW w:type="dxa" w:w="2409"/>
           </w:tcPr>
           <w:p>
-            <w:pPr>
-              <w:spacing w:after="20"/>
-            </w:pPr>
             <w:r>
               <w:rPr>
-                <w:sz w:val="19"/>
+                <w:sz w:val="18"/>
+              </w:rPr>
+            </w:r>
+            <w:r>
+              <w:rPr>
+                <w:b w:val="0"/>
+                <w:sz w:val="18"/>
               </w:rPr>
               <w:t>①-11</w:t>
             </w:r>
@@ -3475,12 +4125,15 @@
             <w:tcW w:type="dxa" w:w="2409"/>
           </w:tcPr>
           <w:p>
-            <w:pPr>
-              <w:spacing w:after="20"/>
-            </w:pPr>
             <w:r>
               <w:rPr>
-                <w:sz w:val="19"/>
+                <w:sz w:val="18"/>
+              </w:rPr>
+            </w:r>
+            <w:r>
+              <w:rPr>
+                <w:b w:val="0"/>
+                <w:sz w:val="18"/>
               </w:rPr>
               <w:t>◈扩展</w:t>
             </w:r>
@@ -3491,12 +4144,15 @@
             <w:tcW w:type="dxa" w:w="2409"/>
           </w:tcPr>
           <w:p>
-            <w:pPr>
-              <w:spacing w:after="20"/>
-            </w:pPr>
             <w:r>
               <w:rPr>
-                <w:sz w:val="19"/>
+                <w:sz w:val="18"/>
+              </w:rPr>
+            </w:r>
+            <w:r>
+              <w:rPr>
+                <w:b w:val="0"/>
+                <w:sz w:val="18"/>
               </w:rPr>
               <w:t>补录：三转十二相语境下重提八圣道分</w:t>
             </w:r>
@@ -3507,12 +4163,15 @@
             <w:tcW w:type="dxa" w:w="2409"/>
           </w:tcPr>
           <w:p>
-            <w:pPr>
-              <w:spacing w:after="20"/>
-            </w:pPr>
             <w:r>
               <w:rPr>
-                <w:sz w:val="19"/>
+                <w:sz w:val="18"/>
+              </w:rPr>
+            </w:r>
+            <w:r>
+              <w:rPr>
+                <w:b w:val="0"/>
+                <w:sz w:val="18"/>
               </w:rPr>
               <w:t>2 min（紧时优先跳读此段）</w:t>
             </w:r>
@@ -3523,15 +4182,18 @@
         <w:tc>
           <w:tcPr>
             <w:tcW w:type="dxa" w:w="2409"/>
-            <w:shd w:val="clear" w:color="auto" w:fill="F2F2F2"/>
+            <w:shd w:val="clear" w:fill="F2F5FA"/>
           </w:tcPr>
           <w:p>
-            <w:pPr>
-              <w:spacing w:after="20"/>
-            </w:pPr>
             <w:r>
               <w:rPr>
-                <w:sz w:val="19"/>
+                <w:sz w:val="18"/>
+              </w:rPr>
+            </w:r>
+            <w:r>
+              <w:rPr>
+                <w:b w:val="0"/>
+                <w:sz w:val="18"/>
               </w:rPr>
               <w:t>①-12</w:t>
             </w:r>
@@ -3540,15 +4202,18 @@
         <w:tc>
           <w:tcPr>
             <w:tcW w:type="dxa" w:w="2409"/>
-            <w:shd w:val="clear" w:color="auto" w:fill="F2F2F2"/>
+            <w:shd w:val="clear" w:fill="F2F5FA"/>
           </w:tcPr>
           <w:p>
-            <w:pPr>
-              <w:spacing w:after="20"/>
-            </w:pPr>
             <w:r>
               <w:rPr>
-                <w:sz w:val="19"/>
+                <w:sz w:val="18"/>
+              </w:rPr>
+            </w:r>
+            <w:r>
+              <w:rPr>
+                <w:b w:val="0"/>
+                <w:sz w:val="18"/>
               </w:rPr>
               <w:t>◈扩展</w:t>
             </w:r>
@@ -3557,15 +4222,18 @@
         <w:tc>
           <w:tcPr>
             <w:tcW w:type="dxa" w:w="2409"/>
-            <w:shd w:val="clear" w:color="auto" w:fill="F2F2F2"/>
+            <w:shd w:val="clear" w:fill="F2F5FA"/>
           </w:tcPr>
           <w:p>
-            <w:pPr>
-              <w:spacing w:after="20"/>
-            </w:pPr>
             <w:r>
               <w:rPr>
-                <w:sz w:val="19"/>
+                <w:sz w:val="18"/>
+              </w:rPr>
+            </w:r>
+            <w:r>
+              <w:rPr>
+                <w:b w:val="0"/>
+                <w:sz w:val="18"/>
               </w:rPr>
               <w:t>补录：四圣谛与八圣道分总结</w:t>
             </w:r>
@@ -3574,15 +4242,18 @@
         <w:tc>
           <w:tcPr>
             <w:tcW w:type="dxa" w:w="2409"/>
-            <w:shd w:val="clear" w:color="auto" w:fill="F2F2F2"/>
+            <w:shd w:val="clear" w:fill="F2F5FA"/>
           </w:tcPr>
           <w:p>
-            <w:pPr>
-              <w:spacing w:after="20"/>
-            </w:pPr>
             <w:r>
               <w:rPr>
-                <w:sz w:val="19"/>
+                <w:sz w:val="18"/>
+              </w:rPr>
+            </w:r>
+            <w:r>
+              <w:rPr>
+                <w:b w:val="0"/>
+                <w:sz w:val="18"/>
               </w:rPr>
               <w:t>1 min（紧时优先跳读此段）</w:t>
             </w:r>
@@ -3595,12 +4266,15 @@
             <w:tcW w:type="dxa" w:w="2409"/>
           </w:tcPr>
           <w:p>
-            <w:pPr>
-              <w:spacing w:after="20"/>
-            </w:pPr>
             <w:r>
               <w:rPr>
-                <w:sz w:val="19"/>
+                <w:sz w:val="18"/>
+              </w:rPr>
+            </w:r>
+            <w:r>
+              <w:rPr>
+                <w:b w:val="0"/>
+                <w:sz w:val="18"/>
               </w:rPr>
               <w:t>②-1</w:t>
             </w:r>
@@ -3611,12 +4285,15 @@
             <w:tcW w:type="dxa" w:w="2409"/>
           </w:tcPr>
           <w:p>
-            <w:pPr>
-              <w:spacing w:after="20"/>
-            </w:pPr>
             <w:r>
               <w:rPr>
-                <w:sz w:val="19"/>
+                <w:sz w:val="18"/>
+              </w:rPr>
+            </w:r>
+            <w:r>
+              <w:rPr>
+                <w:b w:val="0"/>
+                <w:sz w:val="18"/>
               </w:rPr>
               <w:t>★核心</w:t>
             </w:r>
@@ -3627,12 +4304,15 @@
             <w:tcW w:type="dxa" w:w="2409"/>
           </w:tcPr>
           <w:p>
-            <w:pPr>
-              <w:spacing w:after="20"/>
-            </w:pPr>
             <w:r>
               <w:rPr>
-                <w:sz w:val="19"/>
+                <w:sz w:val="18"/>
+              </w:rPr>
+            </w:r>
+            <w:r>
+              <w:rPr>
+                <w:b w:val="0"/>
+                <w:sz w:val="18"/>
               </w:rPr>
               <w:t>三十七菩提分七组总纲</w:t>
             </w:r>
@@ -3643,12 +4323,15 @@
             <w:tcW w:type="dxa" w:w="2409"/>
           </w:tcPr>
           <w:p>
-            <w:pPr>
-              <w:spacing w:after="20"/>
-            </w:pPr>
             <w:r>
               <w:rPr>
-                <w:sz w:val="19"/>
+                <w:sz w:val="18"/>
+              </w:rPr>
+            </w:r>
+            <w:r>
+              <w:rPr>
+                <w:b w:val="0"/>
+                <w:sz w:val="18"/>
               </w:rPr>
               <w:t>2 min</w:t>
             </w:r>
@@ -3658,46 +4341,42 @@
     </w:tbl>
     <w:p>
       <w:pPr>
-        <w:spacing w:before="40" w:after="80"/>
-        <w:ind w:left="283"/>
-        <w:shd w:val="clear" w:color="auto" w:fill="EEF2F8"/>
+        <w:ind w:left="170"/>
         <w:pBdr>
-          <w:left w:val="single" w:sz="20" w:space="6" w:color="1F3864"/>
+          <w:left w:val="single" w:sz="18" w:space="4" w:color="1F3864"/>
         </w:pBdr>
+        <w:shd w:val="clear" w:fill="F2F5FA"/>
       </w:pPr>
       <w:r>
         <w:rPr>
           <w:b/>
-          <w:sz w:val="20"/>
         </w:rPr>
         <w:t>朗读分工建议</w:t>
       </w:r>
       <w:r>
         <w:rPr>
-          <w:sz w:val="20"/>
+          <w:b w:val="0"/>
         </w:rPr>
         <w:t>：①-1、①-3、①-4、①-6 请成员轮流各读一段；①-2、①-5、①-7 至 ①-12 巴利词密集，建议主持人朗读或整段跳读；②-1 请一位成员读。每人朗读不超过两段，让更多人有开口的机会。</w:t>
       </w:r>
     </w:p>
     <w:p>
       <w:pPr>
-        <w:spacing w:before="40" w:after="80"/>
-        <w:ind w:left="283"/>
-        <w:shd w:val="clear" w:color="auto" w:fill="EEF2F8"/>
+        <w:ind w:left="170"/>
         <w:pBdr>
-          <w:left w:val="single" w:sz="20" w:space="6" w:color="1F3864"/>
+          <w:left w:val="single" w:sz="18" w:space="4" w:color="1F3864"/>
         </w:pBdr>
+        <w:shd w:val="clear" w:fill="F2F5FA"/>
       </w:pPr>
       <w:r>
         <w:rPr>
           <w:b/>
-          <w:sz w:val="20"/>
         </w:rPr>
         <w:t>朗读口令（照读）</w:t>
       </w:r>
       <w:r>
         <w:rPr>
-          <w:sz w:val="20"/>
+          <w:b w:val="0"/>
         </w:rPr>
         <w:t>：「我们轮流读。愿意读的朋友读一段，不想读就说『过』，完全没问题。读的时候不快不慢，遇到括号里的整理注记直接跳过。」</w:t>
       </w:r>
@@ -3706,115 +4385,81 @@
       <w:r>
         <w:rPr>
           <w:b/>
-          <w:sz w:val="21"/>
         </w:rPr>
         <w:t>材料①</w:t>
       </w:r>
       <w:r>
         <w:rPr>
-          <w:sz w:val="21"/>
+          <w:b w:val="0"/>
         </w:rPr>
         <w:t xml:space="preserve"> ★核心：《转正法x轮.doc》</w:t>
       </w:r>
     </w:p>
     <w:p>
       <w:pPr>
-        <w:ind w:left="340"/>
-      </w:pPr>
-      <w:r>
-        <w:rPr>
-          <w:color w:val="1F3864"/>
-          <w:sz w:val="21"/>
-        </w:rPr>
-        <w:t xml:space="preserve">• </w:t>
-      </w:r>
-      <w:r>
-        <w:rPr>
-          <w:sz w:val="21"/>
+        <w:pStyle w:val="ListBullet"/>
+      </w:pPr>
+      <w:r>
+        <w:rPr>
+          <w:b w:val="0"/>
         </w:rPr>
         <w:t>文件类型：word</w:t>
       </w:r>
     </w:p>
     <w:p>
       <w:pPr>
-        <w:ind w:left="340"/>
-      </w:pPr>
-      <w:r>
-        <w:rPr>
-          <w:color w:val="1F3864"/>
-          <w:sz w:val="21"/>
-        </w:rPr>
-        <w:t xml:space="preserve">• </w:t>
-      </w:r>
-      <w:r>
-        <w:rPr>
-          <w:sz w:val="21"/>
+        <w:pStyle w:val="ListBullet"/>
+      </w:pPr>
+      <w:r>
+        <w:rPr>
+          <w:b w:val="0"/>
         </w:rPr>
         <w:t>知识库出处：古源尊者开示及上座部佛教资料</w:t>
       </w:r>
     </w:p>
     <w:p>
       <w:pPr>
-        <w:ind w:left="340"/>
-      </w:pPr>
-      <w:r>
-        <w:rPr>
-          <w:color w:val="1F3864"/>
-          <w:sz w:val="21"/>
-        </w:rPr>
-        <w:t xml:space="preserve">• </w:t>
-      </w:r>
-      <w:r>
-        <w:rPr>
-          <w:sz w:val="21"/>
-        </w:rPr>
-        <w:t>media_id：`word_d0dd1c0cd17209afe241ece24bf6b7b4_59ef6cd3cff346dbf7ec5d610c9a01ed7439961422831605`</w:t>
-      </w:r>
-    </w:p>
-    <w:p>
-      <w:pPr>
-        <w:ind w:left="340"/>
-      </w:pPr>
-      <w:r>
-        <w:rPr>
-          <w:color w:val="1F3864"/>
-          <w:sz w:val="21"/>
-        </w:rPr>
-        <w:t xml:space="preserve">• </w:t>
-      </w:r>
-      <w:r>
-        <w:rPr>
-          <w:sz w:val="21"/>
+        <w:pStyle w:val="ListBullet"/>
+      </w:pPr>
+      <w:r>
+        <w:rPr>
+          <w:b w:val="0"/>
+        </w:rPr>
+        <w:t>media_id：word_d0dd1c0cd17209afe241ece24bf6b7b4_59ef6cd3cff346dbf7ec5d610c9a01ed7439961422831605</w:t>
+      </w:r>
+    </w:p>
+    <w:p>
+      <w:pPr>
+        <w:pStyle w:val="ListBullet"/>
+      </w:pPr>
+      <w:r>
+        <w:rPr>
+          <w:b w:val="0"/>
         </w:rPr>
         <w:t>打开方式：ima知识库搜索「转正法轮」</w:t>
       </w:r>
     </w:p>
     <w:p>
       <w:pPr>
-        <w:spacing w:before="40" w:after="80"/>
-        <w:ind w:left="283"/>
-        <w:shd w:val="clear" w:color="auto" w:fill="EEF2F8"/>
+        <w:ind w:left="170"/>
         <w:pBdr>
-          <w:left w:val="single" w:sz="20" w:space="6" w:color="1F3864"/>
+          <w:left w:val="single" w:sz="18" w:space="4" w:color="1F3864"/>
         </w:pBdr>
-      </w:pPr>
-      <w:r>
-        <w:rPr>
-          <w:sz w:val="20"/>
+        <w:shd w:val="clear" w:fill="F2F5FA"/>
+      </w:pPr>
+      <w:r>
+        <w:rPr>
+          <w:b w:val="0"/>
         </w:rPr>
         <w:t>⚠️ 主持人操作：本文件为《转法轮经》讲义（Word版）。跨系列注明：读书会08已用同书PDF版（不同media_id），本系列用Word版。共读取「初转法轮、中道章、中道即八支圣道」相关段落；①-1、①-2 为缘起背景，读速可稍快。</w:t>
       </w:r>
     </w:p>
     <w:p>
-      <w:pPr>
-        <w:spacing w:before="120" w:after="80"/>
-      </w:pPr>
-      <w:r>
-        <w:rPr>
-          <w:rFonts w:ascii="Microsoft YaHei" w:hAnsi="Microsoft YaHei" w:eastAsia="Microsoft YaHei"/>
+      <w:r>
+        <w:rPr>
           <w:b/>
           <w:color w:val="1F3864"/>
-          <w:sz w:val="25"/>
+          <w:sz w:val="23"/>
         </w:rPr>
         <w:t>①-1 初转法轮·序分：鹿野苑与仙人坠处（照录）</w:t>
       </w:r>
@@ -3822,7 +4467,7 @@
     <w:p>
       <w:r>
         <w:rPr>
-          <w:sz w:val="21"/>
+          <w:b w:val="0"/>
         </w:rPr>
         <w:t>经文开始说：</w:t>
       </w:r>
@@ -3830,7 +4475,7 @@
     <w:p>
       <w:r>
         <w:rPr>
-          <w:sz w:val="21"/>
+          <w:b w:val="0"/>
         </w:rPr>
         <w:t>如是我闻，一时世尊住在波罗奈城附近仙人坠处的鹿野苑。</w:t>
       </w:r>
@@ -3838,7 +4483,7 @@
     <w:p>
       <w:r>
         <w:rPr>
-          <w:sz w:val="21"/>
+          <w:b w:val="0"/>
         </w:rPr>
         <w:t>这里的「一时」是指佛陀成道之后两个月，在阳历七月的月圆日（雨季安居前一天）。那时佛陀从菩提伽耶（Bodhgaya）来到仙人坠处（Isipatana）的鹿野苑。为什么这个地方称为「仙人坠处」呢？因为在我们的菩萨成佛之前，有许多仙人（隐士）住在喜马拉雅山，包括许多辟支佛在内。他们从居住的地方飞来，在鹿野苑降落下来，然后进入波罗奈城去托钵。托完钵之后，又从鹿野苑起飞，回到喜马拉雅山去；再者，那些辟支佛在这个地方举行布萨与集会；过去的诸佛也都曾以神通飞来，于此地降落，然后开示《转法转经》，因此这个地方称为「仙人坠处」。</w:t>
       </w:r>
@@ -3846,7 +4491,7 @@
     <w:p>
       <w:r>
         <w:rPr>
-          <w:sz w:val="21"/>
+          <w:b w:val="0"/>
         </w:rPr>
         <w:t>经文接着说：</w:t>
       </w:r>
@@ -3854,7 +4499,7 @@
     <w:p>
       <w:r>
         <w:rPr>
-          <w:sz w:val="21"/>
+          <w:b w:val="0"/>
         </w:rPr>
         <w:t>那时世尊对五比库如此说：</w:t>
       </w:r>
@@ -3862,7 +4507,7 @@
     <w:p>
       <w:r>
         <w:rPr>
-          <w:sz w:val="21"/>
+          <w:b w:val="0"/>
         </w:rPr>
         <w:t>「诸比库，有两种极端是出家人所不应当从事的。是那两种呢？」</w:t>
       </w:r>
@@ -3870,21 +4515,17 @@
     <w:p>
       <w:r>
         <w:rPr>
-          <w:sz w:val="21"/>
+          <w:b w:val="0"/>
         </w:rPr>
         <w:t>「出家人」（pabbajita）是指努力驱除烦恼的人。他舍弃世俗的生活，履行沙门的义务，精勤地修行戒、定、慧，以期灭除一切烦恼，证悟永远的寂静──涅盘（Nibbana）。</w:t>
       </w:r>
     </w:p>
     <w:p>
-      <w:pPr>
-        <w:spacing w:before="120" w:after="80"/>
-      </w:pPr>
-      <w:r>
-        <w:rPr>
-          <w:rFonts w:ascii="Microsoft YaHei" w:hAnsi="Microsoft YaHei" w:eastAsia="Microsoft YaHei"/>
+      <w:r>
+        <w:rPr>
           <w:b/>
           <w:color w:val="1F3864"/>
-          <w:sz w:val="25"/>
+          <w:sz w:val="23"/>
         </w:rPr>
         <w:t>①-2 五比库的波罗蜜与四无碍解智（照录）</w:t>
       </w:r>
@@ -3892,7 +4533,7 @@
     <w:p>
       <w:r>
         <w:rPr>
-          <w:sz w:val="21"/>
+          <w:b w:val="0"/>
         </w:rPr>
         <w:t>这里的「五比库」是指：憍陈如（Kondabba）、跋提迦（Bhaddiya）、卫跋（Vappa）、摩诃那摩（Mahanama）及阿说示（Assaji）。这里采取广义的用法：见到生死轮回之险怖者称为「比库」。</w:t>
       </w:r>
@@ -3900,7 +4541,7 @@
     <w:p>
       <w:r>
         <w:rPr>
-          <w:sz w:val="21"/>
+          <w:b w:val="0"/>
         </w:rPr>
         <w:t>在十万大劫之前，这五比库都曾在胜莲华佛（Buddha Padumuttara）座下修积波罗蜜，并且曾数度在过去诸佛的教化期中修行观禅达到行舍智的阶段。为何我们能知道他们已曾积累深厚的波罗蜜呢？因为他们将在听闻《无我相经》（Anattalakkhana Sutta）之后证得阿罗汉果同时具足四无碍解智。四无碍解智是：</w:t>
       </w:r>
@@ -3908,7 +4549,7 @@
     <w:p>
       <w:r>
         <w:rPr>
-          <w:sz w:val="21"/>
+          <w:b w:val="0"/>
         </w:rPr>
         <w:t>义无碍解智（attha-patisambhida）：对苦谛的无碍解智。</w:t>
       </w:r>
@@ -3916,7 +4557,7 @@
     <w:p>
       <w:r>
         <w:rPr>
-          <w:sz w:val="21"/>
+          <w:b w:val="0"/>
         </w:rPr>
         <w:t>法无碍解智（dhamma-patisambhida）：对集谛的无碍解智。</w:t>
       </w:r>
@@ -3924,7 +4565,7 @@
     <w:p>
       <w:r>
         <w:rPr>
-          <w:sz w:val="21"/>
+          <w:b w:val="0"/>
         </w:rPr>
         <w:t>辞无碍解智（nirutti-patisambhida）：对苦谛法与集谛法的语词及文法使用上的无碍解智。</w:t>
       </w:r>
@@ -3932,7 +4573,7 @@
     <w:p>
       <w:r>
         <w:rPr>
-          <w:sz w:val="21"/>
+          <w:b w:val="0"/>
         </w:rPr>
         <w:t>应辩无碍解智（patibhana-patisambhida）：对上述三种无碍解智的无碍解智。</w:t>
       </w:r>
@@ -3940,7 +4581,7 @@
     <w:p>
       <w:r>
         <w:rPr>
-          <w:sz w:val="21"/>
+          <w:b w:val="0"/>
         </w:rPr>
         <w:t>要成就四无碍解智者必须具备五项条件：</w:t>
       </w:r>
@@ -3948,7 +4589,7 @@
     <w:p>
       <w:r>
         <w:rPr>
-          <w:sz w:val="21"/>
+          <w:b w:val="0"/>
         </w:rPr>
         <w:t>证悟（adhigama）：证得阿罗汉道或其它任何一种圣道。</w:t>
       </w:r>
@@ -3956,7 +4597,7 @@
     <w:p>
       <w:r>
         <w:rPr>
-          <w:sz w:val="21"/>
+          <w:b w:val="0"/>
         </w:rPr>
         <w:t>精通教理（pariyatti）：背诵三藏圣典。</w:t>
       </w:r>
@@ -3964,7 +4605,7 @@
     <w:p>
       <w:r>
         <w:rPr>
-          <w:sz w:val="21"/>
+          <w:b w:val="0"/>
         </w:rPr>
         <w:t>闻法（savana）：细心、恭敬地听闻佛法。</w:t>
       </w:r>
@@ -3972,7 +4613,7 @@
     <w:p>
       <w:r>
         <w:rPr>
-          <w:sz w:val="21"/>
+          <w:b w:val="0"/>
         </w:rPr>
         <w:t>质问（paripuccha）：研究注释并且理解三藏中的疑难处。</w:t>
       </w:r>
@@ -3980,7 +4621,7 @@
     <w:p>
       <w:r>
         <w:rPr>
-          <w:sz w:val="21"/>
+          <w:b w:val="0"/>
         </w:rPr>
         <w:t>先前的修行（pubbayoga）：曾在过去佛的教化期中修行止观，达到行舍智的阶段，尤其着重于履行「往返义务」（gata-paccagata- vatta）。「往返义务」是指入村托钵与返回时都专注于修行止禅或观禅。</w:t>
       </w:r>
@@ -3988,21 +4629,17 @@
     <w:p>
       <w:r>
         <w:rPr>
-          <w:sz w:val="21"/>
+          <w:b w:val="0"/>
         </w:rPr>
         <w:t>这五项当中，第一项是在成就四无碍解智那一生证得的；后四项则是在过去佛的教化期中培育的。所以我们不要忘记这项事实：听闻佛陀开示《转法轮经》的这五位比库在过去佛的教化期中就已曾积累深厚的波罗蜜，足以使他们在证悟阿罗汉果时也成就四无碍解智。</w:t>
       </w:r>
     </w:p>
     <w:p>
-      <w:pPr>
-        <w:spacing w:before="120" w:after="80"/>
-      </w:pPr>
-      <w:r>
-        <w:rPr>
-          <w:rFonts w:ascii="Microsoft YaHei" w:hAnsi="Microsoft YaHei" w:eastAsia="Microsoft YaHei"/>
+      <w:r>
+        <w:rPr>
           <w:b/>
           <w:color w:val="1F3864"/>
-          <w:sz w:val="25"/>
+          <w:sz w:val="23"/>
         </w:rPr>
         <w:t>①-3 两种极端：沉迷感官享乐与自我折磨苦行（照录）★核心</w:t>
       </w:r>
@@ -4010,7 +4647,7 @@
     <w:p>
       <w:r>
         <w:rPr>
-          <w:sz w:val="21"/>
+          <w:b w:val="0"/>
         </w:rPr>
         <w:t>关于两种极端，佛陀解释说：</w:t>
       </w:r>
@@ -4018,7 +4655,7 @@
     <w:p>
       <w:r>
         <w:rPr>
-          <w:sz w:val="21"/>
+          <w:b w:val="0"/>
         </w:rPr>
         <w:t>「一种是沉迷于感官享乐，这是低下的、粗俗的、凡夫的、非神圣的、没有利益的行为；另一种是自我折磨的苦行，这是痛苦的、非神圣的、没有利益的行为。」</w:t>
       </w:r>
@@ -4026,7 +4663,7 @@
     <w:p>
       <w:r>
         <w:rPr>
-          <w:sz w:val="21"/>
+          <w:b w:val="0"/>
         </w:rPr>
         <w:t>佛陀说两种极端当中的一种是沉迷于感官享乐。我们的菩萨──悉达多太子（Prince Siddhattha）──在出家之前享受了许多年的感官欲乐：他住在分别适合于一年三季的三座豪华宫殿里；娶了美丽的妻子──耶输陀罗公主，生了一个可爱的儿子──罗候罗；他周遭的一切人事物都是愉悦迷人的。然而，他无法在如此放逸的生活中找到他累世所追求的真理。这就是为何他在成道之后宣示说：沉迷于感官享乐是低下的、粗俗的、凡夫的、非神圣的、没有利益的行为。</w:t>
       </w:r>
@@ -4034,7 +4671,7 @@
     <w:p>
       <w:r>
         <w:rPr>
-          <w:sz w:val="21"/>
+          <w:b w:val="0"/>
         </w:rPr>
         <w:t>若人沉迷于感官享乐，他对欲乐的执着会日渐增强，他将陷入贪欲的漩涡之中，无法自拔，因而无法证悟涅盘或达到其它禅修成果。</w:t>
       </w:r>
@@ -4042,7 +4679,7 @@
     <w:p>
       <w:r>
         <w:rPr>
-          <w:sz w:val="21"/>
+          <w:b w:val="0"/>
         </w:rPr>
         <w:t>另一种极端是自我折磨的苦行，如逐渐延长屏住呼吸的时间；断食；只吃草、只吃苔藓、尘土等；一天只吃一颗豆，一天只吃一粒芝麻，一天只吃一粒米；长久时间一脚站立；睡卧在尖刺上等等。古时候的印度人误以为烦恼的根源来自身体，因此他们想尽办法折磨自己的身体，以期灭除烦恼。我们的菩萨出家之后曾经修行诸如此类的自我折磨苦行，其艰难程度无人可比。「他的身体极端削瘦；他的腿看起来犹如芦苇秆；他的髋部犹如骆驼的蹄；他的脊椎在背部突显出来，犹如一条绳索；他身上的肋骨犹如破屋的椽条；他的眼睛深深地陷入头部里，看起来像深井底部的水一般。」他甚至修行到接近死亡的边缘。即使达到如此艰难的苦行，他仍然无法找到自己热切追求的真理。因此他在成道后宣示说：自我折磨的苦行是痛苦的、非神圣的、没有利益的行为。</w:t>
       </w:r>
@@ -4050,37 +4687,32 @@
     <w:p>
       <w:r>
         <w:rPr>
-          <w:sz w:val="21"/>
+          <w:b w:val="0"/>
         </w:rPr>
         <w:t>若人沉迷于自我折磨的苦行，就无法培育深厚的定力。没有深厚的定力就无法如实地了知诸法，因此无法彻悟四圣谛。</w:t>
       </w:r>
     </w:p>
     <w:p>
       <w:pPr>
-        <w:spacing w:before="40" w:after="80"/>
-        <w:ind w:left="283"/>
-        <w:shd w:val="clear" w:color="auto" w:fill="EEF2F8"/>
+        <w:ind w:left="170"/>
         <w:pBdr>
-          <w:left w:val="single" w:sz="20" w:space="6" w:color="1F3864"/>
+          <w:left w:val="single" w:sz="18" w:space="4" w:color="1F3864"/>
         </w:pBdr>
-      </w:pPr>
-      <w:r>
-        <w:rPr>
-          <w:sz w:val="20"/>
+        <w:shd w:val="clear" w:fill="F2F5FA"/>
+      </w:pPr>
+      <w:r>
+        <w:rPr>
+          <w:b w:val="0"/>
         </w:rPr>
         <w:t>⚠️ 主持人操作：读完本段稍停两秒再翻页——先让两极的「重量」落地，再读下一段的「出口」。若有成员读到削瘦、肋骨等描写时表情明显不适，可轻声说一句：「佛陀接下来要说的，正是走出这两极的路」，随即自然转入①-4。</w:t>
       </w:r>
     </w:p>
     <w:p>
-      <w:pPr>
-        <w:spacing w:before="120" w:after="80"/>
-      </w:pPr>
-      <w:r>
-        <w:rPr>
-          <w:rFonts w:ascii="Microsoft YaHei" w:hAnsi="Microsoft YaHei" w:eastAsia="Microsoft YaHei"/>
+      <w:r>
+        <w:rPr>
           <w:b/>
           <w:color w:val="1F3864"/>
-          <w:sz w:val="25"/>
+          <w:sz w:val="23"/>
         </w:rPr>
         <w:t>①-4 中道：避免两极、引生彻见真知（照录）★核心</w:t>
       </w:r>
@@ -4088,7 +4720,7 @@
     <w:p>
       <w:r>
         <w:rPr>
-          <w:sz w:val="21"/>
+          <w:b w:val="0"/>
         </w:rPr>
         <w:t>佛陀继续说道：</w:t>
       </w:r>
@@ -4096,7 +4728,7 @@
     <w:p>
       <w:r>
         <w:rPr>
-          <w:sz w:val="21"/>
+          <w:b w:val="0"/>
         </w:rPr>
         <w:t>「借着避免这两种极端，如来实践中道。此中道引生彻见、引生真知，通向寂静、胜智、正觉、涅盘。」</w:t>
       </w:r>
@@ -4104,30 +4736,28 @@
     <w:p>
       <w:r>
         <w:rPr>
-          <w:sz w:val="21"/>
+          <w:b w:val="0"/>
         </w:rPr>
         <w:t>称为「中道」的理由是它避免了上述那两种极端。</w:t>
       </w:r>
     </w:p>
     <w:p>
       <w:pPr>
-        <w:spacing w:before="40" w:after="80"/>
-        <w:ind w:left="283"/>
-        <w:shd w:val="clear" w:color="auto" w:fill="EEF2F8"/>
+        <w:ind w:left="170"/>
         <w:pBdr>
-          <w:left w:val="single" w:sz="20" w:space="6" w:color="1F3864"/>
+          <w:left w:val="single" w:sz="18" w:space="4" w:color="1F3864"/>
         </w:pBdr>
+        <w:shd w:val="clear" w:fill="F2F5FA"/>
       </w:pPr>
       <w:r>
         <w:rPr>
           <w:b/>
-          <w:sz w:val="20"/>
         </w:rPr>
         <w:t>【本周朗读段 · 结束】</w:t>
       </w:r>
       <w:r>
         <w:rPr>
-          <w:sz w:val="20"/>
+          <w:b w:val="0"/>
         </w:rPr>
         <w:t>（以下为默读／选读／延伸内容，时间富余时再读）</w:t>
       </w:r>
@@ -4135,21 +4765,17 @@
     <w:p>
       <w:r>
         <w:rPr>
-          <w:sz w:val="21"/>
+          <w:b w:val="0"/>
         </w:rPr>
         <w:t>这里所谓的「彻见」（cakkhu眼）是指透视四圣谛的慧眼；「真知」（bana智）是指了悟四圣谛的智慧；「寂静」（upasama）是指一切烦恼灭尽无余；「胜智」（abhibba）是指了悟四圣谛的智慧；「正觉」（sambodha）是指了知四圣谛的圣道智。「涅盘」（Nibbana）是生死轮回的结束，是永远的解脱，是究竟之乐。</w:t>
       </w:r>
     </w:p>
     <w:p>
-      <w:pPr>
-        <w:spacing w:before="120" w:after="80"/>
-      </w:pPr>
-      <w:r>
-        <w:rPr>
-          <w:rFonts w:ascii="Microsoft YaHei" w:hAnsi="Microsoft YaHei" w:eastAsia="Microsoft YaHei"/>
+      <w:r>
+        <w:rPr>
           <w:b/>
           <w:color w:val="1F3864"/>
-          <w:sz w:val="25"/>
+          <w:sz w:val="23"/>
         </w:rPr>
         <w:t>①-5 《轭孔经》：四圣谛的重要性（照录）</w:t>
       </w:r>
@@ -4157,7 +4783,7 @@
     <w:p>
       <w:r>
         <w:rPr>
-          <w:sz w:val="21"/>
+          <w:b w:val="0"/>
         </w:rPr>
         <w:t>在此我想引述经上的话来说明四圣谛的重要性。在《相应部．大品．谛相应．轭孔经》（Samyutta Nikaya, Mahavagga, Sacca Samyutta, Chiggalayuga Sutta）中佛陀说：</w:t>
       </w:r>
@@ -4165,7 +4791,7 @@
     <w:p>
       <w:r>
         <w:rPr>
-          <w:sz w:val="21"/>
+          <w:b w:val="0"/>
         </w:rPr>
         <w:t>「诸比库，假设有人将中间有一个洞的轭丢入大海，而在大海中有一只瞎眼的海龟，每隔一百年才浮出海面一次。你们认为如何，诸比库？那只每隔一百年才浮出海面一次的瞎眼海龟会不会将头伸入那块轭中间的洞呢？」</w:t>
       </w:r>
@@ -4173,7 +4799,7 @@
     <w:p>
       <w:r>
         <w:rPr>
-          <w:sz w:val="21"/>
+          <w:b w:val="0"/>
         </w:rPr>
         <w:t>「世尊，如果那只海龟要如此做到的话，那必然要经过很长久的时间才可能办到。」</w:t>
       </w:r>
@@ -4181,7 +4807,7 @@
     <w:p>
       <w:r>
         <w:rPr>
-          <w:sz w:val="21"/>
+          <w:b w:val="0"/>
         </w:rPr>
         <w:t>「那只每隔一百年才浮出海面一次的瞎眼海龟将头伸入那块轭中间的洞所需要的时间比愚痴者堕入地狱之后要再投生到人间所需要的时间更短。什么缘故呢？诸比库，因为愚痴者的行为没有受到佛法引导，没有正当的行为，没有善行，没有德行，而是造了许多互相毁灭及毁灭弱者的业。为什么会如此呢？诸比库，因为他们没有见到四圣谛。何谓四圣谛呢？即苦圣谛、苦集圣谛、苦灭圣谛与导致苦灭的道圣谛。</w:t>
       </w:r>
@@ -4189,7 +4815,7 @@
     <w:p>
       <w:r>
         <w:rPr>
-          <w:sz w:val="21"/>
+          <w:b w:val="0"/>
         </w:rPr>
         <w:t>因此，诸比库，应当精勤于了知『这是苦』；应当精勤于了知『这是苦的原因』；应当精勤于了知『这是苦的息灭』；应当精勤于了知『这是导致苦灭之道』。」</w:t>
       </w:r>
@@ -4197,21 +4823,17 @@
     <w:p>
       <w:r>
         <w:rPr>
-          <w:sz w:val="21"/>
+          <w:b w:val="0"/>
         </w:rPr>
         <w:t>由此可知，若想避免堕入恶道，就必须了知四圣谛。中道是了知四圣谛与获得证悟涅盘的彻见、真知、正觉的唯一道路。</w:t>
       </w:r>
     </w:p>
     <w:p>
-      <w:pPr>
-        <w:spacing w:before="120" w:after="80"/>
-      </w:pPr>
-      <w:r>
-        <w:rPr>
-          <w:rFonts w:ascii="Microsoft YaHei" w:hAnsi="Microsoft YaHei" w:eastAsia="Microsoft YaHei"/>
+      <w:r>
+        <w:rPr>
           <w:b/>
           <w:color w:val="1F3864"/>
-          <w:sz w:val="25"/>
+          <w:sz w:val="23"/>
         </w:rPr>
         <w:t>①-6 中道即八圣道分：八支逐释（照录）★核心</w:t>
       </w:r>
@@ -4219,7 +4841,7 @@
     <w:p>
       <w:r>
         <w:rPr>
-          <w:sz w:val="21"/>
+          <w:b w:val="0"/>
         </w:rPr>
         <w:t>《转法轮经》中继续说道：</w:t>
       </w:r>
@@ -4227,7 +4849,7 @@
     <w:p>
       <w:r>
         <w:rPr>
-          <w:sz w:val="21"/>
+          <w:b w:val="0"/>
         </w:rPr>
         <w:t>「诸比库，那引生彻见、引生真知，通向寂静、胜智、正觉、涅盘的中道是什么呢？</w:t>
       </w:r>
@@ -4235,7 +4857,7 @@
     <w:p>
       <w:r>
         <w:rPr>
-          <w:sz w:val="21"/>
+          <w:b w:val="0"/>
         </w:rPr>
         <w:t>那就是八圣道分，即正见、正思惟、正语、正业、正命、正精进、正念、正定。诸比库，这就是引生彻见、引生真知，通向寂静、胜智、正觉、涅盘的中道。」</w:t>
       </w:r>
@@ -4243,7 +4865,7 @@
     <w:p>
       <w:r>
         <w:rPr>
-          <w:sz w:val="21"/>
+          <w:b w:val="0"/>
         </w:rPr>
         <w:t>在此我要加以解释。什么是「正见」（samma-ditthi）呢？在《大念处经》中，佛陀解释正见的四个层面如下：‘dukkhe banam, dukkhasamudaye banam, dukkhanirodhe banam, dukkhanirodhagamini- patipadaya banam’──「了知苦谛的智慧、了知集谛的智慧、了知灭谛的智慧、了知道谛的智慧」──这四种智慧称为正见。</w:t>
       </w:r>
@@ -4251,7 +4873,7 @@
     <w:p>
       <w:r>
         <w:rPr>
-          <w:sz w:val="21"/>
+          <w:b w:val="0"/>
         </w:rPr>
         <w:t>什么是「正思惟」（samma-savkappa）呢？将心投入苦谛、将心投入集谛、将心投入灭谛、将心投入道谛。这四种将心投入的法称为正思惟。由于禅那法也包含于苦谛中，因此将心投入禅那目标与禅那法也是正思惟。</w:t>
       </w:r>
@@ -4259,7 +4881,7 @@
     <w:p>
       <w:r>
         <w:rPr>
-          <w:sz w:val="21"/>
+          <w:b w:val="0"/>
         </w:rPr>
         <w:t>因此正见与正思惟经常相伴存在。它们生起于同一个心识刹那中。</w:t>
       </w:r>
@@ -4267,7 +4889,7 @@
     <w:p>
       <w:r>
         <w:rPr>
-          <w:sz w:val="21"/>
+          <w:b w:val="0"/>
         </w:rPr>
         <w:t>「正语」（samma-vaca）、「正业」（samma- kammanta）与「正命」（samma-ajiva）属于戒学，即戒行的训练。</w:t>
       </w:r>
@@ -4275,7 +4897,7 @@
     <w:p>
       <w:r>
         <w:rPr>
-          <w:sz w:val="21"/>
+          <w:b w:val="0"/>
         </w:rPr>
         <w:t>什么是「正精进」（samma-vayama）呢？修行止禅时，为了完全专注于止禅目标而付出的努力称为正精进。修行观禅时，为了彻知苦谛、集谛、灭谛与道谛而付出的努力称为正精进。</w:t>
       </w:r>
@@ -4283,7 +4905,7 @@
     <w:p>
       <w:r>
         <w:rPr>
-          <w:sz w:val="21"/>
+          <w:b w:val="0"/>
         </w:rPr>
         <w:t>什么是「正念」（samma-sati）呢？对苦谛的忆念不忘、对集谛的忆念不忘、对灭谛的忆念不忘及对道谛的忆念不忘。这四种忆念不忘称为正念。</w:t>
       </w:r>
@@ -4291,37 +4913,32 @@
     <w:p>
       <w:r>
         <w:rPr>
-          <w:sz w:val="21"/>
+          <w:b w:val="0"/>
         </w:rPr>
         <w:t>什么是「正定」（samma-samadhi）呢？在止禅中，八定称为正定。八定即：初禅、第二禅、第三禅、第四禅、空无边处定、识无边处定、无所有处定及非想非非想处定。在观禅中，专注于行法的无常、苦、无我三相称为正定。此正定通常与正见相伴存在，生起于同一个心识刹那中。这是世间的正定。出世间的正定则以涅盘为目标（所缘），与圣道智同时生起。</w:t>
       </w:r>
     </w:p>
     <w:p>
       <w:pPr>
-        <w:spacing w:before="40" w:after="80"/>
-        <w:ind w:left="283"/>
-        <w:shd w:val="clear" w:color="auto" w:fill="EEF2F8"/>
+        <w:ind w:left="170"/>
         <w:pBdr>
-          <w:left w:val="single" w:sz="20" w:space="6" w:color="1F3864"/>
+          <w:left w:val="single" w:sz="18" w:space="4" w:color="1F3864"/>
         </w:pBdr>
-      </w:pPr>
-      <w:r>
-        <w:rPr>
-          <w:sz w:val="20"/>
+        <w:shd w:val="clear" w:fill="F2F5FA"/>
+      </w:pPr>
+      <w:r>
+        <w:rPr>
+          <w:b w:val="0"/>
         </w:rPr>
         <w:t>⚠️ 主持人操作：八支逐释读毕，请全体合诵一遍八支名目——「正见、正思惟、正语、正业、正命、正精进、正念、正定」，作为本周第一次记诵，为本周作业打底；合诵一遍即可，不追求整齐。随后预告：接下来几段是四圣谛的经文（◈扩展），时间紧可整段跳读。</w:t>
       </w:r>
     </w:p>
     <w:p>
-      <w:pPr>
-        <w:spacing w:before="120" w:after="80"/>
-      </w:pPr>
-      <w:r>
-        <w:rPr>
-          <w:rFonts w:ascii="Microsoft YaHei" w:hAnsi="Microsoft YaHei" w:eastAsia="Microsoft YaHei"/>
+      <w:r>
+        <w:rPr>
           <w:b/>
           <w:color w:val="1F3864"/>
-          <w:sz w:val="25"/>
+          <w:sz w:val="23"/>
         </w:rPr>
         <w:t>①-7 苦圣谛（照录）◈扩展</w:t>
       </w:r>
@@ -4329,7 +4946,7 @@
     <w:p>
       <w:r>
         <w:rPr>
-          <w:sz w:val="21"/>
+          <w:b w:val="0"/>
         </w:rPr>
         <w:t>佛陀继续说道：</w:t>
       </w:r>
@@ -4337,7 +4954,7 @@
     <w:p>
       <w:r>
         <w:rPr>
-          <w:sz w:val="21"/>
+          <w:b w:val="0"/>
         </w:rPr>
         <w:t>「诸比库，这是苦圣谛：</w:t>
       </w:r>
@@ -4345,7 +4962,7 @@
     <w:p>
       <w:r>
         <w:rPr>
-          <w:sz w:val="21"/>
+          <w:b w:val="0"/>
         </w:rPr>
         <w:t>生是苦、老是苦、病是苦、死是苦、怨憎会是苦、爱别离是苦、求不得也是苦。简单地说：五取蕴是苦。」</w:t>
       </w:r>
@@ -4353,7 +4970,7 @@
     <w:p>
       <w:r>
         <w:rPr>
-          <w:sz w:val="21"/>
+          <w:b w:val="0"/>
         </w:rPr>
         <w:t>生、老、病、死依据世俗谛（sammuti sacca）与究竟谛（paramattha sacca）而言都是苦。所有的究竟名色法都有生（jati）、住（jara；老）、灭（marana；死）这三时。佛陀在《大念处经》中如此解释生、老、死：</w:t>
       </w:r>
@@ -4361,7 +4978,7 @@
     <w:p>
       <w:r>
         <w:rPr>
-          <w:sz w:val="21"/>
+          <w:b w:val="0"/>
         </w:rPr>
         <w:t>「诸比库，什么是生呢？无论是任何众生，在任何众生的群体，都有诞生、产生、出现、生起、诸蕴的显现、诸处的获得，诸比库，那称为生。</w:t>
       </w:r>
@@ -4369,7 +4986,7 @@
     <w:p>
       <w:r>
         <w:rPr>
-          <w:sz w:val="21"/>
+          <w:b w:val="0"/>
         </w:rPr>
         <w:t>诸比库，什么是老呢？无论是任何众生，在任何众生的群体，都有衰老、老朽、牙齿损坏、头发苍白、皮肤变皱、寿命损减、诸根老熟，诸比库，那称为老。</w:t>
       </w:r>
@@ -4377,7 +4994,7 @@
     <w:p>
       <w:r>
         <w:rPr>
-          <w:sz w:val="21"/>
+          <w:b w:val="0"/>
         </w:rPr>
         <w:t>诸比库，什么是死呢？无论是任何众生，在任何众生的群体，都有死亡、逝世、解体、消失、命终、诸蕴的分离、身体的舍弃、命根的毁坏，诸比库，那称为死。」</w:t>
       </w:r>
@@ -4385,7 +5002,7 @@
     <w:p>
       <w:r>
         <w:rPr>
-          <w:sz w:val="21"/>
+          <w:b w:val="0"/>
         </w:rPr>
         <w:t>怨憎会、爱别离、求不得称为有贪之苦（saragadukkha），意思是因为执着而产生的苦。佛陀在《大念处经》中如此解释：</w:t>
       </w:r>
@@ -4393,7 +5010,7 @@
     <w:p>
       <w:r>
         <w:rPr>
-          <w:sz w:val="21"/>
+          <w:b w:val="0"/>
         </w:rPr>
         <w:t>「诸比库，什么是怨憎会苦呢？在这里，任何人有了不想要的、讨厌的、不愉快的色尘、声尘、香尘、味尘、触尘或法尘，或者任何人遭遇到心怀恶意者、心怀伤害意者、心怀扰乱意者、心怀危害意者，与这些人会合、交往、联络、结合，诸比库，那称为怨憎会苦。</w:t>
       </w:r>
@@ -4401,7 +5018,7 @@
     <w:p>
       <w:r>
         <w:rPr>
-          <w:sz w:val="21"/>
+          <w:b w:val="0"/>
         </w:rPr>
         <w:t>诸比库，什么是爱别离苦呢？在这里，任何人有想要的、喜爱的、愉快的色尘、声尘、香尘、味尘、触尘或法尘，或者任何人遇到心怀善意者、心怀好意者、心怀安慰意者、心怀安稳意者、母亲、父亲、兄弟、姊妹、朋友、同事或血亲，然后丧失了与这些人的会合、交往、联络、结合，诸比库，那称为爱别离苦。</w:t>
       </w:r>
@@ -4409,7 +5026,7 @@
     <w:p>
       <w:r>
         <w:rPr>
-          <w:sz w:val="21"/>
+          <w:b w:val="0"/>
         </w:rPr>
         <w:t>诸比库，什么是求不得苦呢？诸比库，会遭受生的众生内心生起这样的愿望：『希望我不要遭受生，希望我不要投生！』然而此事无法借着愿望而达成，这就是求不得苦。</w:t>
       </w:r>
@@ -4417,7 +5034,7 @@
     <w:p>
       <w:r>
         <w:rPr>
-          <w:sz w:val="21"/>
+          <w:b w:val="0"/>
         </w:rPr>
         <w:t>诸比库，会遭受老的众生内心生起这样的愿望：『希望我不要遭受老，希望我不要变老！』然而此事无法借着愿望而达成，这就是求不得苦。</w:t>
       </w:r>
@@ -4425,7 +5042,7 @@
     <w:p>
       <w:r>
         <w:rPr>
-          <w:sz w:val="21"/>
+          <w:b w:val="0"/>
         </w:rPr>
         <w:t>诸比库，会遭受病的众生内心生起这样的愿望：『希望我不要遭受病，希望我不要生病！』然而此事无法借着愿望而达成，这就是求不得苦。</w:t>
       </w:r>
@@ -4433,7 +5050,7 @@
     <w:p>
       <w:r>
         <w:rPr>
-          <w:sz w:val="21"/>
+          <w:b w:val="0"/>
         </w:rPr>
         <w:t>诸比库，会遭受死的众生内心生起这样的愿望：『希望我不要遭受死，希望我不要死亡！』然而此事无法借着愿望而达成，这就是求不得苦。</w:t>
       </w:r>
@@ -4441,7 +5058,7 @@
     <w:p>
       <w:r>
         <w:rPr>
-          <w:sz w:val="21"/>
+          <w:b w:val="0"/>
         </w:rPr>
         <w:t>诸比库，会遭受愁、悲、苦、忧、恼的众生内心生起这样的愿望：『希望我不要遭受愁、悲、苦、忧、恼，希望我没有愁、悲、苦、忧、恼！』然而此事无法借着愿望而达成，这就是求不得苦。」</w:t>
       </w:r>
@@ -4449,7 +5066,7 @@
     <w:p>
       <w:r>
         <w:rPr>
-          <w:sz w:val="21"/>
+          <w:b w:val="0"/>
         </w:rPr>
         <w:t>除了这几种苦之外，在某些经中佛陀还提到另外五种苦，即愁、悲、苦、忧、恼。佛陀在《大念处经》中如此解释：</w:t>
       </w:r>
@@ -4457,7 +5074,7 @@
     <w:p>
       <w:r>
         <w:rPr>
-          <w:sz w:val="21"/>
+          <w:b w:val="0"/>
         </w:rPr>
         <w:t>「诸比库，什么是愁呢？任何时候，由于任何的不幸，任何人遭遇到令人苦恼的法而有忧愁、悲伤、苦恼、内在的哀伤、内在的悲痛，诸比库，那称为愁。</w:t>
       </w:r>
@@ -4465,7 +5082,7 @@
     <w:p>
       <w:r>
         <w:rPr>
-          <w:sz w:val="21"/>
+          <w:b w:val="0"/>
         </w:rPr>
         <w:t>诸比库，什么是悲呢？任何时候，由于任何的不幸，任何人遭遇到令人苦恼的法而有痛哭、悲泣、大声悲叹、高声哀呼，诸比库，那称为悲。</w:t>
       </w:r>
@@ -4473,7 +5090,7 @@
     <w:p>
       <w:r>
         <w:rPr>
-          <w:sz w:val="21"/>
+          <w:b w:val="0"/>
         </w:rPr>
         <w:t>诸比库，什么是苦呢？任何身体的痛苦感受、身体的不愉快感受或由于身体接触而产生的痛苦或不愉快感受，诸比库，那称为苦。</w:t>
       </w:r>
@@ -4481,7 +5098,7 @@
     <w:p>
       <w:r>
         <w:rPr>
-          <w:sz w:val="21"/>
+          <w:b w:val="0"/>
         </w:rPr>
         <w:t>诸比库，什么是忧呢？任何心理的痛苦感受、心理的不愉快感受或由于心理接触而产生的痛苦或不愉快感受，诸比库，那称为忧。</w:t>
       </w:r>
@@ -4489,7 +5106,7 @@
     <w:p>
       <w:r>
         <w:rPr>
-          <w:sz w:val="21"/>
+          <w:b w:val="0"/>
         </w:rPr>
         <w:t>诸比库，什么是恼呢？任何时候，由于任何的不幸，任何人遭遇到令人苦恼的法而有忧恼、大忧恼，以及由于忧恼、大忧恼而感受到的苦痛，诸比库，那称为恼。」</w:t>
       </w:r>
@@ -4497,7 +5114,7 @@
     <w:p>
       <w:r>
         <w:rPr>
-          <w:sz w:val="21"/>
+          <w:b w:val="0"/>
         </w:rPr>
         <w:t>然后佛陀以概括的方式如此解释苦谛：「简单地说，五取蕴是苦。」五取蕴都是观智的目标。</w:t>
       </w:r>
@@ -4505,7 +5122,7 @@
     <w:p>
       <w:r>
         <w:rPr>
-          <w:sz w:val="21"/>
+          <w:b w:val="0"/>
         </w:rPr>
         <w:t>什么是五取蕴呢？即色取蕴、受取蕴、想取蕴、行取蕴及识取蕴。什么是色取蕴呢？在《蕴品相应．蕴经》（Khandha Sutta, Khandha Vagga Samyutta, S22, 48）中，佛陀开示说：</w:t>
       </w:r>
@@ -4513,7 +5130,7 @@
     <w:p>
       <w:r>
         <w:rPr>
-          <w:sz w:val="21"/>
+          <w:b w:val="0"/>
         </w:rPr>
         <w:t>‘Yam kibci rupam atitanagatapaccuppannam ajjhattam va bahiddha va olarikam va sukhumam va hinam va panitam va yam dure santike va sasavam upadaniyam ayam vuccati rupupadanak- khandho.’</w:t>
       </w:r>
@@ -4521,7 +5138,7 @@
     <w:p>
       <w:r>
         <w:rPr>
-          <w:sz w:val="21"/>
+          <w:b w:val="0"/>
         </w:rPr>
         <w:t>意即：</w:t>
       </w:r>
@@ -4529,7 +5146,7 @@
     <w:p>
       <w:r>
         <w:rPr>
-          <w:sz w:val="21"/>
+          <w:b w:val="0"/>
         </w:rPr>
         <w:t>「无论是过去的、未来的或现在的、内在的或外在的、粗的或细的、低劣的或高尚的、远的或近的，只要是会成为烦恼与执取之目标的色法都称为色取蕴。」</w:t>
       </w:r>
@@ -4537,7 +5154,7 @@
     <w:p>
       <w:r>
         <w:rPr>
-          <w:sz w:val="21"/>
+          <w:b w:val="0"/>
         </w:rPr>
         <w:t>佛陀以同样的方式解释受取蕴、想取蕴、行取蕴及识取蕴。因此大家应当了解，不只是现在的五取蕴是苦谛法而已，过去的、未来的、内在的、外在的、粗的、细的、低劣的、高尚的、远的与近的五取蕴也都是苦谛法。</w:t>
       </w:r>
@@ -4545,7 +5162,7 @@
     <w:p>
       <w:r>
         <w:rPr>
-          <w:sz w:val="21"/>
+          <w:b w:val="0"/>
         </w:rPr>
         <w:t>为什么这些五蕴是烦恼与执取的目标呢？众生的身心是由五蕴所构成的。由于无明、爱欲与邪见的缘故，他们将这些五蕴认定为「我」、「我的」或「我的自我」。因此，对尚未如实地照见诸法的凡夫而言，这些五蕴都是烦恼与执取的目标。事实上，除了出世间名法以外，其余的蕴都是取蕴。</w:t>
       </w:r>
@@ -4553,21 +5170,17 @@
     <w:p>
       <w:r>
         <w:rPr>
-          <w:sz w:val="21"/>
+          <w:b w:val="0"/>
         </w:rPr>
         <w:t>不了知四圣谛就无法证悟涅盘，而苦谛正是四圣谛当中的一项，它包括上述的十一种五取蕴。如果想要证悟涅盘、解脱生死轮回，就必须了知这些五取蕴。</w:t>
       </w:r>
     </w:p>
     <w:p>
-      <w:pPr>
-        <w:spacing w:before="120" w:after="80"/>
-      </w:pPr>
-      <w:r>
-        <w:rPr>
-          <w:rFonts w:ascii="Microsoft YaHei" w:hAnsi="Microsoft YaHei" w:eastAsia="Microsoft YaHei"/>
+      <w:r>
+        <w:rPr>
           <w:b/>
           <w:color w:val="1F3864"/>
-          <w:sz w:val="25"/>
+          <w:sz w:val="23"/>
         </w:rPr>
         <w:t>①-8 苦集圣谛（照录）◈扩展</w:t>
       </w:r>
@@ -4575,7 +5188,7 @@
     <w:p>
       <w:r>
         <w:rPr>
-          <w:sz w:val="21"/>
+          <w:b w:val="0"/>
         </w:rPr>
         <w:t>经文接着解释第二项圣谛如下：</w:t>
       </w:r>
@@ -4583,7 +5196,7 @@
     <w:p>
       <w:r>
         <w:rPr>
-          <w:sz w:val="21"/>
+          <w:b w:val="0"/>
         </w:rPr>
         <w:t>「诸比库，这是苦集圣谛：</w:t>
       </w:r>
@@ -4591,7 +5204,7 @@
     <w:p>
       <w:r>
         <w:rPr>
-          <w:sz w:val="21"/>
+          <w:b w:val="0"/>
         </w:rPr>
         <w:t>造成投生的是爱欲，它伴随着喜与贪同时生起，四处追求爱乐，也就是欲爱、有爱及非有爱。诸比库，这就是苦集圣谛。」</w:t>
       </w:r>
@@ -4599,7 +5212,7 @@
     <w:p>
       <w:r>
         <w:rPr>
-          <w:sz w:val="21"/>
+          <w:b w:val="0"/>
         </w:rPr>
         <w:t>在本经中佛陀教导说爱欲是集谛。然而在《因缘品相应》（Nidana Vagga Samyutta）中，佛陀教导说缘起法也是集谛，因此无明（avijja）、爱（tanha）、取（upadana）、行（savkhara）与业（kamma）都是集谛。简单地说，一切不善业与能造成投生的善业都是集谛。</w:t>
       </w:r>
@@ -4607,7 +5220,7 @@
     <w:p>
       <w:r>
         <w:rPr>
-          <w:sz w:val="21"/>
+          <w:b w:val="0"/>
         </w:rPr>
         <w:t>在《谛分别》（Sacca Vibhavga）中，佛陀以五种方式来解释集谛：</w:t>
       </w:r>
@@ -4615,7 +5228,7 @@
     <w:p>
       <w:r>
         <w:rPr>
-          <w:sz w:val="21"/>
+          <w:b w:val="0"/>
         </w:rPr>
         <w:t>爱欲（tanha）是集谛；</w:t>
       </w:r>
@@ -4623,7 +5236,7 @@
     <w:p>
       <w:r>
         <w:rPr>
-          <w:sz w:val="21"/>
+          <w:b w:val="0"/>
         </w:rPr>
         <w:t>十种烦恼（贪、瞋、痴、骄慢、邪见、疑、昏沉、掉举、无惭、无愧）是集谛；</w:t>
       </w:r>
@@ -4631,7 +5244,7 @@
     <w:p>
       <w:r>
         <w:rPr>
-          <w:sz w:val="21"/>
+          <w:b w:val="0"/>
         </w:rPr>
         <w:t>一切不善法是集谛；</w:t>
       </w:r>
@@ -4639,7 +5252,7 @@
     <w:p>
       <w:r>
         <w:rPr>
-          <w:sz w:val="21"/>
+          <w:b w:val="0"/>
         </w:rPr>
         <w:t>一切不善法及能造成投生的三善根（无贪、无瞋、无痴）是集谛；</w:t>
       </w:r>
@@ -4647,7 +5260,7 @@
     <w:p>
       <w:r>
         <w:rPr>
-          <w:sz w:val="21"/>
+          <w:b w:val="0"/>
         </w:rPr>
         <w:t>一切不善法与能造成投生的善法或一切不善业力与能造成投生的善业力都是集谛。</w:t>
       </w:r>
@@ -4655,7 +5268,7 @@
     <w:p>
       <w:r>
         <w:rPr>
-          <w:sz w:val="21"/>
+          <w:b w:val="0"/>
         </w:rPr>
         <w:t>既然一切不善业力与能造成投生的善业力都是集谛，那么为什么佛陀在本经中只说到爱欲是集谛呢？举例而言，只要一颗种子中还有黏性或潜能，处在适宜的环境时就还会生根发芽。同样地，只要业力还有爱欲伴随，它就还会结成果报；如果没有爱欲，业力就无法结成任何果报。这就是为何佛陀说爱欲是集谛的理由。</w:t>
       </w:r>
@@ -4663,7 +5276,7 @@
     <w:p>
       <w:r>
         <w:rPr>
-          <w:sz w:val="21"/>
+          <w:b w:val="0"/>
         </w:rPr>
         <w:t>由于爱欲的缘故，众生「四处追求爱乐」。我想引述《阿沙卡本生经》（Assakajataka）的故事来说明众生如何四处追求爱乐。</w:t>
       </w:r>
@@ -4671,7 +5284,7 @@
     <w:p>
       <w:r>
         <w:rPr>
-          <w:sz w:val="21"/>
+          <w:b w:val="0"/>
         </w:rPr>
         <w:t>（整理注记：fetch 返回此处注明「中间讲故事部分依您要求『无关章节不要涌入』，此处省略《阿沙卡本生经》全文，仅接集谛结尾与灭、道谛原文」——如实记为照录缺口。）</w:t>
       </w:r>
@@ -4679,7 +5292,7 @@
     <w:p>
       <w:r>
         <w:rPr>
-          <w:sz w:val="21"/>
+          <w:b w:val="0"/>
         </w:rPr>
         <w:t>爱欲可分为三种，《清净道论》解释其含义如下：</w:t>
       </w:r>
@@ -4687,7 +5300,7 @@
     <w:p>
       <w:r>
         <w:rPr>
-          <w:sz w:val="21"/>
+          <w:b w:val="0"/>
         </w:rPr>
         <w:t>欲爱（kama-tanha）：以欲望而贪爱享受色、声、香、味、触、法六尘[footnoteRef:3]。</w:t>
       </w:r>
@@ -4695,7 +5308,7 @@
     <w:p>
       <w:r>
         <w:rPr>
-          <w:sz w:val="21"/>
+          <w:b w:val="0"/>
         </w:rPr>
         <w:t>有爱（bhava-tanha）：伴随着常见而贪爱六尘。常见（sassata-ditthi）认为六尘是灵魂，生生世世存在。</w:t>
       </w:r>
@@ -4703,7 +5316,7 @@
     <w:p>
       <w:r>
         <w:rPr>
-          <w:sz w:val="21"/>
+          <w:b w:val="0"/>
         </w:rPr>
         <w:t>非有爱（vibhava-tanha）：伴随着断见而贪爱六尘。断见（uccheda-ditthi）认为六尘是灵魂，在人死亡之后即完全毁灭。</w:t>
       </w:r>
@@ -4711,21 +5324,17 @@
     <w:p>
       <w:r>
         <w:rPr>
-          <w:sz w:val="21"/>
+          <w:b w:val="0"/>
         </w:rPr>
         <w:t>大家应当记住集谛是苦的因。在本经中佛陀如此教导：「简单地说，五取蕴是苦。」因此集谛是五取蕴生起的原因。大家应当记住这种因果关系。</w:t>
       </w:r>
     </w:p>
     <w:p>
-      <w:pPr>
-        <w:spacing w:before="120" w:after="80"/>
-      </w:pPr>
-      <w:r>
-        <w:rPr>
-          <w:rFonts w:ascii="Microsoft YaHei" w:hAnsi="Microsoft YaHei" w:eastAsia="Microsoft YaHei"/>
+      <w:r>
+        <w:rPr>
           <w:b/>
           <w:color w:val="1F3864"/>
-          <w:sz w:val="25"/>
+          <w:sz w:val="23"/>
         </w:rPr>
         <w:t>①-9 苦灭圣谛（照录）◈扩展</w:t>
       </w:r>
@@ -4733,7 +5342,7 @@
     <w:p>
       <w:r>
         <w:rPr>
-          <w:sz w:val="21"/>
+          <w:b w:val="0"/>
         </w:rPr>
         <w:t>（跨系列边界注记：本段涉及「涅盘」义理，按制作规范第5节，灭谛（涅槃）与道谛整体架构归读书会09；本系列第1周对「苦的止息」仅一句带过并注明「详见读书09」，不展开。此段为《转法轮经》原文照录底稿，主持人版共读中作◈扩展段，可跳读。）</w:t>
       </w:r>
@@ -4741,7 +5350,7 @@
     <w:p>
       <w:r>
         <w:rPr>
-          <w:sz w:val="21"/>
+          <w:b w:val="0"/>
         </w:rPr>
         <w:t>接着经文解释第三项圣谛：</w:t>
       </w:r>
@@ -4749,7 +5358,7 @@
     <w:p>
       <w:r>
         <w:rPr>
-          <w:sz w:val="21"/>
+          <w:b w:val="0"/>
         </w:rPr>
         <w:t>「诸比库，这是苦灭圣谛：</w:t>
       </w:r>
@@ -4757,7 +5366,7 @@
     <w:p>
       <w:r>
         <w:rPr>
-          <w:sz w:val="21"/>
+          <w:b w:val="0"/>
         </w:rPr>
         <w:t>即是此爱欲的息灭无余、舍弃、遣离、解脱、无着。」</w:t>
       </w:r>
@@ -4765,7 +5374,7 @@
     <w:p>
       <w:r>
         <w:rPr>
-          <w:sz w:val="21"/>
+          <w:b w:val="0"/>
         </w:rPr>
         <w:t>在本经中，佛陀教导说爱欲的息灭无余是灭谛；而在其它经中，佛陀教导说苦谛的息灭无余是灭谛。为什么有这两种不同的解释法呢？事实上它们是指同样的道理。由于爱欲息灭无余，或者说由于无明、爱、取、行、业息灭无余，所以五蕴（苦谛）就会息灭无余。由于因灭，所以果灭。这两种解释法中，一种是依照因灭来解释，另一种是依照果灭来解释，而事实上都是指相同的道理。这就是为什么佛陀有时说爱欲的息灭无余是灭谛，有时说五蕴的息灭无余是灭谛。</w:t>
       </w:r>
@@ -4773,7 +5382,7 @@
     <w:p>
       <w:r>
         <w:rPr>
-          <w:sz w:val="21"/>
+          <w:b w:val="0"/>
         </w:rPr>
         <w:t>事实上，涅盘就是灭谛。上述两种灭是依靠取涅盘为目标的圣道智而产生。四种圣道智取涅盘为目标，它们逐阶地将烦恼灭尽无余。由于烦恼灭尽无余，所以般涅盘之后业无法再产生任何的蕴，因此五蕴也就灭尽无余。但是有些弟子很难了解涅盘，是故佛陀教导说两种灭当中任何一种都是灭谛。有时涅盘被称为「无为界」（asavkhata dhatu），因此涅盘（无为）是因，两种灭为果。</w:t>
       </w:r>
@@ -4781,7 +5390,7 @@
     <w:p>
       <w:r>
         <w:rPr>
-          <w:sz w:val="21"/>
+          <w:b w:val="0"/>
         </w:rPr>
         <w:t>灭谛可以是因，也可以是果。再者，烦恼的灭尽无余称为「烦恼般涅盘」（Kilesa-Parinabbana）或「有余涅盘」（Saupadisesa-Nibbana意即还有五蕴残余）。五蕴的灭尽无余称为「蕴般涅盘」（Khandha- Parinibbana）或「无余涅盘」（Anupadisesa-Nirodha）。</w:t>
       </w:r>
@@ -4789,7 +5398,7 @@
     <w:p>
       <w:r>
         <w:rPr>
-          <w:sz w:val="21"/>
+          <w:b w:val="0"/>
         </w:rPr>
         <w:t>例如，佛陀的烦恼灭尽无余发生于他证悟成佛之时。在菩提伽耶（Bodhgaya），他的四种圣道智取无为界（涅盘）为目标，逐阶地将一切烦恼灭尽无余。四十五年之后，他在拘尸那罗（Kusinara）般涅盘，那时他的五蕴完全灭尽无余。</w:t>
       </w:r>
@@ -4797,21 +5406,17 @@
     <w:p>
       <w:r>
         <w:rPr>
-          <w:sz w:val="21"/>
+          <w:b w:val="0"/>
         </w:rPr>
         <w:t>涅盘是出世间四圣道、四圣果的目标（所缘）。然而在证悟涅盘之前，禅修者修行观禅时必须取两种灭作为修观的目标──即烦恼的灭尽无余及五蕴的灭尽无余。了知这些目标的观智称为「生灭智」（udaya-vaya-bana=udayabbaya-bana）。</w:t>
       </w:r>
     </w:p>
     <w:p>
-      <w:pPr>
-        <w:spacing w:before="120" w:after="80"/>
-      </w:pPr>
-      <w:r>
-        <w:rPr>
-          <w:rFonts w:ascii="Microsoft YaHei" w:hAnsi="Microsoft YaHei" w:eastAsia="Microsoft YaHei"/>
+      <w:r>
+        <w:rPr>
           <w:b/>
           <w:color w:val="1F3864"/>
-          <w:sz w:val="25"/>
+          <w:sz w:val="23"/>
         </w:rPr>
         <w:t>①-10 导致苦灭的道圣谛：世间的与出世间的八圣道分（照录）★核心</w:t>
       </w:r>
@@ -4819,7 +5424,7 @@
     <w:p>
       <w:r>
         <w:rPr>
-          <w:sz w:val="21"/>
+          <w:b w:val="0"/>
         </w:rPr>
         <w:t>接着佛陀解释第四项圣谛：</w:t>
       </w:r>
@@ -4827,7 +5432,7 @@
     <w:p>
       <w:r>
         <w:rPr>
-          <w:sz w:val="21"/>
+          <w:b w:val="0"/>
         </w:rPr>
         <w:t>「诸比库，这是导致苦灭的道圣谛：</w:t>
       </w:r>
@@ -4835,7 +5440,7 @@
     <w:p>
       <w:r>
         <w:rPr>
-          <w:sz w:val="21"/>
+          <w:b w:val="0"/>
         </w:rPr>
         <w:t>那就是八圣道分，即正见、正思惟、正语、正业、正命、正精进、正念、正定。」</w:t>
       </w:r>
@@ -4843,7 +5448,7 @@
     <w:p>
       <w:r>
         <w:rPr>
-          <w:sz w:val="21"/>
+          <w:b w:val="0"/>
         </w:rPr>
         <w:t>有时称八圣道分为道谛，但是在本经中佛陀称它为「导致苦灭的道圣谛」，这两种名称涵义相同。</w:t>
       </w:r>
@@ -4851,7 +5456,7 @@
     <w:p>
       <w:r>
         <w:rPr>
-          <w:sz w:val="21"/>
+          <w:b w:val="0"/>
         </w:rPr>
         <w:t>八圣道分有两种，即世间的与出世间的。就世间的八圣道分而言，在你修行观禅时，有五项圣道分同时存在。举例而言，如果你已经能照见五蕴及它们的因，进一步应当观照这些行法的无常、苦、无我三相。苦谛法与集谛法都称为行法。借着透视它们生灭的本质，你了知它们为无常；借着透视它们受到生灭逼迫的本质，你了知它们为苦；借着透视它们没有恒常自我的本质，你了知它们为无我。如此观照时，了知这些行法无常、苦、无我三相的智慧是正见；将心投入这些行法及其无常、苦、无我三相的是正思惟。正见与正思惟经常同时存在。为了照见行法无常、苦、无我三相而付出的努力是正精进。对行法的无常、苦、无我三相忆念不忘是正念。专注于行法的无常、苦、无我三相是正定。因此当禅修者修行观禅时，上述这五项圣道分都同时存在。正语、正业、正命这三项圣道分属于戒学。在修行止禅与观禅之前，你必须先持守戒律，即具备正语、正业与正命。如此总共有八项圣道分。然而，就世间道而言，戒学的三项圣道分不会和其余的五项圣道分同时生起，意即它们不会存在于同一个心识刹那或同一个心路过程。</w:t>
       </w:r>
@@ -4859,21 +5464,17 @@
     <w:p>
       <w:r>
         <w:rPr>
-          <w:sz w:val="21"/>
+          <w:b w:val="0"/>
         </w:rPr>
         <w:t>禅修者修行观禅达到观智成熟时，就会证悟涅盘，那时八项圣道分都存在他的心中，那是出世间的八圣道分。了知涅盘的是正见；将心投入涅盘的是正思惟；为了要了知涅盘而付出的努力是正精进；对涅盘明记不忘是正念；专注于涅盘是正定；能造成邪语、邪业与邪命的烦恼都被道智灭除了，因此正语、正业与正命也都与道智同时存在。如此，当禅修者证悟涅盘时，八项圣道分同时都具足。</w:t>
       </w:r>
     </w:p>
     <w:p>
-      <w:pPr>
-        <w:spacing w:before="120" w:after="80"/>
-      </w:pPr>
-      <w:r>
-        <w:rPr>
-          <w:rFonts w:ascii="Microsoft YaHei" w:hAnsi="Microsoft YaHei" w:eastAsia="Microsoft YaHei"/>
+      <w:r>
+        <w:rPr>
           <w:b/>
           <w:color w:val="1F3864"/>
-          <w:sz w:val="25"/>
+          <w:sz w:val="23"/>
         </w:rPr>
         <w:t>①-11 补录：三转十二相语境下重提八圣道分（照录）◈扩展</w:t>
       </w:r>
@@ -4881,7 +5482,7 @@
     <w:p>
       <w:r>
         <w:rPr>
-          <w:sz w:val="21"/>
+          <w:b w:val="0"/>
         </w:rPr>
         <w:t>（整理注记：以下为补充 fetch 返回的新增段落，fetch 说明其出现于《转法轮经》结尾、佛陀以三转十二相解释四圣谛时关于道谛作智的说明中；逐字照录如次。）</w:t>
       </w:r>
@@ -4889,7 +5490,7 @@
     <w:p>
       <w:r>
         <w:rPr>
-          <w:sz w:val="21"/>
+          <w:b w:val="0"/>
         </w:rPr>
         <w:t>修行观禅时，你必须修行八圣道分；这是导致苦灭之道。我要稍加解释：修行观禅时，首先你必须了知五取蕴（苦谛）；其次必须了知苦的因（集谛），尤其是缘起支。这些苦谛法与集谛法称为行法。它们生起后就立刻坏灭，因此是无常的。它们受到不断生灭的逼迫，因此是苦的。在它们之中没有稳定的自我存在，因此是无我的。如此修行称为观禅。那时，透视这些行法无常、苦、无我三相的是正见；将心投入行法三相的是正思惟；为了透视行法三相而付出的努力是正精进；对行法三相明记不忘是正念；专注于行法三相是正定。如此总共是五项圣道分。</w:t>
       </w:r>
@@ -4897,7 +5498,7 @@
     <w:p>
       <w:r>
         <w:rPr>
-          <w:sz w:val="21"/>
+          <w:b w:val="0"/>
         </w:rPr>
         <w:t>修行到坏灭随观智时，你必须观照所知（bata）与能知（bana）都是无常、苦、无我。所知是指五取蕴或行法；能知是指观智。观智以心路过程的形态生起，在此心路过程中有一个意门转向心及七个速行心。在意门转向心刹那中有十二个名法，而在每一个速行心刹那中通常有三十四个名法。在这三十四个名法当中，上述的五项圣道分是最显著的名法。你必须观照此能知的观智也是无常、苦、无我。那时你就能轻易地照见这五项圣道分，它们就是导致苦灭之道，因为那时你已经透过生灭随观智清楚地了知「由于五种因灭尽无余，所以五蕴也会灭尽无余。」</w:t>
       </w:r>
@@ -4905,7 +5506,7 @@
     <w:p>
       <w:r>
         <w:rPr>
-          <w:sz w:val="21"/>
+          <w:b w:val="0"/>
         </w:rPr>
         <w:t>在修行观禅之前，你已经先持守别解脱戒或十戒、九布萨支（八戒加上修行慈心观）、八戒、五戒，那就包含了正语、正业与正命这三项圣道分。正语、正业与正命也是以心路过程的形态与相应名法同时生起，因此你也应当观照它们为无常、苦、无我。总共有八项圣道分，这些是你必须修学的。</w:t>
       </w:r>
@@ -4913,21 +5514,17 @@
     <w:p>
       <w:r>
         <w:rPr>
-          <w:sz w:val="21"/>
+          <w:b w:val="0"/>
         </w:rPr>
         <w:t>在观禅的末端，当你证悟涅盘时，八项圣道分都同时存在，你必须了知它们。如何了知呢？你必须先以果定智（phalasamapattibana）了知涅盘，出定后检查在果定中的名法。若你一再地练习，就能照见果定中的名法：如果你在观照欲界法或初禅法为无常、苦或无我时证悟涅盘，你的道智与果智中都各有三十七个名法。在这三十七个名法里，八项圣道分都包括在其中。然而，如果你在观照第二禅法为无常、苦或无我时证悟涅盘，你的道智与果智中都各有三十六个名法。这三十六个名法中包含七项圣道分，因为少了正思惟这项圣道分。</w:t>
       </w:r>
     </w:p>
     <w:p>
-      <w:pPr>
-        <w:spacing w:before="120" w:after="80"/>
-      </w:pPr>
-      <w:r>
-        <w:rPr>
-          <w:rFonts w:ascii="Microsoft YaHei" w:hAnsi="Microsoft YaHei" w:eastAsia="Microsoft YaHei"/>
+      <w:r>
+        <w:rPr>
           <w:b/>
           <w:color w:val="1F3864"/>
-          <w:sz w:val="25"/>
+          <w:sz w:val="23"/>
         </w:rPr>
         <w:t>①-12 补录：四圣谛与八圣道分总结（照录）◈扩展</w:t>
       </w:r>
@@ -4935,7 +5532,7 @@
     <w:p>
       <w:r>
         <w:rPr>
-          <w:sz w:val="21"/>
+          <w:b w:val="0"/>
         </w:rPr>
         <w:t>（整理注记：以下为补充 fetch 返回的新增段落，fetch 说明其出现于《转法轮经》后文总结语境（原文起句后 fetch 注有「前文已录」省略记号）；其中提及「安般念」仅为该章语境，本系列不照录安般念方法细节（安般详讲归读书会01）；逐字照录如次。）</w:t>
       </w:r>
@@ -4943,7 +5540,7 @@
     <w:p>
       <w:r>
         <w:rPr>
-          <w:sz w:val="21"/>
+          <w:b w:val="0"/>
         </w:rPr>
         <w:t>在《转法轮经》中，佛陀解释他自己对四圣谛的亲身体验。</w:t>
       </w:r>
@@ -4951,7 +5548,7 @@
     <w:p>
       <w:r>
         <w:rPr>
-          <w:sz w:val="21"/>
+          <w:b w:val="0"/>
         </w:rPr>
         <w:t>（整理注记：fetch 返回此处有「……（前文已录）」省略记号，如实保留为缺口。）</w:t>
       </w:r>
@@ -4959,7 +5556,7 @@
     <w:p>
       <w:r>
         <w:rPr>
-          <w:sz w:val="21"/>
+          <w:b w:val="0"/>
         </w:rPr>
         <w:t>在安般念这一节当中，观察呼吸的正念及正念的目标（五取蕴）是苦谛。无明、爱、取、行、业这五种过去因是集谛。苦谛与集谛这两者都不生起是灭谛。在培育生灭随观智时，你可以观照到由于五种因灭尽无余所以般涅盘时五蕴灭尽无余，（因灭与果灭）这两种灭也称为灭谛，然而它们只是世间的灭谛而已。当你以道智与果智证悟涅盘时，你才了知出世间的灭谛（涅盘）。你应当分辨这两种灭谛。</w:t>
       </w:r>
@@ -4967,7 +5564,7 @@
     <w:p>
       <w:r>
         <w:rPr>
-          <w:sz w:val="21"/>
+          <w:b w:val="0"/>
         </w:rPr>
         <w:t>了知苦谛、舍弃集谛、以灭谛为目标的正道是道谛。在这里也必须分辨世间的道智与出世间的道智。世间道智能照见五蕴，这是了知苦谛的观智；它也能照见苦的因，这是了知集谛的观智；它也能照见由于五种因灭尽无余所以般涅盘时五蕴灭尽无余，这是了知灭谛的观智。世间道智是指观智而言；观智也就是正见。正思惟、正精进、正念与正定这四项因素会与观智同时生起。在修行之前，你必须先持戒，那就是具备了正语、正业与正命这三项因素。因此总共是八圣道分，这是世间的八圣道分。</w:t>
       </w:r>
@@ -4975,7 +5572,7 @@
     <w:p>
       <w:r>
         <w:rPr>
-          <w:sz w:val="21"/>
+          <w:b w:val="0"/>
         </w:rPr>
         <w:t>禅修者有时必须观照观智本身也是无常、苦、无我。那时他了知世间的道谛。因此世间道智能了知世间的四圣谛。</w:t>
       </w:r>
@@ -4983,7 +5580,7 @@
     <w:p>
       <w:r>
         <w:rPr>
-          <w:sz w:val="21"/>
+          <w:b w:val="0"/>
         </w:rPr>
         <w:t>出世间八圣道分与圣道智、圣果智同时生起，它们都以涅盘作为目标。那时，正见了知涅盘，正思惟将心投入涅盘，正念对涅盘明记不忘，正精进努力于了知涅盘，正定专注于涅盘，正语、正业、正命这三项也同时存在。这是出世间的八圣道分。为什么在禅修者证悟涅盘的时候，正语、正业、正命这三项也同时存在呢？因为圣道智灭除了能造成邪语、邪业、邪命的烦恼。</w:t>
       </w:r>
@@ -4991,7 +5588,7 @@
     <w:p>
       <w:r>
         <w:rPr>
-          <w:sz w:val="21"/>
+          <w:b w:val="0"/>
         </w:rPr>
         <w:t>如此精勤地修行四圣谛之后，就能达到寂静。这是致力于修行安般念的比库的解脱之道。</w:t>
       </w:r>
@@ -5000,115 +5597,81 @@
       <w:r>
         <w:rPr>
           <w:b/>
-          <w:sz w:val="21"/>
         </w:rPr>
         <w:t>材料②</w:t>
       </w:r>
       <w:r>
         <w:rPr>
-          <w:sz w:val="21"/>
+          <w:b w:val="0"/>
         </w:rPr>
         <w:t xml:space="preserve"> ★核心：《05 三十七菩提分.doc》</w:t>
       </w:r>
     </w:p>
     <w:p>
       <w:pPr>
-        <w:ind w:left="340"/>
-      </w:pPr>
-      <w:r>
-        <w:rPr>
-          <w:color w:val="1F3864"/>
-          <w:sz w:val="21"/>
-        </w:rPr>
-        <w:t xml:space="preserve">• </w:t>
-      </w:r>
-      <w:r>
-        <w:rPr>
-          <w:sz w:val="21"/>
+        <w:pStyle w:val="ListBullet"/>
+      </w:pPr>
+      <w:r>
+        <w:rPr>
+          <w:b w:val="0"/>
         </w:rPr>
         <w:t>文件类型：word</w:t>
       </w:r>
     </w:p>
     <w:p>
       <w:pPr>
-        <w:ind w:left="340"/>
-      </w:pPr>
-      <w:r>
-        <w:rPr>
-          <w:color w:val="1F3864"/>
-          <w:sz w:val="21"/>
-        </w:rPr>
-        <w:t xml:space="preserve">• </w:t>
-      </w:r>
-      <w:r>
-        <w:rPr>
-          <w:sz w:val="21"/>
+        <w:pStyle w:val="ListBullet"/>
+      </w:pPr>
+      <w:r>
+        <w:rPr>
+          <w:b w:val="0"/>
         </w:rPr>
         <w:t>知识库出处：古源尊者开示及上座部佛教资料</w:t>
       </w:r>
     </w:p>
     <w:p>
       <w:pPr>
-        <w:ind w:left="340"/>
-      </w:pPr>
-      <w:r>
-        <w:rPr>
-          <w:color w:val="1F3864"/>
-          <w:sz w:val="21"/>
-        </w:rPr>
-        <w:t xml:space="preserve">• </w:t>
-      </w:r>
-      <w:r>
-        <w:rPr>
-          <w:sz w:val="21"/>
-        </w:rPr>
-        <w:t>media_id：`word_d0dd1c0cd17209afe241ece24bf6b7b4_4605e3287cefd417c838d19cbc37bc557439961422831605`</w:t>
-      </w:r>
-    </w:p>
-    <w:p>
-      <w:pPr>
-        <w:ind w:left="340"/>
-      </w:pPr>
-      <w:r>
-        <w:rPr>
-          <w:color w:val="1F3864"/>
-          <w:sz w:val="21"/>
-        </w:rPr>
-        <w:t xml:space="preserve">• </w:t>
-      </w:r>
-      <w:r>
-        <w:rPr>
-          <w:sz w:val="21"/>
+        <w:pStyle w:val="ListBullet"/>
+      </w:pPr>
+      <w:r>
+        <w:rPr>
+          <w:b w:val="0"/>
+        </w:rPr>
+        <w:t>media_id：word_d0dd1c0cd17209afe241ece24bf6b7b4_4605e3287cefd417c838d19cbc37bc557439961422831605</w:t>
+      </w:r>
+    </w:p>
+    <w:p>
+      <w:pPr>
+        <w:pStyle w:val="ListBullet"/>
+      </w:pPr>
+      <w:r>
+        <w:rPr>
+          <w:b w:val="0"/>
         </w:rPr>
         <w:t>打开方式：ima知识库搜索「三十七菩提分」</w:t>
       </w:r>
     </w:p>
     <w:p>
       <w:pPr>
-        <w:spacing w:before="40" w:after="80"/>
-        <w:ind w:left="283"/>
-        <w:shd w:val="clear" w:color="auto" w:fill="EEF2F8"/>
+        <w:ind w:left="170"/>
         <w:pBdr>
-          <w:left w:val="single" w:sz="20" w:space="6" w:color="1F3864"/>
+          <w:left w:val="single" w:sz="18" w:space="4" w:color="1F3864"/>
         </w:pBdr>
-      </w:pPr>
-      <w:r>
-        <w:rPr>
-          <w:sz w:val="20"/>
+        <w:shd w:val="clear" w:fill="F2F5FA"/>
+      </w:pPr>
+      <w:r>
+        <w:rPr>
+          <w:b w:val="0"/>
         </w:rPr>
         <w:t>⚠️ 主持人操作：本文件本周只取「三十七菩提分七组总纲」概览段（第8周将复用此文件另取段落，互相注明）。读毕请向成员说明：八道支是七组菩提分的第七组，也是本系列八周的主体。知识库对该文件的提取止于总纲段，八道支逐支解释以材料①为准——此为照录缺口，如实说明，不代以他文。</w:t>
       </w:r>
     </w:p>
     <w:p>
-      <w:pPr>
-        <w:spacing w:before="120" w:after="80"/>
-      </w:pPr>
-      <w:r>
-        <w:rPr>
-          <w:rFonts w:ascii="Microsoft YaHei" w:hAnsi="Microsoft YaHei" w:eastAsia="Microsoft YaHei"/>
+      <w:r>
+        <w:rPr>
           <w:b/>
           <w:color w:val="1F3864"/>
-          <w:sz w:val="25"/>
+          <w:sz w:val="23"/>
         </w:rPr>
         <w:t>②-1 三十七菩提分七组总纲（照录）★核心</w:t>
       </w:r>
@@ -5116,7 +5679,7 @@
     <w:p>
       <w:r>
         <w:rPr>
-          <w:sz w:val="21"/>
+          <w:b w:val="0"/>
         </w:rPr>
         <w:t>05 三十七菩提分.doc</w:t>
       </w:r>
@@ -5124,7 +5687,7 @@
     <w:p>
       <w:r>
         <w:rPr>
-          <w:sz w:val="21"/>
+          <w:b w:val="0"/>
         </w:rPr>
         <w:t>三十七菩提分是菩提（觉悟）的组成部分，作为道智的近因、资粮及亲依止，可分为四念处、四正勤、四种成就之基因、五根、五力、七觉支、八道支共七组。其结果是通过精勤坚定修习，可使获得人身又遇到佛法的稀有机会真正具有价值。建议欲培育止观之人应以此为核心进行修习。</w:t>
       </w:r>
@@ -5132,7 +5695,7 @@
     <w:p>
       <w:r>
         <w:rPr>
-          <w:sz w:val="21"/>
+          <w:b w:val="0"/>
         </w:rPr>
         <w:t>第一章：三十七菩提分</w:t>
       </w:r>
@@ -5140,7 +5703,7 @@
     <w:p>
       <w:r>
         <w:rPr>
-          <w:sz w:val="21"/>
+          <w:b w:val="0"/>
         </w:rPr>
         <w:t>如今我应该简明地解释三十七菩提分[footnoteRef:2]。欲培育止观之人应精勤且坚定地修习它们，而使到获得人身又遇到佛法的稀有机会真正具有价值。</w:t>
       </w:r>
@@ -5148,7 +5711,7 @@
     <w:p>
       <w:r>
         <w:rPr>
-          <w:sz w:val="21"/>
+          <w:b w:val="0"/>
         </w:rPr>
         <w:t>三十七菩提分可分为七组，即：</w:t>
       </w:r>
@@ -5156,7 +5719,7 @@
     <w:p>
       <w:r>
         <w:rPr>
-          <w:sz w:val="21"/>
+          <w:b w:val="0"/>
         </w:rPr>
         <w:t>1 四念处（satipatthana）；</w:t>
       </w:r>
@@ -5164,7 +5727,7 @@
     <w:p>
       <w:r>
         <w:rPr>
-          <w:sz w:val="21"/>
+          <w:b w:val="0"/>
         </w:rPr>
         <w:t>2 四正勤（sammappadhana）；</w:t>
       </w:r>
@@ -5172,7 +5735,7 @@
     <w:p>
       <w:r>
         <w:rPr>
-          <w:sz w:val="21"/>
+          <w:b w:val="0"/>
         </w:rPr>
         <w:t>3 四种成就之基因（iddhipada，四神足）；</w:t>
       </w:r>
@@ -5180,7 +5743,7 @@
     <w:p>
       <w:r>
         <w:rPr>
-          <w:sz w:val="21"/>
+          <w:b w:val="0"/>
         </w:rPr>
         <w:t>4 五根（indriya）；</w:t>
       </w:r>
@@ -5188,7 +5751,7 @@
     <w:p>
       <w:r>
         <w:rPr>
-          <w:sz w:val="21"/>
+          <w:b w:val="0"/>
         </w:rPr>
         <w:t>5 五力（bala）；</w:t>
       </w:r>
@@ -5196,7 +5759,7 @@
     <w:p>
       <w:r>
         <w:rPr>
-          <w:sz w:val="21"/>
+          <w:b w:val="0"/>
         </w:rPr>
         <w:t>6 七觉支（bojjhavga）；</w:t>
       </w:r>
@@ -5204,7 +5767,7 @@
     <w:p>
       <w:r>
         <w:rPr>
-          <w:sz w:val="21"/>
+          <w:b w:val="0"/>
         </w:rPr>
         <w:t>7 八道支（maggavga）。</w:t>
       </w:r>
@@ -5212,37 +5775,32 @@
     <w:p>
       <w:r>
         <w:rPr>
-          <w:sz w:val="21"/>
+          <w:b w:val="0"/>
         </w:rPr>
         <w:t>它们称为菩提分是因为它们是菩提（觉悟）的一部份。菩提是指诸道智（magga-bana）。菩提分是法（dhamma），其作用是作为道智的近因（padatthana）、资粮（sambhara）及亲依止（upanissaya，近依止）。</w:t>
       </w:r>
     </w:p>
     <w:p>
       <w:pPr>
-        <w:spacing w:before="40" w:after="80"/>
-        <w:ind w:left="283"/>
-        <w:shd w:val="clear" w:color="auto" w:fill="EEF2F8"/>
+        <w:ind w:left="170"/>
         <w:pBdr>
-          <w:left w:val="single" w:sz="20" w:space="6" w:color="1F3864"/>
+          <w:left w:val="single" w:sz="18" w:space="4" w:color="1F3864"/>
         </w:pBdr>
-      </w:pPr>
-      <w:r>
-        <w:rPr>
-          <w:sz w:val="20"/>
+        <w:shd w:val="clear" w:fill="F2F5FA"/>
+      </w:pPr>
+      <w:r>
+        <w:rPr>
+          <w:b w:val="0"/>
         </w:rPr>
         <w:t>⚠️ 主持人操作：共读至此全部结束。用一句收束语过渡到分享环节（照读）：「今晚我们把佛陀成道后的第一场开示读完了——两种极端、中道、八支圣道，还有三十七道品的地图。接下来的二十多分钟先不讨论，先听彼此：这些文字落在你心里的是什么。」</w:t>
       </w:r>
     </w:p>
     <w:p>
-      <w:pPr>
-        <w:spacing w:before="160" w:after="80"/>
-      </w:pPr>
-      <w:r>
-        <w:rPr>
-          <w:rFonts w:ascii="Microsoft YaHei" w:hAnsi="Microsoft YaHei" w:eastAsia="Microsoft YaHei"/>
+      <w:r>
+        <w:rPr>
           <w:b/>
           <w:color w:val="1F3864"/>
-          <w:sz w:val="28"/>
+          <w:sz w:val="26"/>
         </w:rPr>
         <w:t>💬 第一轮分享（20 min）</w:t>
       </w:r>
@@ -5251,79 +5809,50 @@
       <w:r>
         <w:rPr>
           <w:b/>
-          <w:sz w:val="21"/>
         </w:rPr>
         <w:t>分享规则（主持人开场时简短宣读）</w:t>
       </w:r>
     </w:p>
     <w:p>
       <w:pPr>
-        <w:ind w:left="340"/>
-      </w:pPr>
-      <w:r>
-        <w:rPr>
-          <w:color w:val="1F3864"/>
-          <w:sz w:val="21"/>
-        </w:rPr>
-        <w:t xml:space="preserve">• </w:t>
-      </w:r>
-      <w:r>
-        <w:rPr>
-          <w:sz w:val="21"/>
+        <w:pStyle w:val="ListBullet"/>
+      </w:pPr>
+      <w:r>
+        <w:rPr>
+          <w:b w:val="0"/>
         </w:rPr>
         <w:t>自愿分享：可以从「跳过」开始，任何人都可以只说「我这周想先听」；</w:t>
       </w:r>
     </w:p>
     <w:p>
       <w:pPr>
-        <w:ind w:left="340"/>
-      </w:pPr>
-      <w:r>
-        <w:rPr>
-          <w:color w:val="1F3864"/>
-          <w:sz w:val="21"/>
-        </w:rPr>
-        <w:t xml:space="preserve">• </w:t>
-      </w:r>
-      <w:r>
-        <w:rPr>
-          <w:sz w:val="21"/>
+        <w:pStyle w:val="ListBullet"/>
+      </w:pPr>
+      <w:r>
+        <w:rPr>
+          <w:b w:val="0"/>
         </w:rPr>
         <w:t>一轮制：第一轮每人不超过90秒，说「最近的、真实的」比说「正确的」更有价值；</w:t>
       </w:r>
     </w:p>
     <w:p>
       <w:pPr>
-        <w:ind w:left="340"/>
-      </w:pPr>
-      <w:r>
-        <w:rPr>
-          <w:color w:val="1F3864"/>
-          <w:sz w:val="21"/>
-        </w:rPr>
-        <w:t xml:space="preserve">• </w:t>
-      </w:r>
-      <w:r>
-        <w:rPr>
-          <w:sz w:val="21"/>
+        <w:pStyle w:val="ListBullet"/>
+      </w:pPr>
+      <w:r>
+        <w:rPr>
+          <w:b w:val="0"/>
         </w:rPr>
         <w:t>不交叉评论：分享阶段不回应、不辩论、不建议，只倾听；他人的分享将在主题讨论环节以「话题」而非「当事人」的方式被谈及；</w:t>
       </w:r>
     </w:p>
     <w:p>
       <w:pPr>
-        <w:ind w:left="340"/>
-      </w:pPr>
-      <w:r>
-        <w:rPr>
-          <w:color w:val="1F3864"/>
-          <w:sz w:val="21"/>
-        </w:rPr>
-        <w:t xml:space="preserve">• </w:t>
-      </w:r>
-      <w:r>
-        <w:rPr>
-          <w:sz w:val="21"/>
+        <w:pStyle w:val="ListBullet"/>
+      </w:pPr>
+      <w:r>
+        <w:rPr>
+          <w:b w:val="0"/>
         </w:rPr>
         <w:t>保密约定：会中分享不出本场。</w:t>
       </w:r>
@@ -5332,175 +5861,210 @@
       <w:r>
         <w:rPr>
           <w:b/>
-          <w:sz w:val="21"/>
         </w:rPr>
         <w:t>起手问题（三选一或依次使用）</w:t>
       </w:r>
     </w:p>
     <w:p>
       <w:pPr>
-        <w:ind w:left="340"/>
+        <w:pStyle w:val="ListNumber"/>
+      </w:pPr>
+      <w:r>
+        <w:rPr>
+          <w:b w:val="0"/>
+        </w:rPr>
+        <w:t>刚才共读里，「两种极端」的描述中，哪一处最让你印象深刻？为什么？（问这个是因为它安全、具体，只要求回应文本画面，适合第一轮破冰。）</w:t>
+      </w:r>
+    </w:p>
+    <w:p>
+      <w:pPr>
+        <w:pStyle w:val="ListNumber"/>
+      </w:pPr>
+      <w:r>
+        <w:rPr>
+          <w:b w:val="0"/>
+        </w:rPr>
+        <w:t>回想你自己的一次经验：什么时候你觉得自己「太松了」（放任、拖延、无节制）？什么时候觉得「太紧了」（苛求、硬撑、自我压榨）？当时身体和心情是什么样的？（问这个是因为它把经文两极翻译成身体与情绪语言，为后面讨论提供素材；自愿程度最高，说「过」完全没问题。）</w:t>
+      </w:r>
+    </w:p>
+    <w:p>
+      <w:pPr>
+        <w:pStyle w:val="ListNumber"/>
+      </w:pPr>
+      <w:r>
+        <w:rPr>
+          <w:b w:val="0"/>
+        </w:rPr>
+        <w:t>听到「中道」两个字时，你最初联想到的是什么？（不追求正确答案，我们想收集第一印象。）（问这个是因为它不预设任何背景，最轻；也让你看清成员带着哪些先入印象来，便于讨论环节校准。）</w:t>
+      </w:r>
+    </w:p>
+    <w:p>
+      <w:pPr>
+        <w:pStyle w:val="ListNumber"/>
+      </w:pPr>
+      <w:r>
+        <w:rPr>
+          <w:b w:val="0"/>
+        </w:rPr>
+        <w:t>（备用，若前3问已覆盖）共读里哪一段你「读不太懂但很好奇」？（直接收集疑问而非答案——把成员的疑问念出来记在白板「问题角」，并说明「这些问题正是未来七周的路标」。它把「不懂」正常化，也自然预告了系列结构；对第一聚的成员特别友好，因为没有人会因为「看不懂」而尴尬。）</w:t>
+      </w:r>
+    </w:p>
+    <w:p>
+      <w:pPr>
+        <w:ind w:left="170"/>
+        <w:pBdr>
+          <w:left w:val="single" w:sz="18" w:space="4" w:color="1F3864"/>
+        </w:pBdr>
+        <w:shd w:val="clear" w:fill="F2F5FA"/>
+      </w:pPr>
+      <w:r>
+        <w:rPr>
+          <w:b w:val="0"/>
+        </w:rPr>
+        <w:t>主持人提示：第一轮的目的只是「让每个人开口、让素材浮上来」。对成员提到的任何生活方式细节（饮食、消费、工作强度、休息习惯），只倾听，不评价；记录关键词（如「熬夜刷手机」「节食」「加班硬撑」）留到主题讨论使用，但不在分享环节点名重提。</w:t>
+      </w:r>
+    </w:p>
+    <w:p>
+      <w:pPr>
+        <w:ind w:left="170"/>
+        <w:pBdr>
+          <w:left w:val="single" w:sz="18" w:space="4" w:color="1F3864"/>
+        </w:pBdr>
+        <w:shd w:val="clear" w:fill="F2F5FA"/>
       </w:pPr>
       <w:r>
         <w:rPr>
           <w:b/>
-          <w:sz w:val="21"/>
-        </w:rPr>
-        <w:t xml:space="preserve">1. </w:t>
-      </w:r>
-      <w:r>
-        <w:rPr>
-          <w:sz w:val="21"/>
-        </w:rPr>
-        <w:t>刚才共读里，「两种极端」的描述中，哪一处最让你印象深刻？为什么？（问这个是因为它安全、具体，只要求回应文本画面，适合第一轮破冰。）</w:t>
-      </w:r>
-    </w:p>
-    <w:p>
-      <w:pPr>
-        <w:ind w:left="340"/>
+        </w:rPr>
+        <w:t>计时与流程建议</w:t>
+      </w:r>
+    </w:p>
+    <w:p>
+      <w:pPr>
+        <w:ind w:left="170"/>
+        <w:pBdr>
+          <w:left w:val="single" w:sz="18" w:space="4" w:color="1F3864"/>
+        </w:pBdr>
+        <w:shd w:val="clear" w:fill="F2F5FA"/>
+      </w:pPr>
+      <w:r>
+        <w:rPr>
+          <w:b w:val="0"/>
+        </w:rPr>
+        <w:t>- 25分钟的常见切法：规则宣读约2分钟＋起手问题约1分钟＋每人90秒（按10人计约15分钟）＋机动收束约7分钟；</w:t>
+      </w:r>
+    </w:p>
+    <w:p>
+      <w:pPr>
+        <w:ind w:left="170"/>
+        <w:pBdr>
+          <w:left w:val="single" w:sz="18" w:space="4" w:color="1F3864"/>
+        </w:pBdr>
+        <w:shd w:val="clear" w:fill="F2F5FA"/>
+      </w:pPr>
+      <w:r>
+        <w:rPr>
+          <w:b w:val="0"/>
+        </w:rPr>
+        <w:t>- 人数超过10人时，提前说明「本轮压缩到每人75秒」，并请在场最守时的人自愿帮看时间；</w:t>
+      </w:r>
+    </w:p>
+    <w:p>
+      <w:pPr>
+        <w:ind w:left="170"/>
+        <w:pBdr>
+          <w:left w:val="single" w:sz="18" w:space="4" w:color="1F3864"/>
+        </w:pBdr>
+        <w:shd w:val="clear" w:fill="F2F5FA"/>
+      </w:pPr>
+      <w:r>
+        <w:rPr>
+          <w:b w:val="0"/>
+        </w:rPr>
+        <w:t>- 若有人明显超时，用「感谢你说的这点，我很想听后面的朋友也谈谈」自然收束，不生硬打断；</w:t>
+      </w:r>
+    </w:p>
+    <w:p>
+      <w:pPr>
+        <w:ind w:left="170"/>
+        <w:pBdr>
+          <w:left w:val="single" w:sz="18" w:space="4" w:color="1F3864"/>
+        </w:pBdr>
+        <w:shd w:val="clear" w:fill="F2F5FA"/>
+      </w:pPr>
+      <w:r>
+        <w:rPr>
+          <w:b w:val="0"/>
+        </w:rPr>
+        <w:t>- 全员分享完毕仍有富余时，可开自愿的第二轮：「有没有谁听完大家的话，想补充一两句？」</w:t>
+      </w:r>
+    </w:p>
+    <w:p>
+      <w:pPr>
+        <w:ind w:left="170"/>
+        <w:pBdr>
+          <w:left w:val="single" w:sz="18" w:space="4" w:color="1F3864"/>
+        </w:pBdr>
+        <w:shd w:val="clear" w:fill="F2F5FA"/>
       </w:pPr>
       <w:r>
         <w:rPr>
           <w:b/>
-          <w:sz w:val="21"/>
-        </w:rPr>
-        <w:t xml:space="preserve">2. </w:t>
-      </w:r>
-      <w:r>
-        <w:rPr>
-          <w:sz w:val="21"/>
-        </w:rPr>
-        <w:t>回想你自己的一次经验：什么时候你觉得自己「太松了」（放任、拖延、无节制）？什么时候觉得「太紧了」（苛求、硬撑、自我压榨）？当时身体和心情是什么样的？（问这个是因为它把经文两极翻译成身体与情绪语言，为后面讨论提供素材；自愿程度最高，说「过」完全没问题。）</w:t>
-      </w:r>
-    </w:p>
-    <w:p>
-      <w:pPr>
-        <w:ind w:left="340"/>
-      </w:pPr>
-      <w:r>
-        <w:rPr>
-          <w:b/>
-          <w:sz w:val="21"/>
-        </w:rPr>
-        <w:t xml:space="preserve">3. </w:t>
-      </w:r>
-      <w:r>
-        <w:rPr>
-          <w:sz w:val="21"/>
-        </w:rPr>
-        <w:t>听到「中道」两个字时，你最初联想到的是什么？（不追求正确答案，我们想收集第一印象。）（问这个是因为它不预设任何背景，最轻；也让你看清成员带着哪些先入印象来，便于讨论环节校准。）</w:t>
-      </w:r>
-    </w:p>
-    <w:p>
-      <w:pPr>
-        <w:ind w:left="340"/>
-      </w:pPr>
-      <w:r>
-        <w:rPr>
-          <w:b/>
-          <w:sz w:val="21"/>
-        </w:rPr>
-        <w:t xml:space="preserve">4. </w:t>
-      </w:r>
-      <w:r>
-        <w:rPr>
-          <w:sz w:val="21"/>
-        </w:rPr>
-        <w:t>（备用，若前3问已覆盖）共读里哪一段你「读不太懂但很好奇」？（直接收集疑问而非答案——把成员的疑问念出来记在白板「问题角」，并说明「这些问题正是未来七周的路标」。它把「不懂」正常化，也自然预告了系列结构；对第一聚的成员特别友好，因为没有人会因为「看不懂」而尴尬。）</w:t>
-      </w:r>
-    </w:p>
-    <w:p>
-      <w:pPr>
-        <w:spacing w:before="40" w:after="80"/>
-        <w:ind w:left="283"/>
-        <w:shd w:val="clear" w:color="auto" w:fill="EEF2F8"/>
+        </w:rPr>
+        <w:t>倾听要点（主持人自己做三件事就够）</w:t>
+      </w:r>
+    </w:p>
+    <w:p>
+      <w:pPr>
+        <w:ind w:left="170"/>
         <w:pBdr>
-          <w:left w:val="single" w:sz="20" w:space="6" w:color="1F3864"/>
+          <w:left w:val="single" w:sz="18" w:space="4" w:color="1F3864"/>
         </w:pBdr>
-      </w:pPr>
-      <w:r>
-        <w:rPr>
-          <w:sz w:val="20"/>
-        </w:rPr>
-        <w:t>主持人提示：第一轮的目的只是「让每个人开口、让素材浮上来」。对成员提到的任何生活方式细节（饮食、消费、工作强度、休息习惯），只倾听，不评价；记录关键词（如「熬夜刷手机」「节食」「加班硬撑」）留到主题讨论使用，但不在分享环节点名重提。</w:t>
-      </w:r>
-    </w:p>
-    <w:p>
-      <w:pPr>
-        <w:spacing w:before="40" w:after="80"/>
-        <w:ind w:left="283"/>
-        <w:shd w:val="clear" w:color="auto" w:fill="EEF2F8"/>
+        <w:shd w:val="clear" w:fill="F2F5FA"/>
+      </w:pPr>
+      <w:r>
+        <w:rPr>
+          <w:b w:val="0"/>
+        </w:rPr>
+        <w:t>1. 复述关键词：成员说完后用五到十个字复述其核心（「你说的是那种『停不下来』的感觉」），让对方知道被听见；</w:t>
+      </w:r>
+    </w:p>
+    <w:p>
+      <w:pPr>
+        <w:ind w:left="170"/>
         <w:pBdr>
-          <w:left w:val="single" w:sz="20" w:space="6" w:color="1F3864"/>
+          <w:left w:val="single" w:sz="18" w:space="4" w:color="1F3864"/>
         </w:pBdr>
-      </w:pPr>
-      <w:r>
-        <w:rPr>
-          <w:b/>
-          <w:sz w:val="20"/>
-        </w:rPr>
-        <w:t>计时与流程建议</w:t>
-      </w:r>
-    </w:p>
-    <w:p>
-      <w:pPr>
-        <w:spacing w:before="40" w:after="80"/>
-        <w:ind w:left="283"/>
-        <w:shd w:val="clear" w:color="auto" w:fill="EEF2F8"/>
+        <w:shd w:val="clear" w:fill="F2F5FA"/>
+      </w:pPr>
+      <w:r>
+        <w:rPr>
+          <w:b w:val="0"/>
+        </w:rPr>
+        <w:t>2. 白板记录：把可讨论的「现象」记到白板或纸上（只记现象词，不记人名），供主题讨论环节使用；</w:t>
+      </w:r>
+    </w:p>
+    <w:p>
+      <w:pPr>
+        <w:ind w:left="170"/>
         <w:pBdr>
-          <w:left w:val="single" w:sz="20" w:space="6" w:color="1F3864"/>
+          <w:left w:val="single" w:sz="18" w:space="4" w:color="1F3864"/>
         </w:pBdr>
-      </w:pPr>
-      <w:r>
-        <w:rPr>
-          <w:sz w:val="20"/>
-        </w:rPr>
-        <w:t>- 25分钟的常见切法：规则宣读约2分钟＋起手问题约1分钟＋每人90秒（按10人计约15分钟）＋机动收束约7分钟； - 人数超过10人时，提前说明「本轮压缩到每人75秒」，并请在场最守时的人自愿帮看时间； - 若有人明显超时，用「感谢你说的这点，我很想听后面的朋友也谈谈」自然收束，不生硬打断； - 全员分享完毕仍有富余时，可开自愿的第二轮：「有没有谁听完大家的话，想补充一两句？」</w:t>
-      </w:r>
-    </w:p>
-    <w:p>
-      <w:pPr>
-        <w:spacing w:before="40" w:after="80"/>
-        <w:ind w:left="283"/>
-        <w:shd w:val="clear" w:color="auto" w:fill="EEF2F8"/>
-        <w:pBdr>
-          <w:left w:val="single" w:sz="20" w:space="6" w:color="1F3864"/>
-        </w:pBdr>
-      </w:pPr>
-      <w:r>
-        <w:rPr>
-          <w:b/>
-          <w:sz w:val="20"/>
-        </w:rPr>
-        <w:t>倾听要点（主持人自己做三件事就够）</w:t>
-      </w:r>
-    </w:p>
-    <w:p>
-      <w:pPr>
-        <w:spacing w:before="40" w:after="80"/>
-        <w:ind w:left="283"/>
-        <w:shd w:val="clear" w:color="auto" w:fill="EEF2F8"/>
-        <w:pBdr>
-          <w:left w:val="single" w:sz="20" w:space="6" w:color="1F3864"/>
-        </w:pBdr>
-      </w:pPr>
-      <w:r>
-        <w:rPr>
-          <w:sz w:val="20"/>
-        </w:rPr>
-        <w:t>1. 复述关键词：成员说完后用五到十个字复述其核心（「你说的是那种『停不下来』的感觉」），让对方知道被听见； 2. 白板记录：把可讨论的「现象」记到白板或纸上（只记现象词，不记人名），供主题讨论环节使用； 3. 不接话茬：分享阶段主持人不解释经义、不判断对错——所有「解释」的冲动都留给下一环节的原文。</w:t>
-      </w:r>
-    </w:p>
-    <w:p>
-      <w:pPr>
-        <w:spacing w:before="160" w:after="80"/>
-      </w:pPr>
-      <w:r>
-        <w:rPr>
-          <w:rFonts w:ascii="Microsoft YaHei" w:hAnsi="Microsoft YaHei" w:eastAsia="Microsoft YaHei"/>
+        <w:shd w:val="clear" w:fill="F2F5FA"/>
+      </w:pPr>
+      <w:r>
+        <w:rPr>
+          <w:b w:val="0"/>
+        </w:rPr>
+        <w:t>3. 不接话茬：分享阶段主持人不解释经义、不判断对错——所有「解释」的冲动都留给下一环节的原文。</w:t>
+      </w:r>
+    </w:p>
+    <w:p>
+      <w:r>
+        <w:rPr>
           <w:b/>
           <w:color w:val="1F3864"/>
-          <w:sz w:val="28"/>
+          <w:sz w:val="26"/>
         </w:rPr>
         <w:t>🎯 主题讨论（35 min）</w:t>
       </w:r>
@@ -5509,184 +6073,198 @@
       <w:r>
         <w:rPr>
           <w:b/>
-          <w:sz w:val="21"/>
         </w:rPr>
         <w:t>问题一：两种极端的共同病根是什么？</w:t>
       </w:r>
     </w:p>
     <w:p>
       <w:pPr>
-        <w:spacing w:before="40" w:after="80"/>
-        <w:ind w:left="283"/>
-        <w:shd w:val="clear" w:color="auto" w:fill="EEF2F8"/>
+        <w:ind w:left="170"/>
         <w:pBdr>
-          <w:left w:val="single" w:sz="20" w:space="6" w:color="1F3864"/>
+          <w:left w:val="single" w:sz="18" w:space="4" w:color="1F3864"/>
         </w:pBdr>
-      </w:pPr>
-      <w:r>
-        <w:rPr>
-          <w:sz w:val="20"/>
+        <w:shd w:val="clear" w:fill="F2F5FA"/>
+      </w:pPr>
+      <w:r>
+        <w:rPr>
+          <w:b w:val="0"/>
         </w:rPr>
         <w:t>本问目的：让成员学会「从原文找答案」，把第一轮的生活印象挂回经文；这是三问中最安全的一问，适合先做。</w:t>
       </w:r>
     </w:p>
     <w:p>
       <w:pPr>
-        <w:spacing w:before="40" w:after="80"/>
-        <w:ind w:left="283"/>
-        <w:shd w:val="clear" w:color="auto" w:fill="EEF2F8"/>
+        <w:ind w:left="170"/>
         <w:pBdr>
-          <w:left w:val="single" w:sz="20" w:space="6" w:color="1F3864"/>
+          <w:left w:val="single" w:sz="18" w:space="4" w:color="1F3864"/>
         </w:pBdr>
-      </w:pPr>
-      <w:r>
-        <w:rPr>
-          <w:sz w:val="20"/>
-        </w:rPr>
-        <w:t>引导路径：请成员回到原文找答案——「若人沉迷于感官享乐，他对欲乐的执着会日渐增强……无法证悟涅盘或达到其它禅修成果」「若人沉迷于自我折磨的苦行，就无法培育深厚的定力。没有深厚的定力就无法如实地了知诸法，因此无法彻悟四圣谛」。 提示：两极的共同点不是「快乐太多」或「苦太多」，而是都无法生起「如实了知」所需的定力与观照——一个被贪拉走，一个被苦压垮。可追问：佛陀为什么亲自把两极都走了一遍再宣说？这对「佛陀只是讲道理」的印象有什么触动？</w:t>
+        <w:shd w:val="clear" w:fill="F2F5FA"/>
+      </w:pPr>
+      <w:r>
+        <w:rPr>
+          <w:b w:val="0"/>
+        </w:rPr>
+        <w:t>引导路径：请成员回到原文找答案——「若人沉迷于感官享乐，他对欲乐的执着会日渐增强……无法证悟涅盘或达到其它禅修成果」「若人沉迷于自我折磨的苦行，就无法培育深厚的定力。没有深厚的定力就无法如实地了知诸法，因此无法彻悟四圣谛」。</w:t>
+      </w:r>
+    </w:p>
+    <w:p>
+      <w:pPr>
+        <w:ind w:left="170"/>
+        <w:pBdr>
+          <w:left w:val="single" w:sz="18" w:space="4" w:color="1F3864"/>
+        </w:pBdr>
+        <w:shd w:val="clear" w:fill="F2F5FA"/>
+      </w:pPr>
+      <w:r>
+        <w:rPr>
+          <w:b w:val="0"/>
+        </w:rPr>
+        <w:t>提示：两极的共同点不是「快乐太多」或「苦太多」，而是都无法生起「如实了知」所需的定力与观照——一个被贪拉走，一个被苦压垮。可追问：佛陀为什么亲自把两极都走了一遍再宣说？这对「佛陀只是讲道理」的印象有什么触动？</w:t>
       </w:r>
     </w:p>
     <w:p>
       <w:r>
         <w:rPr>
           <w:b/>
-          <w:sz w:val="21"/>
         </w:rPr>
         <w:t>问题二：「中道」为什么不是折中主义？</w:t>
       </w:r>
     </w:p>
     <w:p>
       <w:pPr>
-        <w:spacing w:before="40" w:after="80"/>
-        <w:ind w:left="283"/>
-        <w:shd w:val="clear" w:color="auto" w:fill="EEF2F8"/>
+        <w:ind w:left="170"/>
         <w:pBdr>
-          <w:left w:val="single" w:sz="20" w:space="6" w:color="1F3864"/>
+          <w:left w:val="single" w:sz="18" w:space="4" w:color="1F3864"/>
         </w:pBdr>
-      </w:pPr>
-      <w:r>
-        <w:rPr>
-          <w:sz w:val="20"/>
+        <w:shd w:val="clear" w:fill="F2F5FA"/>
+      </w:pPr>
+      <w:r>
+        <w:rPr>
+          <w:b w:val="0"/>
         </w:rPr>
         <w:t>本问目的：处理本周最容易发生的误解——把中道听成「中间值/和稀泥/冷漠无所谓」；用经文定义三特征把「道路」与「中间点」区分开。</w:t>
       </w:r>
     </w:p>
     <w:p>
       <w:pPr>
-        <w:spacing w:before="40" w:after="80"/>
-        <w:ind w:left="283"/>
-        <w:shd w:val="clear" w:color="auto" w:fill="EEF2F8"/>
+        <w:ind w:left="170"/>
         <w:pBdr>
-          <w:left w:val="single" w:sz="20" w:space="6" w:color="1F3864"/>
+          <w:left w:val="single" w:sz="18" w:space="4" w:color="1F3864"/>
         </w:pBdr>
-      </w:pPr>
-      <w:r>
-        <w:rPr>
-          <w:sz w:val="20"/>
-        </w:rPr>
-        <w:t>引导路径：请成员对照①-4 原文：中道的定义性特征有三——「避免两种极端」「引生彻见、引生真知」「通向寂静、胜智、正觉、涅盘」。折中主义是「在两极之间取平均值」；中道不是第三种「数量上的中间值」，而是一条完全不同维度的道路——它有明确的方向（彻见真知）、明确的构成（八支圣道）、明确的目的地（寂静、正觉）。 提示：若成员提出「那躺平是不是中道」「差不多就行是不是中道」，不必否定，先肯定其思考，再引回定义三特征逐一对照：「躺平」避开了苦行极却没有引生彻见的方向；中道是「避免两极＋生起智慧」的完整道路。注意：讨论对事不对人，不评价任何成员的现状。</w:t>
+        <w:shd w:val="clear" w:fill="F2F5FA"/>
+      </w:pPr>
+      <w:r>
+        <w:rPr>
+          <w:b w:val="0"/>
+        </w:rPr>
+        <w:t>引导路径：请成员对照①-4 原文：中道的定义性特征有三——「避免两种极端」「引生彻见、引生真知」「通向寂静、胜智、正觉、涅盘」。折中主义是「在两极之间取平均值」；中道不是第三种「数量上的中间值」，而是一条完全不同维度的道路——它有明确的方向（彻见真知）、明确的构成（八支圣道）、明确的目的地（寂静、正觉）。</w:t>
+      </w:r>
+    </w:p>
+    <w:p>
+      <w:pPr>
+        <w:ind w:left="170"/>
+        <w:pBdr>
+          <w:left w:val="single" w:sz="18" w:space="4" w:color="1F3864"/>
+        </w:pBdr>
+        <w:shd w:val="clear" w:fill="F2F5FA"/>
+      </w:pPr>
+      <w:r>
+        <w:rPr>
+          <w:b w:val="0"/>
+        </w:rPr>
+        <w:t>提示：若成员提出「那躺平是不是中道」「差不多就行是不是中道」，不必否定，先肯定其思考，再引回定义三特征逐一对照：「躺平」避开了苦行极却没有引生彻见的方向；中道是「避免两极＋生起智慧」的完整道路。注意：讨论对事不对人，不评价任何成员的现状。</w:t>
       </w:r>
     </w:p>
     <w:p>
       <w:r>
         <w:rPr>
           <w:b/>
-          <w:sz w:val="21"/>
         </w:rPr>
         <w:t>问题三：为什么说本周是「总纲」周？——从三十七菩提分看八道支的位置</w:t>
       </w:r>
     </w:p>
     <w:p>
       <w:pPr>
-        <w:spacing w:before="40" w:after="80"/>
-        <w:ind w:left="283"/>
-        <w:shd w:val="clear" w:color="auto" w:fill="EEF2F8"/>
+        <w:ind w:left="170"/>
         <w:pBdr>
-          <w:left w:val="single" w:sz="20" w:space="6" w:color="1F3864"/>
+          <w:left w:val="single" w:sz="18" w:space="4" w:color="1F3864"/>
         </w:pBdr>
-      </w:pPr>
-      <w:r>
-        <w:rPr>
-          <w:sz w:val="20"/>
+        <w:shd w:val="clear" w:fill="F2F5FA"/>
+      </w:pPr>
+      <w:r>
+        <w:rPr>
+          <w:b w:val="0"/>
         </w:rPr>
         <w:t>本问目的：让成员带着「地图」离开——看清八道支在三十七菩提分七组中的位置，理解本系列八周「逐支展开」的结构安排，同时呼应材料②与第8周复用关系。</w:t>
       </w:r>
     </w:p>
     <w:p>
       <w:pPr>
-        <w:spacing w:before="40" w:after="80"/>
-        <w:ind w:left="283"/>
-        <w:shd w:val="clear" w:color="auto" w:fill="EEF2F8"/>
+        <w:ind w:left="170"/>
         <w:pBdr>
-          <w:left w:val="single" w:sz="20" w:space="6" w:color="1F3864"/>
+          <w:left w:val="single" w:sz="18" w:space="4" w:color="1F3864"/>
         </w:pBdr>
-      </w:pPr>
-      <w:r>
-        <w:rPr>
-          <w:sz w:val="20"/>
-        </w:rPr>
-        <w:t>引导路径：重读②-1：三十七菩提分七组（四念处、四正勤、四种成就之基因、五根、五力、七觉支、八道支），菩提分「是菩提（觉悟）的一部份」「作为道智的近因、资粮及亲依止」。八道支是第七组，也是本系列八周逐支展开的主线。 提示：引导成员看结构——①-6 与①-10 已显示八支内部的层次：正语、正业、正命属戒学；正精进、正念、正定属定学一系；正见、正思惟属慧（②文件提取未及三蕴归属段，以材料①「『正语』『正业』与『正命』属于戒学」句为准）。请成员预想：八周之后，你最想先弄清哪一支？（此答案不作承诺，仅用于收尾预告呼应。）</w:t>
+        <w:shd w:val="clear" w:fill="F2F5FA"/>
+      </w:pPr>
+      <w:r>
+        <w:rPr>
+          <w:b w:val="0"/>
+        </w:rPr>
+        <w:t>引导路径：重读②-1：三十七菩提分七组（四念处、四正勤、四种成就之基因、五根、五力、七觉支、八道支），菩提分「是菩提（觉悟）的一部份」「作为道智的近因、资粮及亲依止」。八道支是第七组，也是本系列八周逐支展开的主线。</w:t>
+      </w:r>
+    </w:p>
+    <w:p>
+      <w:pPr>
+        <w:ind w:left="170"/>
+        <w:pBdr>
+          <w:left w:val="single" w:sz="18" w:space="4" w:color="1F3864"/>
+        </w:pBdr>
+        <w:shd w:val="clear" w:fill="F2F5FA"/>
+      </w:pPr>
+      <w:r>
+        <w:rPr>
+          <w:b w:val="0"/>
+        </w:rPr>
+        <w:t>提示：引导成员看结构——①-6 与①-10 已显示八支内部的层次：正语、正业、正命属戒学；正精进、正念、正定属定学一系；正见、正思惟属慧（②文件提取未及三蕴归属段，以材料①「『正语』『正业』与『正命』属于戒学」句为准）。请成员预想：八周之后，你最想先弄清哪一支？（此答案不作承诺，仅用于收尾预告呼应。）</w:t>
       </w:r>
     </w:p>
     <w:p>
       <w:r>
         <w:rPr>
           <w:b/>
-          <w:sz w:val="21"/>
         </w:rPr>
         <w:t>备用追问（讨论冷场或过热时使用）</w:t>
       </w:r>
     </w:p>
     <w:p>
       <w:pPr>
-        <w:ind w:left="340"/>
-      </w:pPr>
-      <w:r>
-        <w:rPr>
-          <w:color w:val="1F3864"/>
-          <w:sz w:val="21"/>
-        </w:rPr>
-        <w:t xml:space="preserve">• </w:t>
-      </w:r>
-      <w:r>
-        <w:rPr>
-          <w:sz w:val="21"/>
+        <w:pStyle w:val="ListBullet"/>
+      </w:pPr>
+      <w:r>
+        <w:rPr>
+          <w:b w:val="0"/>
         </w:rPr>
         <w:t>冷场时：请成员用一句话向一位完全没接触过佛教的朋友解释「中道不是折中」，你会怎么说？</w:t>
       </w:r>
     </w:p>
     <w:p>
       <w:pPr>
-        <w:ind w:left="340"/>
-      </w:pPr>
-      <w:r>
-        <w:rPr>
-          <w:color w:val="1F3864"/>
-          <w:sz w:val="21"/>
-        </w:rPr>
-        <w:t xml:space="preserve">• </w:t>
-      </w:r>
-      <w:r>
-        <w:rPr>
-          <w:sz w:val="21"/>
+        <w:pStyle w:val="ListBullet"/>
+      </w:pPr>
+      <w:r>
+        <w:rPr>
+          <w:b w:val="0"/>
         </w:rPr>
         <w:t>冷场时（第二选择）：请任一位成员从白板左栏（极·松）挑一个词，问「佛陀会怎么看这件事」——把抽象讨论变成具体小事的对照。</w:t>
       </w:r>
     </w:p>
     <w:p>
       <w:pPr>
-        <w:ind w:left="340"/>
-      </w:pPr>
-      <w:r>
-        <w:rPr>
-          <w:color w:val="1F3864"/>
-          <w:sz w:val="21"/>
-        </w:rPr>
-        <w:t xml:space="preserve">• </w:t>
-      </w:r>
-      <w:r>
-        <w:rPr>
-          <w:sz w:val="21"/>
+        <w:pStyle w:val="ListBullet"/>
+      </w:pPr>
+      <w:r>
+        <w:rPr>
+          <w:b w:val="0"/>
         </w:rPr>
         <w:t>过热时（争论出现）：回到原文共读一句「借着避免这两种极端，如来实践中道」，请大家先静坐三次呼吸再继续。</w:t>
       </w:r>
@@ -5695,425 +6273,447 @@
       <w:r>
         <w:rPr>
           <w:b/>
-          <w:sz w:val="21"/>
         </w:rPr>
         <w:t>主持流程、时间分配与追问库（手边参考，不读出）</w:t>
       </w:r>
     </w:p>
     <w:p>
       <w:pPr>
-        <w:ind w:left="340"/>
-      </w:pPr>
-      <w:r>
-        <w:rPr>
-          <w:color w:val="1F3864"/>
-          <w:sz w:val="21"/>
-        </w:rPr>
-        <w:t xml:space="preserve">• </w:t>
-      </w:r>
-      <w:r>
-        <w:rPr>
-          <w:sz w:val="21"/>
+        <w:pStyle w:val="ListBullet"/>
+      </w:pPr>
+      <w:r>
+        <w:rPr>
+          <w:b w:val="0"/>
         </w:rPr>
         <w:t>时间分配参考：35分钟 ≈ 问题一10分钟＋问题二12分钟＋问题三10分钟＋收束3分钟；问与问之间用一句话过渡，不复述上一问的全部结论。</w:t>
       </w:r>
     </w:p>
     <w:p>
       <w:pPr>
-        <w:ind w:left="340"/>
-      </w:pPr>
-      <w:r>
-        <w:rPr>
-          <w:color w:val="1F3864"/>
-          <w:sz w:val="21"/>
-        </w:rPr>
-        <w:t xml:space="preserve">• </w:t>
-      </w:r>
-      <w:r>
-        <w:rPr>
-          <w:sz w:val="21"/>
+        <w:pStyle w:val="ListBullet"/>
+      </w:pPr>
+      <w:r>
+        <w:rPr>
+          <w:b w:val="0"/>
         </w:rPr>
         <w:t>白板/纸面建议：左栏写「极·松」、右栏写「极·紧」、中间写「中道＝八支」。讨论中把第一轮记录的现象词归位——只写现象词，不写人名、不归因到任何在场者。</w:t>
       </w:r>
     </w:p>
     <w:p>
       <w:pPr>
-        <w:ind w:left="340"/>
-      </w:pPr>
-      <w:r>
-        <w:rPr>
-          <w:color w:val="1F3864"/>
-          <w:sz w:val="21"/>
-        </w:rPr>
-        <w:t xml:space="preserve">• </w:t>
-      </w:r>
-      <w:r>
-        <w:rPr>
-          <w:sz w:val="21"/>
+        <w:pStyle w:val="ListBullet"/>
+      </w:pPr>
+      <w:r>
+        <w:rPr>
+          <w:b w:val="0"/>
         </w:rPr>
         <w:t>问题一追问库：「两极给我们的东西完全相反——一个舒适、一个痛苦——为什么结局都写『没有利益』？」「有没有『看起来完全相反、其实卡在同一个地方』的现象例子？」（只谈现象，不指向在场任何人。）</w:t>
       </w:r>
     </w:p>
     <w:p>
       <w:pPr>
-        <w:ind w:left="340"/>
-      </w:pPr>
-      <w:r>
-        <w:rPr>
-          <w:color w:val="1F3864"/>
-          <w:sz w:val="21"/>
-        </w:rPr>
-        <w:t xml:space="preserve">• </w:t>
-      </w:r>
-      <w:r>
-        <w:rPr>
-          <w:sz w:val="21"/>
+        <w:pStyle w:val="ListBullet"/>
+      </w:pPr>
+      <w:r>
+        <w:rPr>
+          <w:b w:val="0"/>
         </w:rPr>
         <w:t>问题二追问库：「如果中道只是折中，它凭什么能『引生彻见、引生真知』？」「『一条道路』和『两个极端之间的中间点』，区别能不能在八支圣道这份清单上看出来？」</w:t>
       </w:r>
     </w:p>
     <w:p>
       <w:pPr>
-        <w:ind w:left="340"/>
-      </w:pPr>
-      <w:r>
-        <w:rPr>
-          <w:color w:val="1F3864"/>
-          <w:sz w:val="21"/>
-        </w:rPr>
-        <w:t xml:space="preserve">• </w:t>
-      </w:r>
-      <w:r>
-        <w:rPr>
-          <w:sz w:val="21"/>
+        <w:pStyle w:val="ListBullet"/>
+      </w:pPr>
+      <w:r>
+        <w:rPr>
+          <w:b w:val="0"/>
         </w:rPr>
         <w:t>问题三追问库：「三十七菩提分共七组，本系列主线只走第七组八道支——这像不像同一条路的不同画法？」「②-1 说菩提分是『道智的近因、资粮及亲依止』——用你自己的话说，『资粮』是什么？」</w:t>
       </w:r>
     </w:p>
     <w:p>
       <w:pPr>
-        <w:ind w:left="340"/>
-      </w:pPr>
-      <w:r>
-        <w:rPr>
-          <w:color w:val="1F3864"/>
-          <w:sz w:val="21"/>
-        </w:rPr>
-        <w:t xml:space="preserve">• </w:t>
-      </w:r>
-      <w:r>
-        <w:rPr>
-          <w:sz w:val="21"/>
+        <w:pStyle w:val="ListBullet"/>
+      </w:pPr>
+      <w:r>
+        <w:rPr>
+          <w:b w:val="0"/>
         </w:rPr>
         <w:t>备用问题四（若某问提前收束可顶上）：①-10 把八圣道分分成「世间的」与「出世间的」两种——观禅时五项圣道分同时存在、持戒时戒学三项独立具备、证悟涅盘时八项同时具足。请成员对照①-10原文说说：这种「分场景看八支」的读法，对我们理解「八支是一个整体」有什么帮助？（提示：它说明八支不是八堂独立的课，而是同一条路在修行不同阶段的显现；戒学三项在先、定慧五项随观禅展开、道智生起时八支具足——这正是本系列「先总纲后逐支」次第的依据。）</w:t>
       </w:r>
     </w:p>
     <w:p>
       <w:pPr>
-        <w:ind w:left="340"/>
-      </w:pPr>
-      <w:r>
-        <w:rPr>
-          <w:color w:val="1F3864"/>
-          <w:sz w:val="21"/>
-        </w:rPr>
-        <w:t xml:space="preserve">• </w:t>
-      </w:r>
-      <w:r>
-        <w:rPr>
-          <w:sz w:val="21"/>
+        <w:pStyle w:val="ListBullet"/>
+      </w:pPr>
+      <w:r>
+        <w:rPr>
+          <w:b w:val="0"/>
         </w:rPr>
         <w:t>备用问题五（收束备用，回到个人）：听完①-11「观照能知的观智也是无常、苦、无我」——连「正在修行的那个觉知」也要被观照——你对此第一反应是「不可思议」还是「有点被说服」？（不要求理解，只收集反应；若有人深究观禅技术细节，说明这是第7周正定与后续系列的领地，今晚记下问题即可。）</w:t>
       </w:r>
     </w:p>
     <w:p>
       <w:pPr>
-        <w:ind w:left="340"/>
-      </w:pPr>
-      <w:r>
-        <w:rPr>
-          <w:color w:val="1F3864"/>
-          <w:sz w:val="21"/>
-        </w:rPr>
-        <w:t xml:space="preserve">• </w:t>
-      </w:r>
-      <w:r>
-        <w:rPr>
-          <w:sz w:val="21"/>
+        <w:pStyle w:val="ListBullet"/>
+      </w:pPr>
+      <w:r>
+        <w:rPr>
+          <w:b w:val="0"/>
         </w:rPr>
         <w:t>跑偏与拉回：若讨论滑向「哪种生活方式更高级」「谁更精进」的比较评判，拉回话术：「今晚的标准不是比较谁的生活更好，而是看佛陀如何定义这条道路——我们先回到定义。」</w:t>
       </w:r>
     </w:p>
     <w:p>
       <w:pPr>
-        <w:spacing w:before="40" w:after="80"/>
-        <w:ind w:left="283"/>
-        <w:shd w:val="clear" w:color="auto" w:fill="EEF2F8"/>
+        <w:ind w:left="170"/>
         <w:pBdr>
-          <w:left w:val="single" w:sz="20" w:space="6" w:color="1F3864"/>
+          <w:left w:val="single" w:sz="18" w:space="4" w:color="1F3864"/>
         </w:pBdr>
+        <w:shd w:val="clear" w:fill="F2F5FA"/>
       </w:pPr>
       <w:r>
         <w:rPr>
           <w:b/>
-          <w:sz w:val="20"/>
         </w:rPr>
         <w:t>分层追问</w:t>
       </w:r>
       <w:r>
         <w:rPr>
-          <w:sz w:val="20"/>
-        </w:rPr>
-        <w:t>（可视时间取用，由浅入深）： - 【现象】佛陀说的两种极端（纵欲、苦行），你身上更接近哪一种？ - 【影响】走极端给你带来过什么代价？ - 【应对】这周你愿意在哪个方面，往中间收一收？</w:t>
-      </w:r>
-    </w:p>
-    <w:p>
-      <w:pPr>
-        <w:spacing w:before="160" w:after="80"/>
-      </w:pPr>
-      <w:r>
-        <w:rPr>
-          <w:rFonts w:ascii="Microsoft YaHei" w:hAnsi="Microsoft YaHei" w:eastAsia="Microsoft YaHei"/>
+          <w:b w:val="0"/>
+        </w:rPr>
+        <w:t>（可视时间取用，由浅入深）：</w:t>
+      </w:r>
+    </w:p>
+    <w:p>
+      <w:pPr>
+        <w:ind w:left="170"/>
+        <w:pBdr>
+          <w:left w:val="single" w:sz="18" w:space="4" w:color="1F3864"/>
+        </w:pBdr>
+        <w:shd w:val="clear" w:fill="F2F5FA"/>
+      </w:pPr>
+      <w:r>
+        <w:rPr>
+          <w:b w:val="0"/>
+        </w:rPr>
+        <w:t>- 【现象】佛陀说的两种极端（纵欲、苦行），你身上更接近哪一种？</w:t>
+      </w:r>
+    </w:p>
+    <w:p>
+      <w:pPr>
+        <w:ind w:left="170"/>
+        <w:pBdr>
+          <w:left w:val="single" w:sz="18" w:space="4" w:color="1F3864"/>
+        </w:pBdr>
+        <w:shd w:val="clear" w:fill="F2F5FA"/>
+      </w:pPr>
+      <w:r>
+        <w:rPr>
+          <w:b w:val="0"/>
+        </w:rPr>
+        <w:t>- 【影响】走极端给你带来过什么代价？</w:t>
+      </w:r>
+    </w:p>
+    <w:p>
+      <w:pPr>
+        <w:ind w:left="170"/>
+        <w:pBdr>
+          <w:left w:val="single" w:sz="18" w:space="4" w:color="1F3864"/>
+        </w:pBdr>
+        <w:shd w:val="clear" w:fill="F2F5FA"/>
+      </w:pPr>
+      <w:r>
+        <w:rPr>
+          <w:b w:val="0"/>
+        </w:rPr>
+        <w:t>- 【应对】这周你愿意在哪个方面，往中间收一收？</w:t>
+      </w:r>
+    </w:p>
+    <w:p>
+      <w:r>
+        <w:rPr>
           <w:b/>
           <w:color w:val="1F3864"/>
-          <w:sz w:val="28"/>
+          <w:sz w:val="26"/>
         </w:rPr>
         <w:t>🧘 禅修练习（15 min）</w:t>
       </w:r>
     </w:p>
     <w:p>
       <w:pPr>
-        <w:spacing w:before="40" w:after="80"/>
-        <w:ind w:left="283"/>
-        <w:shd w:val="clear" w:color="auto" w:fill="EEF2F8"/>
+        <w:ind w:left="170"/>
         <w:pBdr>
-          <w:left w:val="single" w:sz="20" w:space="6" w:color="1F3864"/>
+          <w:left w:val="single" w:sz="18" w:space="4" w:color="1F3864"/>
         </w:pBdr>
-      </w:pPr>
-      <w:r>
-        <w:rPr>
-          <w:sz w:val="20"/>
+        <w:shd w:val="clear" w:fill="F2F5FA"/>
+      </w:pPr>
+      <w:r>
+        <w:rPr>
+          <w:b w:val="0"/>
         </w:rPr>
         <w:t xml:space="preserve">⚠️ </w:t>
       </w:r>
       <w:r>
         <w:rPr>
           <w:b/>
-          <w:sz w:val="20"/>
         </w:rPr>
         <w:t>禅修禁忌提示</w:t>
       </w:r>
       <w:r>
         <w:rPr>
-          <w:sz w:val="20"/>
+          <w:b w:val="0"/>
         </w:rPr>
         <w:t>：若你正处在严重抑郁、焦虑、创伤后应激，或精神类疾病的发作／用药期，或正经历强烈的情绪危机，请先咨询医生或心理师，再决定是否练习；练习中若出现明显不适（如心悸、胸闷、情绪失控），请立即停止，睁开眼睛，把注意力放回呼吸与身体，必要时离场休息。</w:t>
       </w:r>
     </w:p>
     <w:p>
       <w:pPr>
-        <w:spacing w:before="40" w:after="80"/>
-        <w:ind w:left="283"/>
-        <w:shd w:val="clear" w:color="auto" w:fill="EEF2F8"/>
+        <w:ind w:left="170"/>
         <w:pBdr>
-          <w:left w:val="single" w:sz="20" w:space="6" w:color="1F3864"/>
+          <w:left w:val="single" w:sz="18" w:space="4" w:color="1F3864"/>
         </w:pBdr>
-      </w:pPr>
-      <w:r>
-        <w:rPr>
-          <w:sz w:val="20"/>
+        <w:shd w:val="clear" w:fill="F2F5FA"/>
+      </w:pPr>
+      <w:r>
+        <w:rPr>
+          <w:b w:val="0"/>
         </w:rPr>
         <w:t>主持人：以下引导词照读即可。说明：本周为基础觉察练习；安般念系统业处与十六步详讲归读书会01，本系列第7周讲正定时将从禅支与安止善巧角度展开，此处不展开方法细节。</w:t>
       </w:r>
     </w:p>
     <w:p>
       <w:pPr>
-        <w:spacing w:before="40" w:after="80"/>
-        <w:ind w:left="283"/>
-        <w:shd w:val="clear" w:color="auto" w:fill="EEF2F8"/>
+        <w:ind w:left="170"/>
         <w:pBdr>
-          <w:left w:val="single" w:sz="20" w:space="6" w:color="1F3864"/>
+          <w:left w:val="single" w:sz="18" w:space="4" w:color="1F3864"/>
         </w:pBdr>
-      </w:pPr>
-      <w:r>
-        <w:rPr>
-          <w:sz w:val="20"/>
+        <w:shd w:val="clear" w:fill="F2F5FA"/>
+      </w:pPr>
+      <w:r>
+        <w:rPr>
+          <w:b w:val="0"/>
         </w:rPr>
         <w:t>请坐好，让身体安静下来。今晚的练习只有一个主题：在呼吸上体会「不松、不紧」。</w:t>
       </w:r>
     </w:p>
     <w:p>
       <w:pPr>
-        <w:spacing w:before="40" w:after="80"/>
-        <w:ind w:left="283"/>
-        <w:shd w:val="clear" w:color="auto" w:fill="EEF2F8"/>
+        <w:ind w:left="170"/>
         <w:pBdr>
-          <w:left w:val="single" w:sz="20" w:space="6" w:color="1F3864"/>
+          <w:left w:val="single" w:sz="18" w:space="4" w:color="1F3864"/>
         </w:pBdr>
-      </w:pPr>
-      <w:r>
-        <w:rPr>
-          <w:sz w:val="20"/>
+        <w:shd w:val="clear" w:fill="F2F5FA"/>
+      </w:pPr>
+      <w:r>
+        <w:rPr>
+          <w:b w:val="0"/>
         </w:rPr>
         <w:t>先检查坐姿。太松——驼背、歪斜、昏沉——会让心涣散；太紧——绷着背、端着肩、用力控制呼吸——会让心疲劳。像调琴弦一样：太松弹不响，太紧会断。请把坐姿调到「直立而不用力」的状态。</w:t>
       </w:r>
     </w:p>
     <w:p>
       <w:pPr>
-        <w:spacing w:before="40" w:after="80"/>
-        <w:ind w:left="283"/>
-        <w:shd w:val="clear" w:color="auto" w:fill="EEF2F8"/>
+        <w:ind w:left="170"/>
         <w:pBdr>
-          <w:left w:val="single" w:sz="20" w:space="6" w:color="1F3864"/>
+          <w:left w:val="single" w:sz="18" w:space="4" w:color="1F3864"/>
         </w:pBdr>
-      </w:pPr>
-      <w:r>
-        <w:rPr>
-          <w:sz w:val="20"/>
+        <w:shd w:val="clear" w:fill="F2F5FA"/>
+      </w:pPr>
+      <w:r>
+        <w:rPr>
+          <w:b w:val="0"/>
         </w:rPr>
         <w:t>现在，把注意力轻轻放在鼻端或腹部，选一个明显的位置就好。觉察自然的呼吸——不要加深它，不要拉长它，也不要变短它。气息来，知道来；气息去，知道去。</w:t>
       </w:r>
     </w:p>
     <w:p>
       <w:pPr>
-        <w:spacing w:before="40" w:after="80"/>
-        <w:ind w:left="283"/>
-        <w:shd w:val="clear" w:color="auto" w:fill="EEF2F8"/>
+        <w:ind w:left="170"/>
         <w:pBdr>
-          <w:left w:val="single" w:sz="20" w:space="6" w:color="1F3864"/>
+          <w:left w:val="single" w:sz="18" w:space="4" w:color="1F3864"/>
         </w:pBdr>
-      </w:pPr>
-      <w:r>
-        <w:rPr>
-          <w:sz w:val="20"/>
+        <w:shd w:val="clear" w:fill="F2F5FA"/>
+      </w:pPr>
+      <w:r>
+        <w:rPr>
+          <w:b w:val="0"/>
         </w:rPr>
         <w:t>你也许会发现：一用力觉察，呼吸就变了；一松懈，心就飘走了。这没有关系——这正是今晚读到的「两种极端」在禅坐里的小小翻版：太紧是苦行的亲戚，太松是放逸的亲戚。发现紧了，松一点；发现飘了，收一点。就这样一次次地微调，这就是在呼吸上练习中道。</w:t>
       </w:r>
     </w:p>
     <w:p>
       <w:pPr>
-        <w:spacing w:before="40" w:after="80"/>
-        <w:ind w:left="283"/>
-        <w:shd w:val="clear" w:color="auto" w:fill="EEF2F8"/>
+        <w:ind w:left="170"/>
         <w:pBdr>
-          <w:left w:val="single" w:sz="20" w:space="6" w:color="1F3864"/>
+          <w:left w:val="single" w:sz="18" w:space="4" w:color="1F3864"/>
         </w:pBdr>
-      </w:pPr>
-      <w:r>
-        <w:rPr>
-          <w:sz w:val="20"/>
+        <w:shd w:val="clear" w:fill="F2F5FA"/>
+      </w:pPr>
+      <w:r>
+        <w:rPr>
+          <w:b w:val="0"/>
         </w:rPr>
         <w:t>（静默约10分钟。若中途有人明显不适，以眼神示意其可睁眼调整或暂离。）</w:t>
       </w:r>
     </w:p>
     <w:p>
       <w:pPr>
-        <w:spacing w:before="40" w:after="80"/>
-        <w:ind w:left="283"/>
-        <w:shd w:val="clear" w:color="auto" w:fill="EEF2F8"/>
+        <w:ind w:left="170"/>
         <w:pBdr>
-          <w:left w:val="single" w:sz="20" w:space="6" w:color="1F3864"/>
+          <w:left w:val="single" w:sz="18" w:space="4" w:color="1F3864"/>
         </w:pBdr>
-      </w:pPr>
-      <w:r>
-        <w:rPr>
-          <w:sz w:val="20"/>
+        <w:shd w:val="clear" w:fill="F2F5FA"/>
+      </w:pPr>
+      <w:r>
+        <w:rPr>
+          <w:b w:val="0"/>
         </w:rPr>
         <w:t>（结束前1分钟，轻声：）</w:t>
       </w:r>
     </w:p>
     <w:p>
       <w:pPr>
-        <w:spacing w:before="40" w:after="80"/>
-        <w:ind w:left="283"/>
-        <w:shd w:val="clear" w:color="auto" w:fill="EEF2F8"/>
+        <w:ind w:left="170"/>
         <w:pBdr>
-          <w:left w:val="single" w:sz="20" w:space="6" w:color="1F3864"/>
+          <w:left w:val="single" w:sz="18" w:space="4" w:color="1F3864"/>
         </w:pBdr>
-      </w:pPr>
-      <w:r>
-        <w:rPr>
-          <w:sz w:val="20"/>
+        <w:shd w:val="clear" w:fill="F2F5FA"/>
+      </w:pPr>
+      <w:r>
+        <w:rPr>
+          <w:b w:val="0"/>
         </w:rPr>
         <w:t>请慢慢放宽觉知，让心回到房间。回想刚才「调弦」的感觉——紧与松之间的那个随时可调的中道，不在远处，它就在每一次呼吸里。动一动身体，睁开眼睛。</w:t>
       </w:r>
     </w:p>
     <w:p>
       <w:pPr>
-        <w:spacing w:before="40" w:after="80"/>
-        <w:ind w:left="283"/>
-        <w:shd w:val="clear" w:color="auto" w:fill="EEF2F8"/>
+        <w:ind w:left="170"/>
         <w:pBdr>
-          <w:left w:val="single" w:sz="20" w:space="6" w:color="1F3864"/>
+          <w:left w:val="single" w:sz="18" w:space="4" w:color="1F3864"/>
         </w:pBdr>
+        <w:shd w:val="clear" w:fill="F2F5FA"/>
       </w:pPr>
       <w:r>
         <w:rPr>
           <w:b/>
-          <w:sz w:val="20"/>
         </w:rPr>
         <w:t>本周在家延续（主持人散会前口头提示，约30秒）</w:t>
       </w:r>
     </w:p>
     <w:p>
       <w:pPr>
-        <w:spacing w:before="40" w:after="80"/>
-        <w:ind w:left="283"/>
-        <w:shd w:val="clear" w:color="auto" w:fill="EEF2F8"/>
+        <w:ind w:left="170"/>
         <w:pBdr>
-          <w:left w:val="single" w:sz="20" w:space="6" w:color="1F3864"/>
+          <w:left w:val="single" w:sz="18" w:space="4" w:color="1F3864"/>
         </w:pBdr>
-      </w:pPr>
-      <w:r>
-        <w:rPr>
-          <w:sz w:val="20"/>
+        <w:shd w:val="clear" w:fill="F2F5FA"/>
+      </w:pPr>
+      <w:r>
+        <w:rPr>
+          <w:b w:val="0"/>
         </w:rPr>
         <w:t>「这周的功课不用打坐垫：挑一件每天固定做的事——刷牙、烧水、走路都行，做的时候试一次『调弦检查』：现在的我是太松（刷得心不在焉、刷完想不起来）还是太紧（用力过猛、盯着秒表）？找到中间那个『做得到又不费力』的感觉，就够了。下次见面时愿意的话，用一句话说说那次检查。」</w:t>
       </w:r>
     </w:p>
     <w:p>
       <w:pPr>
-        <w:spacing w:before="40" w:after="80"/>
-        <w:ind w:left="283"/>
-        <w:shd w:val="clear" w:color="auto" w:fill="EEF2F8"/>
+        <w:ind w:left="170"/>
         <w:pBdr>
-          <w:left w:val="single" w:sz="20" w:space="6" w:color="1F3864"/>
+          <w:left w:val="single" w:sz="18" w:space="4" w:color="1F3864"/>
         </w:pBdr>
+        <w:shd w:val="clear" w:fill="F2F5FA"/>
       </w:pPr>
       <w:r>
         <w:rPr>
           <w:b/>
-          <w:sz w:val="20"/>
         </w:rPr>
         <w:t>常见情况与回应（主持人参考，不读出）</w:t>
       </w:r>
     </w:p>
     <w:p>
       <w:pPr>
-        <w:spacing w:before="40" w:after="80"/>
-        <w:ind w:left="283"/>
-        <w:shd w:val="clear" w:color="auto" w:fill="EEF2F8"/>
+        <w:ind w:left="170"/>
         <w:pBdr>
-          <w:left w:val="single" w:sz="20" w:space="6" w:color="1F3864"/>
+          <w:left w:val="single" w:sz="18" w:space="4" w:color="1F3864"/>
         </w:pBdr>
-      </w:pPr>
-      <w:r>
-        <w:rPr>
-          <w:sz w:val="20"/>
-        </w:rPr>
-        <w:t>- 成员问「我总是走神，是不是不适合禅修」：回应走神—发现—回来本身就是练习的一部分，今晚的「调弦」比喻同样适用；不定性、不比较。 - 成员问「要不要数息／用什么方法」：回应今晚只是基础觉察，系统的安般念方法在读书会01有完整学习，本系列第7周讲正定时也会从禅支角度回到定力话题；今晚不必换方法。 - 有成员坐中出现明显腰腿疼痛：示意其可以缓慢调整姿势或轻移，不必坚持盘坐；椅子同样可以。 - 有成员出现较强情绪（流泪、呼吸急促）：引导其把注意力放到脚掌与地面的接触、做几次深长的呼气；仍不适则邀请其到场外暂坐，主持人在环节后单独关心。 - 练习收束后如时间富余，可请一两位自愿者用一个词形容刚才的体验（不解释、不展开），作为向讨论环节的缓冲。</w:t>
-      </w:r>
-    </w:p>
-    <w:p>
-      <w:pPr>
-        <w:spacing w:before="160" w:after="80"/>
-      </w:pPr>
-      <w:r>
-        <w:rPr>
-          <w:rFonts w:ascii="Microsoft YaHei" w:hAnsi="Microsoft YaHei" w:eastAsia="Microsoft YaHei"/>
+        <w:shd w:val="clear" w:fill="F2F5FA"/>
+      </w:pPr>
+      <w:r>
+        <w:rPr>
+          <w:b w:val="0"/>
+        </w:rPr>
+        <w:t>- 成员问「我总是走神，是不是不适合禅修」：回应走神—发现—回来本身就是练习的一部分，今晚的「调弦」比喻同样适用；不定性、不比较。</w:t>
+      </w:r>
+    </w:p>
+    <w:p>
+      <w:pPr>
+        <w:ind w:left="170"/>
+        <w:pBdr>
+          <w:left w:val="single" w:sz="18" w:space="4" w:color="1F3864"/>
+        </w:pBdr>
+        <w:shd w:val="clear" w:fill="F2F5FA"/>
+      </w:pPr>
+      <w:r>
+        <w:rPr>
+          <w:b w:val="0"/>
+        </w:rPr>
+        <w:t>- 成员问「要不要数息／用什么方法」：回应今晚只是基础觉察，系统的安般念方法在读书会01有完整学习，本系列第7周讲正定时也会从禅支角度回到定力话题；今晚不必换方法。</w:t>
+      </w:r>
+    </w:p>
+    <w:p>
+      <w:pPr>
+        <w:ind w:left="170"/>
+        <w:pBdr>
+          <w:left w:val="single" w:sz="18" w:space="4" w:color="1F3864"/>
+        </w:pBdr>
+        <w:shd w:val="clear" w:fill="F2F5FA"/>
+      </w:pPr>
+      <w:r>
+        <w:rPr>
+          <w:b w:val="0"/>
+        </w:rPr>
+        <w:t>- 有成员坐中出现明显腰腿疼痛：示意其可以缓慢调整姿势或轻移，不必坚持盘坐；椅子同样可以。</w:t>
+      </w:r>
+    </w:p>
+    <w:p>
+      <w:pPr>
+        <w:ind w:left="170"/>
+        <w:pBdr>
+          <w:left w:val="single" w:sz="18" w:space="4" w:color="1F3864"/>
+        </w:pBdr>
+        <w:shd w:val="clear" w:fill="F2F5FA"/>
+      </w:pPr>
+      <w:r>
+        <w:rPr>
+          <w:b w:val="0"/>
+        </w:rPr>
+        <w:t>- 有成员出现较强情绪（流泪、呼吸急促）：引导其把注意力放到脚掌与地面的接触、做几次深长的呼气；仍不适则邀请其到场外暂坐，主持人在环节后单独关心。</w:t>
+      </w:r>
+    </w:p>
+    <w:p>
+      <w:pPr>
+        <w:ind w:left="170"/>
+        <w:pBdr>
+          <w:left w:val="single" w:sz="18" w:space="4" w:color="1F3864"/>
+        </w:pBdr>
+        <w:shd w:val="clear" w:fill="F2F5FA"/>
+      </w:pPr>
+      <w:r>
+        <w:rPr>
+          <w:b w:val="0"/>
+        </w:rPr>
+        <w:t>- 练习收束后如时间富余，可请一两位自愿者用一个词形容刚才的体验（不解释、不展开），作为向讨论环节的缓冲。</w:t>
+      </w:r>
+    </w:p>
+    <w:p>
+      <w:r>
+        <w:rPr>
           <w:b/>
           <w:color w:val="1F3864"/>
-          <w:sz w:val="28"/>
+          <w:sz w:val="26"/>
         </w:rPr>
         <w:t>📚 扩展内容包（时间富余时使用）</w:t>
       </w:r>
@@ -6122,7 +6722,6 @@
       <w:r>
         <w:rPr>
           <w:b/>
-          <w:sz w:val="21"/>
         </w:rPr>
         <w:t>扩展A：《轭孔经》——一只海龟与一块轭（约5分钟）</w:t>
       </w:r>
@@ -6130,7 +6729,7 @@
     <w:p>
       <w:r>
         <w:rPr>
-          <w:sz w:val="21"/>
+          <w:b w:val="0"/>
         </w:rPr>
         <w:t>重读①-5 的海龟喻：瞎眼海龟每百年浮出海面一次，头穿入漂在海面的轭孔之难，犹难过堕地狱后再得人身。串讲要点（不新增引文）：得人身、遇佛法、听闻四圣谛——这三重「概率」叠加，正是「获得人身又遇到佛法的稀有机会真正具有价值」（②-1 语）的经证。可请成员用一句话说说：这个比喻改变了我对「这次读书会」的哪一点看法？</w:t>
       </w:r>
@@ -6139,7 +6738,6 @@
       <w:r>
         <w:rPr>
           <w:b/>
-          <w:sz w:val="21"/>
         </w:rPr>
         <w:t>扩展B：现代生活中的两种极端（约8分钟，自愿发言）</w:t>
       </w:r>
@@ -6147,7 +6745,7 @@
     <w:p>
       <w:r>
         <w:rPr>
-          <w:sz w:val="21"/>
+          <w:b w:val="0"/>
         </w:rPr>
         <w:t>不引用新经文，只作生活对照观察：现代版的「沉迷享乐极」（无限下滑的手机浏览、消费冲动、报复性熬夜）与现代版的「自我折磨极」（以自我惩罚为动力的节食与健身、以羞耻为燃料的自律、休息时的负罪感）。规则重申：只谈现象与自察，不指认他人；主持人在结束时强调——识别两极不是给自己定罪，而是看见「还有第三条路」，这正是本系列开篇的用意。</w:t>
       </w:r>
@@ -6156,7 +6754,6 @@
       <w:r>
         <w:rPr>
           <w:b/>
-          <w:sz w:val="21"/>
         </w:rPr>
         <w:t>扩展C：为什么第一场开示给了这五个人（约6分钟）</w:t>
       </w:r>
@@ -6164,7 +6761,7 @@
     <w:p>
       <w:r>
         <w:rPr>
-          <w:sz w:val="21"/>
+          <w:b w:val="0"/>
         </w:rPr>
         <w:t>只依据今晚已读的①-1、①-2 梳理，不引入新经文：①-1 说「过去的诸佛也都曾以神通飞来，于此地降落……开示《转法转经》」——鹿野苑是诸佛初转法轮之地；①-2 说五比库「在十万大劫之前……修积波罗蜜」「数度在过去诸佛的教化期中修行观禅达到行舍智的阶段」。可请成员对照体会两点：一是「第一场开示」的分量与场合的隆重；二是听闻这次开示的人也并非偶然——深厚的波罗蜜在过去早已积累。收束句建议（照读）：「我们今晚坐在这里读同一段经文，也是这场长远因缘里的小小一环。」（此句为主持人口播，非经文，注意说明。）</w:t>
       </w:r>
@@ -6173,7 +6770,6 @@
       <w:r>
         <w:rPr>
           <w:b/>
-          <w:sz w:val="21"/>
         </w:rPr>
         <w:t>扩展D：三转十二行相——佛陀如何教导一条道路（约8分钟，讲述为主）</w:t>
       </w:r>
@@ -6181,7 +6777,7 @@
     <w:p>
       <w:r>
         <w:rPr>
-          <w:sz w:val="21"/>
+          <w:b w:val="0"/>
         </w:rPr>
         <w:t>只依据今晚已读的①-11、①-12 梳理，不引入新经文：①-11 指出《转法轮经》结尾处，佛陀以「三转十二相」解释四圣谛——对每一谛，先「知其貌」（如「此是苦」）、再「劝修」（如「苦应遍知」）、后「作证」（如「苦已遍知」），三转各配眼、智、明三种智慧的生起，共十二行相。串讲要点（不新增引文）：①-11 正是「道谛作智」的语境——修行观禅时五项圣道分同时存在，持戒先行则戒学三项具备，证悟涅盘时八项圣道分同时具足。可请成员体会两点：一是佛陀教法的高度结构化——「三转」既是讲解的次第，也是修行验证的次第；二是本周标题「总纲」的含义——①-11 里「五项圣道分／八项圣道分」的说法，正是未来七周逐支展开的雏形。收束句建议（照读）：「佛陀第一次开口，就把整条路的名字、走法与终点都说了；剩下七周，我们只是把这个名字一个字一个字读懂。」（此句为主持人口播，非经文，注意说明。）</w:t>
       </w:r>
@@ -6190,7 +6786,6 @@
       <w:r>
         <w:rPr>
           <w:b/>
-          <w:sz w:val="21"/>
         </w:rPr>
         <w:t>扩展E：两种极端的「身教」——佛陀亲身走过之后才宣说（约6分钟，讲述为主）</w:t>
       </w:r>
@@ -6198,7 +6793,7 @@
     <w:p>
       <w:r>
         <w:rPr>
-          <w:sz w:val="21"/>
+          <w:b w:val="0"/>
         </w:rPr>
         <w:t>只依据今晚已读的①-3 梳理，不引入新经文：①-3 里对苦行极的描写非常具体——「渐渐地，我的肢体就像枯萎的芦苇秆一样……」——这些不是佛陀的想象，而是他六年苦行的亲身经历。串讲要点（不新增引文）：其一，佛陀不是站在岸上警告水深，而是自己先沉到最深处再上来——所以「远离两极」不是旁观者的风凉话，而是过来人的证词；其二，①-3 同时给出享乐极的病理（「沉迷于感官享乐……无法证悟」）与苦行极的病理（「无法培育深厚的定力」），两极的共同点是「无法如实了知」——这正是主题讨论问题一的经文依据；其三，可请成员体会：今晚禅修里「调弦」的感觉，与佛陀当年从两极中走出来的方向是一致的——不松、不紧，是可以被一次次找到的。收束句建议（照读）：「今晚这段经文之所以有分量，是因为说它的人先把两种极端都活过一遍。」（此句为主持人口播，非经文，注意说明。）</w:t>
       </w:r>
@@ -6207,108 +6802,109 @@
       <w:r>
         <w:rPr>
           <w:b/>
-          <w:sz w:val="21"/>
         </w:rPr>
         <w:t>扩展包使用规则</w:t>
       </w:r>
     </w:p>
     <w:p>
       <w:pPr>
-        <w:ind w:left="340"/>
-      </w:pPr>
-      <w:r>
-        <w:rPr>
-          <w:color w:val="1F3864"/>
-          <w:sz w:val="21"/>
-        </w:rPr>
-        <w:t xml:space="preserve">• </w:t>
-      </w:r>
-      <w:r>
-        <w:rPr>
-          <w:sz w:val="21"/>
+        <w:pStyle w:val="ListBullet"/>
+      </w:pPr>
+      <w:r>
+        <w:rPr>
+          <w:b w:val="0"/>
         </w:rPr>
         <w:t>扩展内容仅在时间富余时使用，任选其一即可，A/C 偏讲述、B 偏讨论；</w:t>
       </w:r>
     </w:p>
     <w:p>
       <w:pPr>
-        <w:ind w:left="340"/>
-      </w:pPr>
-      <w:r>
-        <w:rPr>
-          <w:color w:val="1F3864"/>
-          <w:sz w:val="21"/>
-        </w:rPr>
-        <w:t xml:space="preserve">• </w:t>
-      </w:r>
-      <w:r>
-        <w:rPr>
-          <w:sz w:val="21"/>
+        <w:pStyle w:val="ListBullet"/>
+      </w:pPr>
+      <w:r>
+        <w:rPr>
+          <w:b w:val="0"/>
         </w:rPr>
         <w:t>扩展B 涉及个人生活习惯，全程自愿发言，主持人不点名、不追问；</w:t>
       </w:r>
     </w:p>
     <w:p>
       <w:pPr>
-        <w:ind w:left="340"/>
-      </w:pPr>
-      <w:r>
-        <w:rPr>
-          <w:color w:val="1F3864"/>
-          <w:sz w:val="21"/>
-        </w:rPr>
-        <w:t xml:space="preserve">• </w:t>
-      </w:r>
-      <w:r>
-        <w:rPr>
-          <w:sz w:val="21"/>
+        <w:pStyle w:val="ListBullet"/>
+      </w:pPr>
+      <w:r>
+        <w:rPr>
+          <w:b w:val="0"/>
         </w:rPr>
         <w:t>所有扩展不新增照录原文——凡需引经据典时，回到共读节已读段落。</w:t>
       </w:r>
     </w:p>
     <w:p>
       <w:pPr>
-        <w:spacing w:before="40" w:after="80"/>
-        <w:ind w:left="283"/>
-        <w:shd w:val="clear" w:color="auto" w:fill="EEF2F8"/>
+        <w:ind w:left="170"/>
         <w:pBdr>
-          <w:left w:val="single" w:sz="20" w:space="6" w:color="1F3864"/>
+          <w:left w:val="single" w:sz="18" w:space="4" w:color="1F3864"/>
         </w:pBdr>
+        <w:shd w:val="clear" w:fill="F2F5FA"/>
       </w:pPr>
       <w:r>
         <w:rPr>
           <w:b/>
-          <w:sz w:val="20"/>
         </w:rPr>
         <w:t>主持人手边备忘：收尾前的三项核对（不读出）</w:t>
       </w:r>
     </w:p>
     <w:p>
       <w:pPr>
-        <w:spacing w:before="40" w:after="80"/>
-        <w:ind w:left="283"/>
-        <w:shd w:val="clear" w:color="auto" w:fill="EEF2F8"/>
+        <w:ind w:left="170"/>
         <w:pBdr>
-          <w:left w:val="single" w:sz="20" w:space="6" w:color="1F3864"/>
+          <w:left w:val="single" w:sz="18" w:space="4" w:color="1F3864"/>
         </w:pBdr>
-      </w:pPr>
-      <w:r>
-        <w:rPr>
-          <w:sz w:val="20"/>
-        </w:rPr>
-        <w:t>- 白板「问题角」上若有未回答的问题，拍照或抄下——下周开场时回应一句「上周有位朋友问……正好本周会碰到」，让成员的问题被记住、被接住，这是八周信任的起点； - 作业说明只说一遍但写一遍：把「每日诵读八支名目」写在白板或群里（由主办代发），新成员常因没记清作业而缺席第二周； - 散会前三件事按序完成：下周预告（照读预告段）→ 作业提醒（一句话）→ 回向词（全体）——顺序不可颠倒，回向词永远是今晚最后的声音。</w:t>
-      </w:r>
-    </w:p>
-    <w:p>
-      <w:pPr>
-        <w:spacing w:before="160" w:after="80"/>
-      </w:pPr>
-      <w:r>
-        <w:rPr>
-          <w:rFonts w:ascii="Microsoft YaHei" w:hAnsi="Microsoft YaHei" w:eastAsia="Microsoft YaHei"/>
+        <w:shd w:val="clear" w:fill="F2F5FA"/>
+      </w:pPr>
+      <w:r>
+        <w:rPr>
+          <w:b w:val="0"/>
+        </w:rPr>
+        <w:t>- 白板「问题角」上若有未回答的问题，拍照或抄下——下周开场时回应一句「上周有位朋友问……正好本周会碰到」，让成员的问题被记住、被接住，这是八周信任的起点；</w:t>
+      </w:r>
+    </w:p>
+    <w:p>
+      <w:pPr>
+        <w:ind w:left="170"/>
+        <w:pBdr>
+          <w:left w:val="single" w:sz="18" w:space="4" w:color="1F3864"/>
+        </w:pBdr>
+        <w:shd w:val="clear" w:fill="F2F5FA"/>
+      </w:pPr>
+      <w:r>
+        <w:rPr>
+          <w:b w:val="0"/>
+        </w:rPr>
+        <w:t>- 作业说明只说一遍但写一遍：把「每日诵读八支名目」写在白板或群里（由主办代发），新成员常因没记清作业而缺席第二周；</w:t>
+      </w:r>
+    </w:p>
+    <w:p>
+      <w:pPr>
+        <w:ind w:left="170"/>
+        <w:pBdr>
+          <w:left w:val="single" w:sz="18" w:space="4" w:color="1F3864"/>
+        </w:pBdr>
+        <w:shd w:val="clear" w:fill="F2F5FA"/>
+      </w:pPr>
+      <w:r>
+        <w:rPr>
+          <w:b w:val="0"/>
+        </w:rPr>
+        <w:t>- 散会前三件事按序完成：下周预告（照读预告段）→ 作业提醒（一句话）→ 回向词（全体）——顺序不可颠倒，回向词永远是今晚最后的声音。</w:t>
+      </w:r>
+    </w:p>
+    <w:p>
+      <w:r>
+        <w:rPr>
           <w:b/>
           <w:color w:val="1F3864"/>
-          <w:sz w:val="28"/>
+          <w:sz w:val="26"/>
         </w:rPr>
         <w:t>🔚 收尾与回向（15 min）</w:t>
       </w:r>
@@ -6317,7 +6913,6 @@
       <w:r>
         <w:rPr>
           <w:b/>
-          <w:sz w:val="21"/>
         </w:rPr>
         <w:t>总结引导（主持人照读或化用）</w:t>
       </w:r>
@@ -6325,7 +6920,7 @@
     <w:p>
       <w:r>
         <w:rPr>
-          <w:sz w:val="21"/>
+          <w:b w:val="0"/>
         </w:rPr>
         <w:t>今晚我们走过了三步：第一步，佛陀指出两种极端——沉迷感官享乐与自我折磨苦行——都「没有利益」；第二步，如来避开两极而实践的中道，能「引生彻见、引生真知，通向寂静、胜智、正觉、涅盘」；第三步，这条中道不是抽象的「适度」，它有名有姓——就是八圣道分：正见、正思惟、正语、正业、正命、正精进、正念、正定。三十七菩提分七组之中，八道支正是本系列八周要一起走的主线。关于苦的止息（灭谛涅槃）的义理，本周只一句带过，详见读书09，此处不展开。</w:t>
       </w:r>
@@ -6334,61 +6929,39 @@
       <w:r>
         <w:rPr>
           <w:b/>
-          <w:sz w:val="21"/>
         </w:rPr>
         <w:t>今晚请带走这三样（主持人照读或化用）</w:t>
       </w:r>
     </w:p>
     <w:p>
       <w:pPr>
-        <w:ind w:left="340"/>
-      </w:pPr>
-      <w:r>
-        <w:rPr>
-          <w:color w:val="1F3864"/>
-          <w:sz w:val="21"/>
-        </w:rPr>
-        <w:t xml:space="preserve">• </w:t>
-      </w:r>
-      <w:r>
-        <w:rPr>
-          <w:sz w:val="21"/>
+        <w:pStyle w:val="ListBullet"/>
+      </w:pPr>
+      <w:r>
+        <w:rPr>
+          <w:b w:val="0"/>
         </w:rPr>
         <w:t>一句话：中道不是折中，是八支圣道这条路本身——今晚的答案将来不确定时，回这句话；</w:t>
       </w:r>
     </w:p>
     <w:p>
       <w:pPr>
-        <w:ind w:left="340"/>
-      </w:pPr>
-      <w:r>
-        <w:rPr>
-          <w:color w:val="1F3864"/>
-          <w:sz w:val="21"/>
-        </w:rPr>
-        <w:t xml:space="preserve">• </w:t>
-      </w:r>
-      <w:r>
-        <w:rPr>
-          <w:sz w:val="21"/>
+        <w:pStyle w:val="ListBullet"/>
+      </w:pPr>
+      <w:r>
+        <w:rPr>
+          <w:b w:val="0"/>
         </w:rPr>
         <w:t>一次观察：本周留意一次自己的「太松/太紧」，两三行字，自愿记录（即作业二）；</w:t>
       </w:r>
     </w:p>
     <w:p>
       <w:pPr>
-        <w:ind w:left="340"/>
-      </w:pPr>
-      <w:r>
-        <w:rPr>
-          <w:color w:val="1F3864"/>
-          <w:sz w:val="21"/>
-        </w:rPr>
-        <w:t xml:space="preserve">• </w:t>
-      </w:r>
-      <w:r>
-        <w:rPr>
-          <w:sz w:val="21"/>
+        <w:pStyle w:val="ListBullet"/>
+      </w:pPr>
+      <w:r>
+        <w:rPr>
+          <w:b w:val="0"/>
         </w:rPr>
         <w:t>一个期待：从八支里挑一支，作为你私下最想弄懂的那一支——八周之后我们可以对照看看，它是否还是你最初选的那支。</w:t>
       </w:r>
@@ -6396,7 +6969,7 @@
     <w:p>
       <w:r>
         <w:rPr>
-          <w:sz w:val="21"/>
+          <w:b w:val="0"/>
         </w:rPr>
         <w:t>（「三个带走」说完即可收束总结，不再展开；若时间紧张，只说一句话版：「带走一句话——中道是路不是折中；带走一次观察——留意太松太紧；下周我们读正见。」）</w:t>
       </w:r>
@@ -6405,7 +6978,6 @@
       <w:r>
         <w:rPr>
           <w:b/>
-          <w:sz w:val="21"/>
         </w:rPr>
         <w:t>下周预告</w:t>
       </w:r>
@@ -6413,7 +6985,7 @@
     <w:p>
       <w:r>
         <w:rPr>
-          <w:sz w:val="21"/>
+          <w:b w:val="0"/>
         </w:rPr>
         <w:t>下周主题：〈正见——修行的眼睛〉。今晚经文里说中道「引生彻见」——彻见靠什么？靠的就是八支之首的「正见」。下周我们将对照邪见，看正见的层次与它作为「修行眼睛」的角色。请完成本周作业（诵读八支名目；自愿记录一次「太松/太紧」的观察），下周自愿分享。</w:t>
       </w:r>
@@ -6422,79 +6994,50 @@
       <w:r>
         <w:rPr>
           <w:b/>
-          <w:sz w:val="21"/>
         </w:rPr>
         <w:t>本周作业详说（照读）</w:t>
       </w:r>
     </w:p>
     <w:p>
       <w:pPr>
-        <w:ind w:left="340"/>
-      </w:pPr>
-      <w:r>
-        <w:rPr>
-          <w:color w:val="1F3864"/>
-          <w:sz w:val="21"/>
-        </w:rPr>
-        <w:t xml:space="preserve">• </w:t>
-      </w:r>
-      <w:r>
-        <w:rPr>
-          <w:sz w:val="21"/>
+        <w:pStyle w:val="ListBullet"/>
+      </w:pPr>
+      <w:r>
+        <w:rPr>
+          <w:b w:val="0"/>
         </w:rPr>
         <w:t>作业一（全员，每日一次）：诵读八支圣道名目——「正见、正思惟、正语、正业、正命、正精进、正念、正定」。不需要背诵解释，念熟名字即可；今晚合诵已经开过头。顺序念错了也不要紧，八周里每周都会再念——名字念熟了，路名就熟了。</w:t>
       </w:r>
     </w:p>
     <w:p>
       <w:pPr>
-        <w:ind w:left="340"/>
-      </w:pPr>
-      <w:r>
-        <w:rPr>
-          <w:color w:val="1F3864"/>
-          <w:sz w:val="21"/>
-        </w:rPr>
-        <w:t xml:space="preserve">• </w:t>
-      </w:r>
-      <w:r>
-        <w:rPr>
-          <w:sz w:val="21"/>
+        <w:pStyle w:val="ListBullet"/>
+      </w:pPr>
+      <w:r>
+        <w:rPr>
+          <w:b w:val="0"/>
         </w:rPr>
         <w:t>作业二（自愿）：本周内记录一次「太松/太紧」的时刻——何时、何地、身体感觉、心里感觉，两三行字就够。下周第一轮分享时自愿谈，不交、不查、不点评。写给自己看的字不算「作业」，算「留下观察」。</w:t>
       </w:r>
     </w:p>
     <w:p>
       <w:pPr>
-        <w:ind w:left="340"/>
-      </w:pPr>
-      <w:r>
-        <w:rPr>
-          <w:color w:val="1F3864"/>
-          <w:sz w:val="21"/>
-        </w:rPr>
-        <w:t xml:space="preserve">• </w:t>
-      </w:r>
-      <w:r>
-        <w:rPr>
-          <w:sz w:val="21"/>
+        <w:pStyle w:val="ListBullet"/>
+      </w:pPr>
+      <w:r>
+        <w:rPr>
+          <w:b w:val="0"/>
         </w:rPr>
         <w:t>作业三（自愿，面向想多读的朋友）：重读今晚共读的①-3 与①-4 两段，对照寻找自己生活里的「两极时刻」；不必读◈扩展段。</w:t>
       </w:r>
     </w:p>
     <w:p>
       <w:pPr>
-        <w:ind w:left="340"/>
-      </w:pPr>
-      <w:r>
-        <w:rPr>
-          <w:color w:val="1F3864"/>
-          <w:sz w:val="21"/>
-        </w:rPr>
-        <w:t xml:space="preserve">• </w:t>
-      </w:r>
-      <w:r>
-        <w:rPr>
-          <w:sz w:val="21"/>
+        <w:pStyle w:val="ListBullet"/>
+      </w:pPr>
+      <w:r>
+        <w:rPr>
+          <w:b w:val="0"/>
         </w:rPr>
         <w:t>作业四（自愿，面向想延伸的朋友）：见文末「延伸阅读」表——《14 佛法之遗产.doc》讲「谁有资格继承佛陀的法遗産」，与本讲「得人身又遇佛法」的主题正好相接；用 ima 知识库搜索标题即可打开，读不读完、读多少都随意，下周不检查、不提问。再次说明：资料包内不附带任何外部临时链接，一切以 ima 知识库检索为打开方式。</w:t>
       </w:r>
@@ -6503,61 +7046,39 @@
       <w:r>
         <w:rPr>
           <w:b/>
-          <w:sz w:val="21"/>
         </w:rPr>
         <w:t>会务提醒（按实际情况宣读）</w:t>
       </w:r>
     </w:p>
     <w:p>
       <w:pPr>
-        <w:ind w:left="340"/>
-      </w:pPr>
-      <w:r>
-        <w:rPr>
-          <w:color w:val="1F3864"/>
-          <w:sz w:val="21"/>
-        </w:rPr>
-        <w:t xml:space="preserve">• </w:t>
-      </w:r>
-      <w:r>
-        <w:rPr>
-          <w:sz w:val="21"/>
+        <w:pStyle w:val="ListBullet"/>
+      </w:pPr>
+      <w:r>
+        <w:rPr>
+          <w:b w:val="0"/>
         </w:rPr>
         <w:t>下周时间与地点（或线上链接，由主办现场通知）；</w:t>
       </w:r>
     </w:p>
     <w:p>
       <w:pPr>
-        <w:ind w:left="340"/>
-      </w:pPr>
-      <w:r>
-        <w:rPr>
-          <w:color w:val="1F3864"/>
-          <w:sz w:val="21"/>
-        </w:rPr>
-        <w:t xml:space="preserve">• </w:t>
-      </w:r>
-      <w:r>
-        <w:rPr>
-          <w:sz w:val="21"/>
+        <w:pStyle w:val="ListBullet"/>
+      </w:pPr>
+      <w:r>
+        <w:rPr>
+          <w:b w:val="0"/>
         </w:rPr>
         <w:t>本周所有共读文本来自 ima 知识库「古源尊者开示及上座部佛教资料」，成员可在 ima 中搜索材料①②标题自行重读；资料包不附带外部临时链接；</w:t>
       </w:r>
     </w:p>
     <w:p>
       <w:pPr>
-        <w:ind w:left="340"/>
-      </w:pPr>
-      <w:r>
-        <w:rPr>
-          <w:color w:val="1F3864"/>
-          <w:sz w:val="21"/>
-        </w:rPr>
-        <w:t xml:space="preserve">• </w:t>
-      </w:r>
-      <w:r>
-        <w:rPr>
-          <w:sz w:val="21"/>
+        <w:pStyle w:val="ListBullet"/>
+      </w:pPr>
+      <w:r>
+        <w:rPr>
+          <w:b w:val="0"/>
         </w:rPr>
         <w:t>迟到/缺席不需要请假说明原因，向任何一位组织者知会一声即可；读书会的出勤不评比、不点名批评。</w:t>
       </w:r>
@@ -6566,7 +7087,6 @@
       <w:r>
         <w:rPr>
           <w:b/>
-          <w:sz w:val="21"/>
         </w:rPr>
         <w:t>回向词（主持人领读，全体跟读）</w:t>
       </w:r>
@@ -6574,7 +7094,7 @@
     <w:p>
       <w:r>
         <w:rPr>
-          <w:sz w:val="21"/>
+          <w:b w:val="0"/>
         </w:rPr>
         <w:t>（领读前留三息的静默——不需要宣布，只是自然地慢下来。八周的第一场回向，与每周的回向一样，是今晚最后、也是最轻的一句话。）</w:t>
       </w:r>
@@ -6582,7 +7102,7 @@
     <w:p>
       <w:r>
         <w:rPr>
-          <w:sz w:val="21"/>
+          <w:b w:val="0"/>
         </w:rPr>
         <w:t>愿以此功德，导向诸漏尽；</w:t>
       </w:r>
@@ -6590,7 +7110,7 @@
     <w:p>
       <w:r>
         <w:rPr>
-          <w:sz w:val="21"/>
+          <w:b w:val="0"/>
         </w:rPr>
         <w:t>愿以此功德，为证涅槃缘；</w:t>
       </w:r>
@@ -6598,7 +7118,7 @@
     <w:p>
       <w:r>
         <w:rPr>
-          <w:sz w:val="21"/>
+          <w:b w:val="0"/>
         </w:rPr>
         <w:t>我此功德分，回向诸有情；</w:t>
       </w:r>
@@ -6606,7 +7126,7 @@
     <w:p>
       <w:r>
         <w:rPr>
-          <w:sz w:val="21"/>
+          <w:b w:val="0"/>
         </w:rPr>
         <w:t>愿彼等一切，同得功德分。</w:t>
       </w:r>
@@ -6614,243 +7134,164 @@
     <w:p>
       <w:r>
         <w:rPr>
-          <w:sz w:val="21"/>
+          <w:b w:val="0"/>
         </w:rPr>
         <w:t>（回向毕，轻声道一句「下周同一时间，我们读『正见』」，随后散会。散会时不催促、不熄灯太早，留几分钟给想留下说话的人——第一晚的余温值得被善待。）</w:t>
       </w:r>
     </w:p>
     <w:p>
-      <w:pPr>
-        <w:spacing w:before="160" w:after="80"/>
-      </w:pPr>
-      <w:r>
-        <w:rPr>
-          <w:rFonts w:ascii="Microsoft YaHei" w:hAnsi="Microsoft YaHei" w:eastAsia="Microsoft YaHei"/>
+      <w:r>
+        <w:rPr>
           <w:b/>
           <w:color w:val="1F3864"/>
-          <w:sz w:val="28"/>
+          <w:sz w:val="26"/>
         </w:rPr>
         <w:t>📌 本讲主持人特别提醒</w:t>
       </w:r>
     </w:p>
     <w:p>
       <w:pPr>
-        <w:ind w:left="340"/>
+        <w:pStyle w:val="ListNumber"/>
       </w:pPr>
       <w:r>
         <w:rPr>
           <w:b/>
-          <w:sz w:val="21"/>
-        </w:rPr>
-        <w:t xml:space="preserve">1. </w:t>
-      </w:r>
+        </w:rPr>
+        <w:t>中道不是折中主义</w:t>
+      </w:r>
+      <w:r>
+        <w:rPr>
+          <w:b w:val="0"/>
+        </w:rPr>
+        <w:t>：引导讨论时严禁把中道讲成「各打五十大板」「中庸和稀泥」。中道的定义性特征是经文原句的三点——「避免两种极端」「引生彻见、引生真知」「通向寂静、胜智、正觉、涅盘」，并且它就是八支圣道这条道路本身。成员若问「躺平算不算中道」「差不多就行算不算」，回到定义对照，不作否定式批判。可用的话术：「这是个好问题——我们先看佛陀给中道的定义是哪三条，再拿它对照。」若仍有分歧，不追求当场说服，说「这个悬念我们可以带着走完八周」即可收束。</w:t>
+      </w:r>
+    </w:p>
+    <w:p>
+      <w:pPr>
+        <w:pStyle w:val="ListNumber"/>
+      </w:pPr>
       <w:r>
         <w:rPr>
           <w:b/>
-          <w:sz w:val="21"/>
-        </w:rPr>
-        <w:t>中道不是折中主义</w:t>
-      </w:r>
-      <w:r>
-        <w:rPr>
-          <w:sz w:val="21"/>
-        </w:rPr>
-        <w:t>：引导讨论时严禁把中道讲成「各打五十大板」「中庸和稀泥」。中道的定义性特征是经文原句的三点——「避免两种极端」「引生彻见、引生真知」「通向寂静、胜智、正觉、涅盘」，并且它就是八支圣道这条道路本身。成员若问「躺平算不算中道」「差不多就行算不算」，回到定义对照，不作否定式批判。可用的话术：「这是个好问题——我们先看佛陀给中道的定义是哪三条，再拿它对照。」若仍有分歧，不追求当场说服，说「这个悬念我们可以带着走完八周」即可收束。</w:t>
-      </w:r>
-    </w:p>
-    <w:p>
-      <w:pPr>
-        <w:ind w:left="340"/>
+        </w:rPr>
+        <w:t>心理安全 · 本周特别注意</w:t>
+      </w:r>
+      <w:r>
+        <w:rPr>
+          <w:b w:val="0"/>
+        </w:rPr>
+        <w:t>：避免成员把「不苦不乐」误解为冷漠——若讨论中出现「中道就是什么都无所谓/感情麻木」的表述，请主动澄清：中道不是没有感受，而是不随贪求与压榨两极摆荡；经文说中道「引生彻见、引生真知」，「寂静」指烦恼灭尽，不是情感钝化与冷漠。讨论时优先引用①-4原文回应，不用主持人个人观点压场。若成员分享自己正处在「情感麻木」状态（如经历丧失、倦怠），不展开心理分析，不贴标签，会后单独问候；必要时建议其寻求专业支持。</w:t>
+      </w:r>
+    </w:p>
+    <w:p>
+      <w:pPr>
+        <w:pStyle w:val="ListNumber"/>
       </w:pPr>
       <w:r>
         <w:rPr>
           <w:b/>
-          <w:sz w:val="21"/>
-        </w:rPr>
-        <w:t xml:space="preserve">2. </w:t>
-      </w:r>
+        </w:rPr>
+        <w:t>心理安全 · 两极对照不评判生活方式</w:t>
+      </w:r>
+      <w:r>
+        <w:rPr>
+          <w:b w:val="0"/>
+        </w:rPr>
+        <w:t>：两极对照讨论必然触及成员的饮食、消费、工作、休息习惯。主持人只引导「对照经文自察」，绝不评价「你这是纵欲」「你太苦行了」；讨论对象是行为与习惯，不是人格——不给成员贴「贪」「放逸」等标签，主持人自己也不以此自称或互称。白板只写现象词不写人名；若有人拿他人举反面例子（「我有个朋友他……」），温和改向：「我们今晚只谈现象和自己，不谈具体的人。」</w:t>
+      </w:r>
+    </w:p>
+    <w:p>
+      <w:pPr>
+        <w:pStyle w:val="ListNumber"/>
+      </w:pPr>
       <w:r>
         <w:rPr>
           <w:b/>
-          <w:sz w:val="21"/>
-        </w:rPr>
-        <w:t>心理安全 · 本周特别注意</w:t>
-      </w:r>
-      <w:r>
-        <w:rPr>
-          <w:sz w:val="21"/>
-        </w:rPr>
-        <w:t>：避免成员把「不苦不乐」误解为冷漠——若讨论中出现「中道就是什么都无所谓/感情麻木」的表述，请主动澄清：中道不是没有感受，而是不随贪求与压榨两极摆荡；经文说中道「引生彻见、引生真知」，「寂静」指烦恼灭尽，不是情感钝化与冷漠。讨论时优先引用①-4原文回应，不用主持人个人观点压场。若成员分享自己正处在「情感麻木」状态（如经历丧失、倦怠），不展开心理分析，不贴标签，会后单独问候；必要时建议其寻求专业支持。</w:t>
-      </w:r>
-    </w:p>
-    <w:p>
-      <w:pPr>
-        <w:ind w:left="340"/>
+        </w:rPr>
+        <w:t>灭谛仅一句带过</w:t>
+      </w:r>
+      <w:r>
+        <w:rPr>
+          <w:b w:val="0"/>
+        </w:rPr>
+        <w:t>：本周涉及「苦的止息／涅盘」话题时，以「详见读书09」一句带过，不展开有余涅槃、无余涅槃等义理（照录①-9为底稿，共读时作◈扩展段可整段跳读），避免与读书09内容重复。成员若追问「涅槃到底是什么」，回应话术：「这是好问题，读书09会专门讲灭与道；今晚我们先把『中道是通往它的路』这一句记住就够了。」同样，安般念方法细节归读书会01，第7周将从禅支与安止善巧角度回到正定，本周禅修只做基础觉察。边界感也是对其他班级成员的照顾：八周之后想深入的朋友，自然会走进下一本书、下一场共读。</w:t>
+      </w:r>
+    </w:p>
+    <w:p>
+      <w:pPr>
+        <w:pStyle w:val="ListNumber"/>
       </w:pPr>
       <w:r>
         <w:rPr>
           <w:b/>
-          <w:sz w:val="21"/>
-        </w:rPr>
-        <w:t xml:space="preserve">3. </w:t>
-      </w:r>
+        </w:rPr>
+        <w:t>分享自愿与情绪照顾（全系列通用）</w:t>
+      </w:r>
+      <w:r>
+        <w:rPr>
+          <w:b w:val="0"/>
+        </w:rPr>
+        <w:t>：不点名强迫发言，允许「跳过」；不诊断、不给心理学标签；成员情绪波动（落泪、长时间沉默、明显不适）时，提供呼吸放松或暂离选项，会后私下问候；讨论不逼迫任何人披露伤害经历。记住流程守护者的本分：出现情绪时刻，第一响应是「陪伴与选项」，不是「解释与劝导」——递纸巾、放慢语速、允许沉默，都是合格的主持动作。</w:t>
+      </w:r>
+    </w:p>
+    <w:p>
+      <w:pPr>
+        <w:pStyle w:val="ListNumber"/>
+      </w:pPr>
       <w:r>
         <w:rPr>
           <w:b/>
-          <w:sz w:val="21"/>
-        </w:rPr>
-        <w:t>心理安全 · 两极对照不评判生活方式</w:t>
-      </w:r>
-      <w:r>
-        <w:rPr>
-          <w:sz w:val="21"/>
-        </w:rPr>
-        <w:t>：两极对照讨论必然触及成员的饮食、消费、工作、休息习惯。主持人只引导「对照经文自察」，绝不评价「你这是纵欲」「你太苦行了」；讨论对象是行为与习惯，不是人格——不给成员贴「贪」「放逸」等标签，主持人自己也不以此自称或互称。白板只写现象词不写人名；若有人拿他人举反面例子（「我有个朋友他……」），温和改向：「我们今晚只谈现象和自己，不谈具体的人。」</w:t>
-      </w:r>
-    </w:p>
-    <w:p>
-      <w:pPr>
-        <w:ind w:left="340"/>
+        </w:rPr>
+        <w:t>照录纪律</w:t>
+      </w:r>
+      <w:r>
+        <w:rPr>
+          <w:b w:val="0"/>
+        </w:rPr>
+        <w:t>：共读逐字照读，（整理注记）跳过不读；★核心段（①-3/①-4/①-6/①-10/②-1）必读，◈扩展段时间紧可整段跳读；所有材料一律以 ima 知识库「打开方式」行检索获取，不使用任何临时链接。若知识库检索不到文本，宁可现场跳过该段并说明，也不要用记忆复述代替原文——「照录不虚构」是本系列铁律。材料②本周只有总纲段可用（知识库对该文件的提取止于此，缺口已在共读节说明），主持人不必向成员隐瞒这一点，如实一句带过即可。</w:t>
+      </w:r>
+    </w:p>
+    <w:p>
+      <w:pPr>
+        <w:pStyle w:val="ListNumber"/>
       </w:pPr>
       <w:r>
         <w:rPr>
           <w:b/>
-          <w:sz w:val="21"/>
-        </w:rPr>
-        <w:t xml:space="preserve">4. </w:t>
-      </w:r>
+        </w:rPr>
+        <w:t>首次聚会特别关照</w:t>
+      </w:r>
+      <w:r>
+        <w:rPr>
+          <w:b w:val="0"/>
+        </w:rPr>
+        <w:t>：本周是八周中的第一聚，三件事优先于任何教学目标——让每个人至少被看见一次（破冰微流程）、让每个人知道「不想说完全可以」（分享规则宣读时用平缓语气把「跳过」说在前头）、让每个人带走一个明确的下周钩子（下周预告＋作业二）。第一次聚会的沉默大多是「观望」而不是「抗拒」，不必过度补救；若有成员全程未发言，散会时一对一说一句「很高兴你今晚来」，比会上任何点名都更有效。另外：首次聚会后常有成员询问「需要带什么/需要先读什么」，标准回应是「带自己来就行，下周文本照发」——不给新成员布置前置任务，避免制造门槛。</w:t>
+      </w:r>
+    </w:p>
+    <w:p>
+      <w:pPr>
+        <w:pStyle w:val="ListNumber"/>
+      </w:pPr>
       <w:r>
         <w:rPr>
           <w:b/>
-          <w:sz w:val="21"/>
-        </w:rPr>
-        <w:t>灭谛仅一句带过</w:t>
-      </w:r>
-      <w:r>
-        <w:rPr>
-          <w:sz w:val="21"/>
-        </w:rPr>
-        <w:t>：本周涉及「苦的止息／涅盘」话题时，以「详见读书09」一句带过，不展开有余涅槃、无余涅槃等义理（照录①-9为底稿，共读时作◈扩展段可整段跳读），避免与读书09内容重复。成员若追问「涅槃到底是什么」，回应话术：「这是好问题，读书09会专门讲灭与道；今晚我们先把『中道是通往它的路』这一句记住就够了。」同样，安般念方法细节归读书会01，第7周将从禅支与安止善巧角度回到正定，本周禅修只做基础觉察。边界感也是对其他班级成员的照顾：八周之后想深入的朋友，自然会走进下一本书、下一场共读。</w:t>
-      </w:r>
-    </w:p>
-    <w:p>
-      <w:pPr>
-        <w:ind w:left="340"/>
-      </w:pPr>
-      <w:r>
-        <w:rPr>
-          <w:b/>
-          <w:sz w:val="21"/>
-        </w:rPr>
-        <w:t xml:space="preserve">5. </w:t>
-      </w:r>
-      <w:r>
-        <w:rPr>
-          <w:b/>
-          <w:sz w:val="21"/>
-        </w:rPr>
-        <w:t>分享自愿与情绪照顾（全系列通用）</w:t>
-      </w:r>
-      <w:r>
-        <w:rPr>
-          <w:sz w:val="21"/>
-        </w:rPr>
-        <w:t>：不点名强迫发言，允许「跳过」；不诊断、不给心理学标签；成员情绪波动（落泪、长时间沉默、明显不适）时，提供呼吸放松或暂离选项，会后私下问候；讨论不逼迫任何人披露伤害经历。记住流程守护者的本分：出现情绪时刻，第一响应是「陪伴与选项」，不是「解释与劝导」——递纸巾、放慢语速、允许沉默，都是合格的主持动作。</w:t>
-      </w:r>
-    </w:p>
-    <w:p>
-      <w:pPr>
-        <w:ind w:left="340"/>
-      </w:pPr>
-      <w:r>
-        <w:rPr>
-          <w:b/>
-          <w:sz w:val="21"/>
-        </w:rPr>
-        <w:t xml:space="preserve">6. </w:t>
-      </w:r>
-      <w:r>
-        <w:rPr>
-          <w:b/>
-          <w:sz w:val="21"/>
-        </w:rPr>
-        <w:t>照录纪律</w:t>
-      </w:r>
-      <w:r>
-        <w:rPr>
-          <w:sz w:val="21"/>
-        </w:rPr>
-        <w:t>：共读逐字照读，（整理注记）跳过不读；★核心段（①-3/①-4/①-6/①-10/②-1）必读，◈扩展段时间紧可整段跳读；所有材料一律以 ima 知识库「打开方式」行检索获取，不使用任何临时链接。若知识库检索不到文本，宁可现场跳过该段并说明，也不要用记忆复述代替原文——「照录不虚构」是本系列铁律。材料②本周只有总纲段可用（知识库对该文件的提取止于此，缺口已在共读节说明），主持人不必向成员隐瞒这一点，如实一句带过即可。</w:t>
-      </w:r>
-    </w:p>
-    <w:p>
-      <w:pPr>
-        <w:ind w:left="340"/>
-      </w:pPr>
-      <w:r>
-        <w:rPr>
-          <w:b/>
-          <w:sz w:val="21"/>
-        </w:rPr>
-        <w:t xml:space="preserve">7. </w:t>
-      </w:r>
-      <w:r>
-        <w:rPr>
-          <w:b/>
-          <w:sz w:val="21"/>
-        </w:rPr>
-        <w:t>首次聚会特别关照</w:t>
-      </w:r>
-      <w:r>
-        <w:rPr>
-          <w:sz w:val="21"/>
-        </w:rPr>
-        <w:t>：本周是八周中的第一聚，三件事优先于任何教学目标——让每个人至少被看见一次（破冰微流程）、让每个人知道「不想说完全可以」（分享规则宣读时用平缓语气把「跳过」说在前头）、让每个人带走一个明确的下周钩子（下周预告＋作业二）。第一次聚会的沉默大多是「观望」而不是「抗拒」，不必过度补救；若有成员全程未发言，散会时一对一说一句「很高兴你今晚来」，比会上任何点名都更有效。另外：首次聚会后常有成员询问「需要带什么/需要先读什么」，标准回应是「带自己来就行，下周文本照发」——不给新成员布置前置任务，避免制造门槛。</w:t>
-      </w:r>
-    </w:p>
-    <w:p>
-      <w:pPr>
-        <w:ind w:left="340"/>
-      </w:pPr>
-      <w:r>
-        <w:rPr>
-          <w:b/>
-          <w:sz w:val="21"/>
-        </w:rPr>
-        <w:t xml:space="preserve">8. </w:t>
-      </w:r>
-      <w:r>
-        <w:rPr>
-          <w:b/>
-          <w:sz w:val="21"/>
         </w:rPr>
         <w:t>主持人自己的中道（给你自己的提醒）</w:t>
       </w:r>
       <w:r>
         <w:rPr>
-          <w:sz w:val="21"/>
+          <w:b w:val="0"/>
         </w:rPr>
         <w:t>：第一周你最可能走的两极——「准备过度」（把今晚上成课，塞满解释，把每段都讲透）与「准备不足」（只念流程，遇到提问就慌）。中道的做法今晚已经演示给你了：原文读得慢而稳，解释只出现在「操作行」与「衔接词」，其余时间把空间交给成员。散会后不必立刻复盘「哪里没讲好」，先为自己今晚守了两个小时的流程而感到踏实——你不需要成为最懂法的人，只需要成为最值得信赖的守护者。八周很长，第一周结束时的你只需要比开场时多认识每一位成员的脸，这就足够了。</w:t>
       </w:r>
     </w:p>
-    <w:p>
-      <w:r>
-        <w:rPr>
-          <w:sz w:val="21"/>
-        </w:rPr>
-        <w:t>&lt;!--EXT_READ--&gt;</w:t>
-      </w:r>
-    </w:p>
-    <w:p>
-      <w:pPr>
-        <w:spacing w:before="160" w:after="80"/>
-      </w:pPr>
-      <w:r>
-        <w:rPr>
-          <w:rFonts w:ascii="Microsoft YaHei" w:hAnsi="Microsoft YaHei" w:eastAsia="Microsoft YaHei"/>
+    <w:p/>
+    <w:p>
+      <w:r>
+        <w:rPr>
           <w:b/>
           <w:color w:val="1F3864"/>
-          <w:sz w:val="28"/>
+          <w:sz w:val="26"/>
         </w:rPr>
         <w:t>📖 延伸阅读</w:t>
       </w:r>
@@ -6859,7 +7300,6 @@
       <w:tblPr>
         <w:tblStyle w:val="TableGrid"/>
         <w:tblW w:type="auto" w:w="0"/>
-        <w:jc w:val="center"/>
         <w:tblLook w:firstColumn="1" w:firstRow="1" w:lastColumn="0" w:lastRow="0" w:noHBand="0" w:noVBand="1" w:val="04A0"/>
       </w:tblPr>
       <w:tblGrid>
@@ -6872,17 +7312,20 @@
         <w:tc>
           <w:tcPr>
             <w:tcW w:type="dxa" w:w="2409"/>
-            <w:shd w:val="clear" w:color="auto" w:fill="1F3864"/>
+            <w:shd w:val="clear" w:fill="1F3864"/>
           </w:tcPr>
           <w:p>
-            <w:pPr>
-              <w:spacing w:after="20"/>
-            </w:pPr>
             <w:r>
               <w:rPr>
-                <w:b/>
                 <w:color w:val="FFFFFF"/>
-                <w:sz w:val="19"/>
+                <w:sz w:val="18"/>
+              </w:rPr>
+            </w:r>
+            <w:r>
+              <w:rPr>
+                <w:b w:val="0"/>
+                <w:color w:val="FFFFFF"/>
+                <w:sz w:val="18"/>
               </w:rPr>
               <w:t>材料</w:t>
             </w:r>
@@ -6891,17 +7334,20 @@
         <w:tc>
           <w:tcPr>
             <w:tcW w:type="dxa" w:w="2409"/>
-            <w:shd w:val="clear" w:color="auto" w:fill="1F3864"/>
+            <w:shd w:val="clear" w:fill="1F3864"/>
           </w:tcPr>
           <w:p>
-            <w:pPr>
-              <w:spacing w:after="20"/>
-            </w:pPr>
             <w:r>
               <w:rPr>
-                <w:b/>
                 <w:color w:val="FFFFFF"/>
-                <w:sz w:val="19"/>
+                <w:sz w:val="18"/>
+              </w:rPr>
+            </w:r>
+            <w:r>
+              <w:rPr>
+                <w:b w:val="0"/>
+                <w:color w:val="FFFFFF"/>
+                <w:sz w:val="18"/>
               </w:rPr>
               <w:t>出处</w:t>
             </w:r>
@@ -6910,17 +7356,20 @@
         <w:tc>
           <w:tcPr>
             <w:tcW w:type="dxa" w:w="2409"/>
-            <w:shd w:val="clear" w:color="auto" w:fill="1F3864"/>
+            <w:shd w:val="clear" w:fill="1F3864"/>
           </w:tcPr>
           <w:p>
-            <w:pPr>
-              <w:spacing w:after="20"/>
-            </w:pPr>
             <w:r>
               <w:rPr>
-                <w:b/>
                 <w:color w:val="FFFFFF"/>
-                <w:sz w:val="19"/>
+                <w:sz w:val="18"/>
+              </w:rPr>
+            </w:r>
+            <w:r>
+              <w:rPr>
+                <w:b w:val="0"/>
+                <w:color w:val="FFFFFF"/>
+                <w:sz w:val="18"/>
               </w:rPr>
               <w:t>media_id</w:t>
             </w:r>
@@ -6929,17 +7378,20 @@
         <w:tc>
           <w:tcPr>
             <w:tcW w:type="dxa" w:w="2409"/>
-            <w:shd w:val="clear" w:color="auto" w:fill="1F3864"/>
+            <w:shd w:val="clear" w:fill="1F3864"/>
           </w:tcPr>
           <w:p>
-            <w:pPr>
-              <w:spacing w:after="20"/>
-            </w:pPr>
             <w:r>
               <w:rPr>
-                <w:b/>
                 <w:color w:val="FFFFFF"/>
-                <w:sz w:val="19"/>
+                <w:sz w:val="18"/>
+              </w:rPr>
+            </w:r>
+            <w:r>
+              <w:rPr>
+                <w:b w:val="0"/>
+                <w:color w:val="FFFFFF"/>
+                <w:sz w:val="18"/>
               </w:rPr>
               <w:t>说明</w:t>
             </w:r>
@@ -6952,12 +7404,15 @@
             <w:tcW w:type="dxa" w:w="2409"/>
           </w:tcPr>
           <w:p>
-            <w:pPr>
-              <w:spacing w:after="20"/>
-            </w:pPr>
             <w:r>
               <w:rPr>
-                <w:sz w:val="19"/>
+                <w:sz w:val="18"/>
+              </w:rPr>
+            </w:r>
+            <w:r>
+              <w:rPr>
+                <w:b w:val="0"/>
+                <w:sz w:val="18"/>
               </w:rPr>
               <w:t>《14 佛法之遗产.doc》</w:t>
             </w:r>
@@ -6968,12 +7423,15 @@
             <w:tcW w:type="dxa" w:w="2409"/>
           </w:tcPr>
           <w:p>
-            <w:pPr>
-              <w:spacing w:after="20"/>
-            </w:pPr>
             <w:r>
               <w:rPr>
-                <w:sz w:val="19"/>
+                <w:sz w:val="18"/>
+              </w:rPr>
+            </w:r>
+            <w:r>
+              <w:rPr>
+                <w:b w:val="0"/>
+                <w:sz w:val="18"/>
               </w:rPr>
               <w:t>古源尊者开示及上座部佛教资料</w:t>
             </w:r>
@@ -6984,14 +7442,17 @@
             <w:tcW w:type="dxa" w:w="2409"/>
           </w:tcPr>
           <w:p>
-            <w:pPr>
-              <w:spacing w:after="20"/>
-            </w:pPr>
             <w:r>
               <w:rPr>
-                <w:sz w:val="19"/>
+                <w:sz w:val="18"/>
               </w:rPr>
-              <w:t>`word_d0dd1c0cd17209afe241ece24bf6b7b4_598a6d5acaa4dd8533efedb47260a7ca7439961422831605`</w:t>
+            </w:r>
+            <w:r>
+              <w:rPr>
+                <w:b w:val="0"/>
+                <w:sz w:val="18"/>
+              </w:rPr>
+              <w:t>word_d0dd1c0cd17209afe241ece24bf6b7b4_598a6d5acaa4dd8533efedb47260a7ca7439961422831605</w:t>
             </w:r>
           </w:p>
         </w:tc>
@@ -7000,12 +7461,15 @@
             <w:tcW w:type="dxa" w:w="2409"/>
           </w:tcPr>
           <w:p>
-            <w:pPr>
-              <w:spacing w:after="20"/>
-            </w:pPr>
             <w:r>
               <w:rPr>
-                <w:sz w:val="19"/>
+                <w:sz w:val="18"/>
+              </w:rPr>
+            </w:r>
+            <w:r>
+              <w:rPr>
+                <w:b w:val="0"/>
+                <w:sz w:val="18"/>
               </w:rPr>
               <w:t>延伸阅读：佛陀四十五年教法的「遗产」总览视角，可帮助理解八正道在整体教法中的位置；本周只列表不照录</w:t>
             </w:r>
@@ -7016,15 +7480,18 @@
         <w:tc>
           <w:tcPr>
             <w:tcW w:type="dxa" w:w="2409"/>
-            <w:shd w:val="clear" w:color="auto" w:fill="F2F2F2"/>
+            <w:shd w:val="clear" w:fill="F2F5FA"/>
           </w:tcPr>
           <w:p>
-            <w:pPr>
-              <w:spacing w:after="20"/>
-            </w:pPr>
             <w:r>
               <w:rPr>
-                <w:sz w:val="19"/>
+                <w:sz w:val="18"/>
+              </w:rPr>
+            </w:r>
+            <w:r>
+              <w:rPr>
+                <w:b w:val="0"/>
+                <w:sz w:val="18"/>
               </w:rPr>
               <w:t>《转正法x轮.doc》（本周共读外章节）</w:t>
             </w:r>
@@ -7033,15 +7500,18 @@
         <w:tc>
           <w:tcPr>
             <w:tcW w:type="dxa" w:w="2409"/>
-            <w:shd w:val="clear" w:color="auto" w:fill="F2F2F2"/>
+            <w:shd w:val="clear" w:fill="F2F5FA"/>
           </w:tcPr>
           <w:p>
-            <w:pPr>
-              <w:spacing w:after="20"/>
-            </w:pPr>
             <w:r>
               <w:rPr>
-                <w:sz w:val="19"/>
+                <w:sz w:val="18"/>
+              </w:rPr>
+            </w:r>
+            <w:r>
+              <w:rPr>
+                <w:b w:val="0"/>
+                <w:sz w:val="18"/>
               </w:rPr>
               <w:t>古源尊者开示及上座部佛教资料</w:t>
             </w:r>
@@ -7050,32 +7520,38 @@
         <w:tc>
           <w:tcPr>
             <w:tcW w:type="dxa" w:w="2409"/>
-            <w:shd w:val="clear" w:color="auto" w:fill="F2F2F2"/>
+            <w:shd w:val="clear" w:fill="F2F5FA"/>
           </w:tcPr>
           <w:p>
-            <w:pPr>
-              <w:spacing w:after="20"/>
-            </w:pPr>
             <w:r>
               <w:rPr>
-                <w:sz w:val="19"/>
+                <w:sz w:val="18"/>
               </w:rPr>
-              <w:t>`word_d0dd1c0cd17209afe241ece24bf6b7b4_59ef6cd3cff346dbf7ec5d610c9a01ed7439961422831605`</w:t>
+            </w:r>
+            <w:r>
+              <w:rPr>
+                <w:b w:val="0"/>
+                <w:sz w:val="18"/>
+              </w:rPr>
+              <w:t>word_d0dd1c0cd17209afe241ece24bf6b7b4_59ef6cd3cff346dbf7ec5d610c9a01ed7439961422831605</w:t>
             </w:r>
           </w:p>
         </w:tc>
         <w:tc>
           <w:tcPr>
             <w:tcW w:type="dxa" w:w="2409"/>
-            <w:shd w:val="clear" w:color="auto" w:fill="F2F2F2"/>
+            <w:shd w:val="clear" w:fill="F2F5FA"/>
           </w:tcPr>
           <w:p>
-            <w:pPr>
-              <w:spacing w:after="20"/>
-            </w:pPr>
             <w:r>
               <w:rPr>
-                <w:sz w:val="19"/>
+                <w:sz w:val="18"/>
+              </w:rPr>
+            </w:r>
+            <w:r>
+              <w:rPr>
+                <w:b w:val="0"/>
+                <w:sz w:val="18"/>
               </w:rPr>
               <w:t>与本周共读同书；学有余力者可自读《转法轮经》后续章节（「如何修行了悟四圣谛」等），本周共读未录部分</w:t>
             </w:r>
@@ -7088,12 +7564,15 @@
             <w:tcW w:type="dxa" w:w="2409"/>
           </w:tcPr>
           <w:p>
-            <w:pPr>
-              <w:spacing w:after="20"/>
-            </w:pPr>
             <w:r>
               <w:rPr>
-                <w:sz w:val="19"/>
+                <w:sz w:val="18"/>
+              </w:rPr>
+            </w:r>
+            <w:r>
+              <w:rPr>
+                <w:b w:val="0"/>
+                <w:sz w:val="18"/>
               </w:rPr>
               <w:t>《05 三十七菩提分.doc》（第8周复用）</w:t>
             </w:r>
@@ -7104,12 +7583,15 @@
             <w:tcW w:type="dxa" w:w="2409"/>
           </w:tcPr>
           <w:p>
-            <w:pPr>
-              <w:spacing w:after="20"/>
-            </w:pPr>
             <w:r>
               <w:rPr>
-                <w:sz w:val="19"/>
+                <w:sz w:val="18"/>
+              </w:rPr>
+            </w:r>
+            <w:r>
+              <w:rPr>
+                <w:b w:val="0"/>
+                <w:sz w:val="18"/>
               </w:rPr>
               <w:t>古源尊者开示及上座部佛教资料</w:t>
             </w:r>
@@ -7120,14 +7602,17 @@
             <w:tcW w:type="dxa" w:w="2409"/>
           </w:tcPr>
           <w:p>
-            <w:pPr>
-              <w:spacing w:after="20"/>
-            </w:pPr>
             <w:r>
               <w:rPr>
-                <w:sz w:val="19"/>
+                <w:sz w:val="18"/>
               </w:rPr>
-              <w:t>`word_d0dd1c0cd17209afe241ece24bf6b7b4_4605e3287cefd417c838d19cbc37bc557439961422831605`</w:t>
+            </w:r>
+            <w:r>
+              <w:rPr>
+                <w:b w:val="0"/>
+                <w:sz w:val="18"/>
+              </w:rPr>
+              <w:t>word_d0dd1c0cd17209afe241ece24bf6b7b4_4605e3287cefd417c838d19cbc37bc557439961422831605</w:t>
             </w:r>
           </w:p>
         </w:tc>
@@ -7136,12 +7621,15 @@
             <w:tcW w:type="dxa" w:w="2409"/>
           </w:tcPr>
           <w:p>
-            <w:pPr>
-              <w:spacing w:after="20"/>
-            </w:pPr>
             <w:r>
               <w:rPr>
-                <w:sz w:val="19"/>
+                <w:sz w:val="18"/>
+              </w:rPr>
+            </w:r>
+            <w:r>
+              <w:rPr>
+                <w:b w:val="0"/>
+                <w:sz w:val="18"/>
               </w:rPr>
               <w:t>与本周共读同文件；第8周〈十二道分与八正道在生活中的实践路径〉将复用并另取段落，现阶段可预览七组名目</w:t>
             </w:r>
@@ -7149,38 +7637,17 @@
         </w:tc>
       </w:tr>
     </w:tbl>
-    <w:p>
-      <w:r>
-        <w:rPr>
-          <w:sz w:val="21"/>
-        </w:rPr>
-        <w:t>&lt;!--/EXT_READ--&gt;</w:t>
-      </w:r>
-    </w:p>
-    <w:p>
-      <w:r>
-        <w:rPr>
-          <w:sz w:val="21"/>
-        </w:rPr>
-        <w:t>&lt;!--W_LEAD--&gt;</w:t>
-      </w:r>
-    </w:p>
-    <w:p>
-      <w:r>
-        <w:rPr>
-          <w:sz w:val="21"/>
+    <w:p/>
+    <w:p/>
+    <w:p>
+      <w:r>
+        <w:rPr>
+          <w:b w:val="0"/>
         </w:rPr>
         <w:t>主持人开场提示：欢迎来到《八正道实践》第一周。今晚不急着「修行」，先一起读佛陀成道后的第一场开示《转法轮经》——看清什么是中道、什么不是。请把手机调至静音，找一个舒服的坐姿，我们开始。</w:t>
       </w:r>
     </w:p>
-    <w:p>
-      <w:r>
-        <w:rPr>
-          <w:sz w:val="21"/>
-        </w:rPr>
-        <w:t>&lt;!--/W_LEAD--&gt;</w:t>
-      </w:r>
-    </w:p>
+    <w:p/>
     <w:sectPr>
       <w:headerReference w:type="default" r:id="rId9"/>
       <w:footerReference w:type="default" r:id="rId10"/>
@@ -7200,7 +7667,11 @@
       <w:pStyle w:val="Footer"/>
       <w:jc w:val="center"/>
     </w:pPr>
-    <w:fldSimple w:instr="PAGE"/>
+    <w:r>
+      <w:fldChar w:fldCharType="begin"/>
+      <w:instrText xml:space="preserve">PAGE</w:instrText>
+      <w:fldChar w:fldCharType="end"/>
+    </w:r>
   </w:p>
 </w:ftr>
 </file>
@@ -7214,10 +7685,10 @@
     </w:pPr>
     <w:r>
       <w:rPr>
-        <w:color w:val="808080"/>
+        <w:color w:val="1F3864"/>
         <w:sz w:val="16"/>
       </w:rPr>
-      <w:t>读书会10·第1周·中道——八正道的总纲（朗读优化版）</w:t>
+      <w:t>读书会10 · 第1周 · 朗读优化版（8周版） · 主持人版</w:t>
     </w:r>
   </w:p>
 </w:hdr>
@@ -7586,11 +8057,8 @@
     <w:name w:val="Normal"/>
     <w:qFormat/>
     <w:rsid w:val="00FC693F"/>
-    <w:pPr>
-      <w:spacing w:line="324" w:lineRule="auto" w:after="60"/>
-    </w:pPr>
     <w:rPr>
-      <w:rFonts w:ascii="Microsoft YaHei" w:hAnsi="Microsoft YaHei" w:eastAsia="Microsoft YaHei"/>
+      <w:rFonts w:ascii="等线" w:hAnsi="等线" w:eastAsia="宋体"/>
       <w:sz w:val="21"/>
     </w:rPr>
   </w:style>
